--- a/USAGE.docx
+++ b/USAGE.docx
@@ -2,7 +2,7 @@
 <file path=word/document.xml><?xml version="1.0" encoding="utf-8"?>
 <w:document xmlns:w="http://schemas.openxmlformats.org/wordprocessingml/2006/main" xmlns:m="http://schemas.openxmlformats.org/officeDocument/2006/math" xmlns:r="http://schemas.openxmlformats.org/officeDocument/2006/relationships" xmlns:o="urn:schemas-microsoft-com:office:office" xmlns:v="urn:schemas-microsoft-com:vml" xmlns:w10="urn:schemas-microsoft-com:office:word" xmlns:a="http://schemas.openxmlformats.org/drawingml/2006/main" xmlns:pic="http://schemas.openxmlformats.org/drawingml/2006/picture" xmlns:wp="http://schemas.openxmlformats.org/drawingml/2006/wordprocessingDrawing">
   <w:body>
-    <w:bookmarkStart w:id="60" w:name="usage-guide"/>
+    <w:bookmarkStart w:id="72" w:name="usage-guide"/>
     <w:p>
       <w:pPr>
         <w:pStyle w:val="Heading1"/>
@@ -394,6 +394,41 @@
         </w:numPr>
         <w:pStyle w:val="Compact"/>
       </w:pPr>
+      <w:hyperlink w:anchor="what-is-tokenizerjson">
+        <w:r>
+          <w:rPr>
+            <w:rStyle w:val="Hyperlink"/>
+          </w:rPr>
+          <w:t xml:space="preserve">What is</w:t>
+        </w:r>
+        <w:r>
+          <w:rPr>
+            <w:rStyle w:val="Hyperlink"/>
+          </w:rPr>
+          <w:t xml:space="preserve"> </w:t>
+        </w:r>
+        <w:r>
+          <w:rPr>
+            <w:rStyle w:val="VerbatimChar"/>
+          </w:rPr>
+          <w:t xml:space="preserve">tokenizer.json</w:t>
+        </w:r>
+        <w:r>
+          <w:rPr>
+            <w:rStyle w:val="Hyperlink"/>
+          </w:rPr>
+          <w:t xml:space="preserve">?</w:t>
+        </w:r>
+      </w:hyperlink>
+    </w:p>
+    <w:p>
+      <w:pPr>
+        <w:numPr>
+          <w:ilvl w:val="1"/>
+          <w:numId w:val="1004"/>
+        </w:numPr>
+        <w:pStyle w:val="Compact"/>
+      </w:pPr>
       <w:hyperlink w:anchor="real-local-gguf-model">
         <w:r>
           <w:rPr>
@@ -411,12 +446,177 @@
         </w:numPr>
         <w:pStyle w:val="Compact"/>
       </w:pPr>
+      <w:hyperlink w:anchor="where-to-get-models">
+        <w:r>
+          <w:rPr>
+            <w:rStyle w:val="Hyperlink"/>
+          </w:rPr>
+          <w:t xml:space="preserve">Where to Get Models</w:t>
+        </w:r>
+      </w:hyperlink>
+    </w:p>
+    <w:p>
+      <w:pPr>
+        <w:numPr>
+          <w:ilvl w:val="1"/>
+          <w:numId w:val="1004"/>
+        </w:numPr>
+        <w:pStyle w:val="Compact"/>
+      </w:pPr>
       <w:hyperlink w:anchor="gpu-acceleration">
         <w:r>
           <w:rPr>
             <w:rStyle w:val="Hyperlink"/>
           </w:rPr>
           <w:t xml:space="preserve">GPU Acceleration</w:t>
+        </w:r>
+      </w:hyperlink>
+    </w:p>
+    <w:p>
+      <w:pPr>
+        <w:numPr>
+          <w:ilvl w:val="0"/>
+          <w:numId w:val="1001"/>
+        </w:numPr>
+        <w:pStyle w:val="Compact"/>
+      </w:pPr>
+      <w:hyperlink w:anchor="configuration-settingsjson">
+        <w:r>
+          <w:rPr>
+            <w:rStyle w:val="Hyperlink"/>
+          </w:rPr>
+          <w:t xml:space="preserve">Configuration (</w:t>
+        </w:r>
+        <w:r>
+          <w:rPr>
+            <w:rStyle w:val="VerbatimChar"/>
+          </w:rPr>
+          <w:t xml:space="preserve">settings.json</w:t>
+        </w:r>
+        <w:r>
+          <w:rPr>
+            <w:rStyle w:val="Hyperlink"/>
+          </w:rPr>
+          <w:t xml:space="preserve">)</w:t>
+        </w:r>
+      </w:hyperlink>
+    </w:p>
+    <w:p>
+      <w:pPr>
+        <w:numPr>
+          <w:ilvl w:val="1"/>
+          <w:numId w:val="1005"/>
+        </w:numPr>
+        <w:pStyle w:val="Compact"/>
+      </w:pPr>
+      <w:hyperlink w:anchor="discovery-order--precedence">
+        <w:r>
+          <w:rPr>
+            <w:rStyle w:val="Hyperlink"/>
+          </w:rPr>
+          <w:t xml:space="preserve">Discovery Order &amp; Precedence</w:t>
+        </w:r>
+      </w:hyperlink>
+    </w:p>
+    <w:p>
+      <w:pPr>
+        <w:numPr>
+          <w:ilvl w:val="1"/>
+          <w:numId w:val="1005"/>
+        </w:numPr>
+        <w:pStyle w:val="Compact"/>
+      </w:pPr>
+      <w:hyperlink w:anchor="full-reference">
+        <w:r>
+          <w:rPr>
+            <w:rStyle w:val="Hyperlink"/>
+          </w:rPr>
+          <w:t xml:space="preserve">Full Reference</w:t>
+        </w:r>
+      </w:hyperlink>
+    </w:p>
+    <w:p>
+      <w:pPr>
+        <w:numPr>
+          <w:ilvl w:val="1"/>
+          <w:numId w:val="1005"/>
+        </w:numPr>
+        <w:pStyle w:val="Compact"/>
+      </w:pPr>
+      <w:hyperlink w:anchor="common-recipes">
+        <w:r>
+          <w:rPr>
+            <w:rStyle w:val="Hyperlink"/>
+          </w:rPr>
+          <w:t xml:space="preserve">Common Recipes</w:t>
+        </w:r>
+      </w:hyperlink>
+    </w:p>
+    <w:p>
+      <w:pPr>
+        <w:numPr>
+          <w:ilvl w:val="0"/>
+          <w:numId w:val="1001"/>
+        </w:numPr>
+        <w:pStyle w:val="Compact"/>
+      </w:pPr>
+      <w:hyperlink w:anchor="customizing--extending">
+        <w:r>
+          <w:rPr>
+            <w:rStyle w:val="Hyperlink"/>
+          </w:rPr>
+          <w:t xml:space="preserve">Customizing &amp; Extending</w:t>
+        </w:r>
+      </w:hyperlink>
+    </w:p>
+    <w:p>
+      <w:pPr>
+        <w:numPr>
+          <w:ilvl w:val="1"/>
+          <w:numId w:val="1006"/>
+        </w:numPr>
+        <w:pStyle w:val="Compact"/>
+      </w:pPr>
+      <w:hyperlink w:anchor="adding-a-new-skill">
+        <w:r>
+          <w:rPr>
+            <w:rStyle w:val="Hyperlink"/>
+          </w:rPr>
+          <w:t xml:space="preserve">Adding a New Skill</w:t>
+        </w:r>
+      </w:hyperlink>
+    </w:p>
+    <w:p>
+      <w:pPr>
+        <w:numPr>
+          <w:ilvl w:val="1"/>
+          <w:numId w:val="1006"/>
+        </w:numPr>
+        <w:pStyle w:val="Compact"/>
+      </w:pPr>
+      <w:hyperlink w:anchor="adding-a-new-tool">
+        <w:r>
+          <w:rPr>
+            <w:rStyle w:val="Hyperlink"/>
+          </w:rPr>
+          <w:t xml:space="preserve">Adding a New Tool</w:t>
+        </w:r>
+      </w:hyperlink>
+    </w:p>
+    <w:p>
+      <w:pPr>
+        <w:numPr>
+          <w:ilvl w:val="1"/>
+          <w:numId w:val="1006"/>
+        </w:numPr>
+        <w:pStyle w:val="Compact"/>
+      </w:pPr>
+      <w:hyperlink w:anchor="training-a-needle-model-for-a-task">
+        <w:r>
+          <w:rPr>
+            <w:rStyle w:val="Hyperlink"/>
+          </w:rPr>
+          <w:t xml:space="preserve">Training a Needle Model for a Task</w:t>
         </w:r>
       </w:hyperlink>
     </w:p>
@@ -1155,6 +1355,88 @@
           </w:p>
         </w:tc>
       </w:tr>
+      <w:tr>
+        <w:tc>
+          <w:tcPr/>
+          <w:p>
+            <w:pPr>
+              <w:pStyle w:val="Compact"/>
+              <w:jc w:val="left"/>
+            </w:pPr>
+            <w:r>
+              <w:rPr>
+                <w:rStyle w:val="VerbatimChar"/>
+              </w:rPr>
+              <w:t xml:space="preserve">--settings &lt;FILE&gt;</w:t>
+            </w:r>
+          </w:p>
+        </w:tc>
+        <w:tc>
+          <w:tcPr/>
+          <w:p>
+            <w:pPr>
+              <w:pStyle w:val="Compact"/>
+              <w:jc w:val="left"/>
+            </w:pPr>
+            <w:r>
+              <w:t xml:space="preserve">Path to a</w:t>
+            </w:r>
+            <w:r>
+              <w:t xml:space="preserve"> </w:t>
+            </w:r>
+            <w:r>
+              <w:rPr>
+                <w:rStyle w:val="VerbatimChar"/>
+              </w:rPr>
+              <w:t xml:space="preserve">settings.json</w:t>
+            </w:r>
+            <w:r>
+              <w:t xml:space="preserve"> </w:t>
+            </w:r>
+            <w:r>
+              <w:t xml:space="preserve">(used by the</w:t>
+            </w:r>
+            <w:r>
+              <w:t xml:space="preserve"> </w:t>
+            </w:r>
+            <w:r>
+              <w:rPr>
+                <w:rStyle w:val="VerbatimChar"/>
+              </w:rPr>
+              <w:t xml:space="preserve">agent</w:t>
+            </w:r>
+            <w:r>
+              <w:t xml:space="preserve"> </w:t>
+            </w:r>
+            <w:r>
+              <w:t xml:space="preserve">sub-command)</w:t>
+            </w:r>
+          </w:p>
+        </w:tc>
+        <w:tc>
+          <w:tcPr/>
+          <w:p>
+            <w:pPr>
+              <w:pStyle w:val="Compact"/>
+              <w:jc w:val="left"/>
+            </w:pPr>
+            <w:r>
+              <w:t xml:space="preserve">auto-discovered (</w:t>
+            </w:r>
+            <w:hyperlink w:anchor="configuration-settingsjson">
+              <w:r>
+                <w:rPr>
+                  <w:rStyle w:val="Hyperlink"/>
+                </w:rPr>
+                <w:t xml:space="preserve">details</w:t>
+              </w:r>
+            </w:hyperlink>
+            <w:r>
+              <w:t xml:space="preserve">)</w:t>
+            </w:r>
+          </w:p>
+        </w:tc>
+      </w:tr>
     </w:tbl>
     <w:p>
       <w:pPr>
@@ -2486,6 +2768,56 @@
       <w:r>
         <w:t xml:space="preserve">files from this directory at startup</w:t>
       </w:r>
+      <w:r>
+        <w:t xml:space="preserve"> </w:t>
+      </w:r>
+      <w:r>
+        <w:t xml:space="preserve">-</w:t>
+      </w:r>
+      <w:r>
+        <w:t xml:space="preserve"> </w:t>
+      </w:r>
+      <w:r>
+        <w:rPr>
+          <w:rStyle w:val="VerbatimChar"/>
+        </w:rPr>
+        <w:t xml:space="preserve">--settings &lt;FILE&gt;</w:t>
+      </w:r>
+      <w:r>
+        <w:t xml:space="preserve"> </w:t>
+      </w:r>
+      <w:r>
+        <w:t xml:space="preserve">— path to a</w:t>
+      </w:r>
+      <w:r>
+        <w:t xml:space="preserve"> </w:t>
+      </w:r>
+      <w:r>
+        <w:rPr>
+          <w:rStyle w:val="VerbatimChar"/>
+        </w:rPr>
+        <w:t xml:space="preserve">settings.json</w:t>
+      </w:r>
+      <w:r>
+        <w:t xml:space="preserve"> </w:t>
+      </w:r>
+      <w:r>
+        <w:t xml:space="preserve">(global flag; see</w:t>
+      </w:r>
+      <w:r>
+        <w:t xml:space="preserve"> </w:t>
+      </w:r>
+      <w:hyperlink w:anchor="configuration-settingsjson">
+        <w:r>
+          <w:rPr>
+            <w:rStyle w:val="Hyperlink"/>
+          </w:rPr>
+          <w:t xml:space="preserve">Configuration</w:t>
+        </w:r>
+      </w:hyperlink>
+      <w:r>
+        <w:t xml:space="preserve">)</w:t>
+      </w:r>
     </w:p>
     <w:p>
       <w:r>
@@ -2627,7 +2959,7 @@
       <w:pPr>
         <w:numPr>
           <w:ilvl w:val="0"/>
-          <w:numId w:val="1005"/>
+          <w:numId w:val="1007"/>
         </w:numPr>
         <w:pStyle w:val="Compact"/>
       </w:pPr>
@@ -2664,7 +2996,7 @@
       <w:pPr>
         <w:numPr>
           <w:ilvl w:val="0"/>
-          <w:numId w:val="1005"/>
+          <w:numId w:val="1007"/>
         </w:numPr>
         <w:pStyle w:val="Compact"/>
       </w:pPr>
@@ -2686,7 +3018,7 @@
       <w:pPr>
         <w:numPr>
           <w:ilvl w:val="0"/>
-          <w:numId w:val="1005"/>
+          <w:numId w:val="1007"/>
         </w:numPr>
         <w:pStyle w:val="Compact"/>
       </w:pPr>
@@ -2717,7 +3049,7 @@
       <w:pPr>
         <w:numPr>
           <w:ilvl w:val="0"/>
-          <w:numId w:val="1005"/>
+          <w:numId w:val="1007"/>
         </w:numPr>
         <w:pStyle w:val="Compact"/>
       </w:pPr>
@@ -2769,7 +3101,7 @@
       <w:pPr>
         <w:numPr>
           <w:ilvl w:val="0"/>
-          <w:numId w:val="1005"/>
+          <w:numId w:val="1007"/>
         </w:numPr>
         <w:pStyle w:val="Compact"/>
       </w:pPr>
@@ -3108,6 +3440,149 @@
           <w:rStyle w:val="NormalTok"/>
         </w:rPr>
         <w:t xml:space="preserve">  agent</w:t>
+      </w:r>
+      <w:r>
+        <w:br/>
+      </w:r>
+      <w:r>
+        <w:br/>
+      </w:r>
+      <w:r>
+        <w:rPr>
+          <w:rStyle w:val="CommentTok"/>
+        </w:rPr>
+        <w:t xml:space="preserve"># Using a settings.json (no repeated flags — see the Configuration section):</w:t>
+      </w:r>
+      <w:r>
+        <w:br/>
+      </w:r>
+      <w:r>
+        <w:rPr>
+          <w:rStyle w:val="ExtensionTok"/>
+        </w:rPr>
+        <w:t xml:space="preserve">cargo</w:t>
+      </w:r>
+      <w:r>
+        <w:rPr>
+          <w:rStyle w:val="NormalTok"/>
+        </w:rPr>
+        <w:t xml:space="preserve"> run </w:t>
+      </w:r>
+      <w:r>
+        <w:rPr>
+          <w:rStyle w:val="AttributeTok"/>
+        </w:rPr>
+        <w:t xml:space="preserve">-p</w:t>
+      </w:r>
+      <w:r>
+        <w:rPr>
+          <w:rStyle w:val="NormalTok"/>
+        </w:rPr>
+        <w:t xml:space="preserve"> graphdb-cli </w:t>
+      </w:r>
+      <w:r>
+        <w:rPr>
+          <w:rStyle w:val="AttributeTok"/>
+        </w:rPr>
+        <w:t xml:space="preserve">--</w:t>
+      </w:r>
+      <w:r>
+        <w:rPr>
+          <w:rStyle w:val="NormalTok"/>
+        </w:rPr>
+        <w:t xml:space="preserve"> </w:t>
+      </w:r>
+      <w:r>
+        <w:rPr>
+          <w:rStyle w:val="AttributeTok"/>
+        </w:rPr>
+        <w:t xml:space="preserve">--settings</w:t>
+      </w:r>
+      <w:r>
+        <w:rPr>
+          <w:rStyle w:val="NormalTok"/>
+        </w:rPr>
+        <w:t xml:space="preserve"> ./graphdb-agent.settings.json agent</w:t>
+      </w:r>
+    </w:p>
+    <w:p>
+      <w:pPr>
+        <w:pStyle w:val="BlockText"/>
+      </w:pPr>
+      <w:r>
+        <w:rPr>
+          <w:bCs/>
+          <w:b/>
+        </w:rPr>
+        <w:t xml:space="preserve">Configure once, run simply.</w:t>
+      </w:r>
+      <w:r>
+        <w:t xml:space="preserve"> </w:t>
+      </w:r>
+      <w:r>
+        <w:t xml:space="preserve">Instead of passing</w:t>
+      </w:r>
+      <w:r>
+        <w:t xml:space="preserve"> </w:t>
+      </w:r>
+      <w:r>
+        <w:rPr>
+          <w:rStyle w:val="VerbatimChar"/>
+        </w:rPr>
+        <w:t xml:space="preserve">--model</w:t>
+      </w:r>
+      <w:r>
+        <w:t xml:space="preserve">/</w:t>
+      </w:r>
+      <w:r>
+        <w:rPr>
+          <w:rStyle w:val="VerbatimChar"/>
+        </w:rPr>
+        <w:t xml:space="preserve">--tokenizer</w:t>
+      </w:r>
+      <w:r>
+        <w:t xml:space="preserve">/</w:t>
+      </w:r>
+      <w:r>
+        <w:rPr>
+          <w:rStyle w:val="VerbatimChar"/>
+        </w:rPr>
+        <w:t xml:space="preserve">--context-dir</w:t>
+      </w:r>
+      <w:r>
+        <w:t xml:space="preserve"> </w:t>
+      </w:r>
+      <w:r>
+        <w:t xml:space="preserve">every time, put them in a</w:t>
+      </w:r>
+      <w:r>
+        <w:t xml:space="preserve"> </w:t>
+      </w:r>
+      <w:hyperlink w:anchor="configuration-settingsjson">
+        <w:r>
+          <w:rPr>
+            <w:rStyle w:val="VerbatimChar"/>
+          </w:rPr>
+          <w:t xml:space="preserve">settings.json</w:t>
+        </w:r>
+      </w:hyperlink>
+      <w:r>
+        <w:t xml:space="preserve"> </w:t>
+      </w:r>
+      <w:r>
+        <w:t xml:space="preserve">and just run</w:t>
+      </w:r>
+      <w:r>
+        <w:t xml:space="preserve"> </w:t>
+      </w:r>
+      <w:r>
+        <w:rPr>
+          <w:rStyle w:val="VerbatimChar"/>
+        </w:rPr>
+        <w:t xml:space="preserve">cargo run -p graphdb-cli -- agent</w:t>
+      </w:r>
+      <w:r>
+        <w:t xml:space="preserve">.</w:t>
       </w:r>
     </w:p>
     <w:bookmarkEnd w:id="35"/>
@@ -3325,6 +3800,35 @@
               <w:rPr>
                 <w:rStyle w:val="VerbatimChar"/>
               </w:rPr>
+              <w:t xml:space="preserve">/settings</w:t>
+            </w:r>
+          </w:p>
+        </w:tc>
+        <w:tc>
+          <w:tcPr/>
+          <w:p>
+            <w:pPr>
+              <w:pStyle w:val="Compact"/>
+              <w:jc w:val="left"/>
+            </w:pPr>
+            <w:r>
+              <w:t xml:space="preserve">Show the effective configuration and where it was loaded from</w:t>
+            </w:r>
+          </w:p>
+        </w:tc>
+      </w:tr>
+      <w:tr>
+        <w:tc>
+          <w:tcPr/>
+          <w:p>
+            <w:pPr>
+              <w:pStyle w:val="Compact"/>
+              <w:jc w:val="left"/>
+            </w:pPr>
+            <w:r>
+              <w:rPr>
+                <w:rStyle w:val="VerbatimChar"/>
+              </w:rPr>
               <w:t xml:space="preserve">/skills</w:t>
             </w:r>
           </w:p>
@@ -3583,7 +4087,7 @@
       <w:pPr>
         <w:numPr>
           <w:ilvl w:val="0"/>
-          <w:numId w:val="1006"/>
+          <w:numId w:val="1008"/>
         </w:numPr>
         <w:pStyle w:val="Compact"/>
       </w:pPr>
@@ -3620,7 +4124,7 @@
       <w:pPr>
         <w:numPr>
           <w:ilvl w:val="0"/>
-          <w:numId w:val="1006"/>
+          <w:numId w:val="1008"/>
         </w:numPr>
         <w:pStyle w:val="Compact"/>
       </w:pPr>
@@ -3648,7 +4152,7 @@
       <w:pPr>
         <w:numPr>
           <w:ilvl w:val="0"/>
-          <w:numId w:val="1006"/>
+          <w:numId w:val="1008"/>
         </w:numPr>
         <w:pStyle w:val="Compact"/>
       </w:pPr>
@@ -3682,7 +4186,7 @@
       <w:pPr>
         <w:numPr>
           <w:ilvl w:val="0"/>
-          <w:numId w:val="1006"/>
+          <w:numId w:val="1008"/>
         </w:numPr>
         <w:pStyle w:val="Compact"/>
       </w:pPr>
@@ -4785,7 +5289,7 @@
       <w:pPr>
         <w:numPr>
           <w:ilvl w:val="0"/>
-          <w:numId w:val="1007"/>
+          <w:numId w:val="1009"/>
         </w:numPr>
         <w:pStyle w:val="Compact"/>
       </w:pPr>
@@ -4807,7 +5311,7 @@
       <w:pPr>
         <w:numPr>
           <w:ilvl w:val="0"/>
-          <w:numId w:val="1007"/>
+          <w:numId w:val="1009"/>
         </w:numPr>
         <w:pStyle w:val="Compact"/>
       </w:pPr>
@@ -4829,7 +5333,7 @@
       <w:pPr>
         <w:numPr>
           <w:ilvl w:val="0"/>
-          <w:numId w:val="1007"/>
+          <w:numId w:val="1009"/>
         </w:numPr>
         <w:pStyle w:val="Compact"/>
       </w:pPr>
@@ -4866,7 +5370,7 @@
       <w:pPr>
         <w:numPr>
           <w:ilvl w:val="0"/>
-          <w:numId w:val="1007"/>
+          <w:numId w:val="1009"/>
         </w:numPr>
         <w:pStyle w:val="Compact"/>
       </w:pPr>
@@ -5252,7 +5756,7 @@
       <w:pPr>
         <w:numPr>
           <w:ilvl w:val="0"/>
-          <w:numId w:val="1008"/>
+          <w:numId w:val="1010"/>
         </w:numPr>
         <w:pStyle w:val="Compact"/>
       </w:pPr>
@@ -5283,7 +5787,7 @@
       <w:pPr>
         <w:numPr>
           <w:ilvl w:val="0"/>
-          <w:numId w:val="1008"/>
+          <w:numId w:val="1010"/>
         </w:numPr>
         <w:pStyle w:val="Compact"/>
       </w:pPr>
@@ -5317,7 +5821,7 @@
       <w:pPr>
         <w:numPr>
           <w:ilvl w:val="0"/>
-          <w:numId w:val="1008"/>
+          <w:numId w:val="1010"/>
         </w:numPr>
         <w:pStyle w:val="Compact"/>
       </w:pPr>
@@ -5366,7 +5870,7 @@
       <w:pPr>
         <w:numPr>
           <w:ilvl w:val="0"/>
-          <w:numId w:val="1008"/>
+          <w:numId w:val="1010"/>
         </w:numPr>
         <w:pStyle w:val="Compact"/>
       </w:pPr>
@@ -5390,7 +5894,7 @@
     </w:p>
     <w:bookmarkEnd w:id="46"/>
     <w:bookmarkEnd w:id="47"/>
-    <w:bookmarkStart w:id="52" w:name="model-selection"/>
+    <w:bookmarkStart w:id="54" w:name="model-selection"/>
     <w:p>
       <w:pPr>
         <w:pStyle w:val="Heading2"/>
@@ -5494,13 +5998,25 @@
       </w:r>
     </w:p>
     <w:bookmarkEnd w:id="48"/>
-    <w:bookmarkStart w:id="50" w:name="real-local-gguf-model"/>
+    <w:bookmarkStart w:id="49" w:name="what-is-tokenizer.json"/>
     <w:p>
       <w:pPr>
         <w:pStyle w:val="Heading3"/>
       </w:pPr>
       <w:r>
-        <w:t xml:space="preserve">Real Local GGUF Model</w:t>
+        <w:t xml:space="preserve">What is</w:t>
+      </w:r>
+      <w:r>
+        <w:t xml:space="preserve"> </w:t>
+      </w:r>
+      <w:r>
+        <w:rPr>
+          <w:rStyle w:val="VerbatimChar"/>
+        </w:rPr>
+        <w:t xml:space="preserve">tokenizer.json</w:t>
+      </w:r>
+      <w:r>
+        <w:t xml:space="preserve">?</w:t>
       </w:r>
     </w:p>
     <w:p>
@@ -5508,7 +6024,7 @@
         <w:pStyle w:val="FirstParagraph"/>
       </w:pPr>
       <w:r>
-        <w:t xml:space="preserve">To run a</w:t>
+        <w:t xml:space="preserve">A language model does not read text directly — it reads</w:t>
       </w:r>
       <w:r>
         <w:t xml:space="preserve"> </w:t>
@@ -5518,200 +6034,13 @@
           <w:bCs/>
           <w:b/>
         </w:rPr>
-        <w:t xml:space="preserve">real quantized Llama model</w:t>
-      </w:r>
-      <w:r>
-        <w:t xml:space="preserve">, pass</w:t>
-      </w:r>
-      <w:r>
-        <w:t xml:space="preserve"> </w:t>
-      </w:r>
-      <w:r>
-        <w:rPr>
-          <w:rStyle w:val="VerbatimChar"/>
-        </w:rPr>
-        <w:t xml:space="preserve">--model</w:t>
-      </w:r>
-      <w:r>
-        <w:t xml:space="preserve"> </w:t>
-      </w:r>
-      <w:r>
-        <w:t xml:space="preserve">and</w:t>
-      </w:r>
-      <w:r>
-        <w:t xml:space="preserve"> </w:t>
-      </w:r>
-      <w:r>
-        <w:rPr>
-          <w:rStyle w:val="VerbatimChar"/>
-        </w:rPr>
-        <w:t xml:space="preserve">--tokenizer</w:t>
-      </w:r>
-      <w:r>
-        <w:t xml:space="preserve">:</w:t>
-      </w:r>
-    </w:p>
-    <w:p>
-      <w:pPr>
-        <w:pStyle w:val="SourceCode"/>
-      </w:pPr>
-      <w:r>
-        <w:rPr>
-          <w:rStyle w:val="ExtensionTok"/>
-        </w:rPr>
-        <w:t xml:space="preserve">cargo</w:t>
-      </w:r>
-      <w:r>
-        <w:rPr>
-          <w:rStyle w:val="NormalTok"/>
-        </w:rPr>
-        <w:t xml:space="preserve"> run </w:t>
-      </w:r>
-      <w:r>
-        <w:rPr>
-          <w:rStyle w:val="AttributeTok"/>
-        </w:rPr>
-        <w:t xml:space="preserve">-p</w:t>
-      </w:r>
-      <w:r>
-        <w:rPr>
-          <w:rStyle w:val="NormalTok"/>
-        </w:rPr>
-        <w:t xml:space="preserve"> graphdb-cli </w:t>
-      </w:r>
-      <w:r>
-        <w:rPr>
-          <w:rStyle w:val="AttributeTok"/>
-        </w:rPr>
-        <w:t xml:space="preserve">--</w:t>
-      </w:r>
-      <w:r>
-        <w:rPr>
-          <w:rStyle w:val="NormalTok"/>
-        </w:rPr>
-        <w:t xml:space="preserve"> </w:t>
-      </w:r>
-      <w:r>
-        <w:rPr>
-          <w:rStyle w:val="DataTypeTok"/>
-        </w:rPr>
-        <w:t xml:space="preserve">\</w:t>
-      </w:r>
-      <w:r>
-        <w:br/>
-      </w:r>
-      <w:r>
-        <w:rPr>
-          <w:rStyle w:val="NormalTok"/>
-        </w:rPr>
-        <w:t xml:space="preserve">  </w:t>
-      </w:r>
-      <w:r>
-        <w:rPr>
-          <w:rStyle w:val="AttributeTok"/>
-        </w:rPr>
-        <w:t xml:space="preserve">--model</w:t>
-      </w:r>
-      <w:r>
-        <w:rPr>
-          <w:rStyle w:val="NormalTok"/>
-        </w:rPr>
-        <w:t xml:space="preserve"> /path/to/model.gguf </w:t>
-      </w:r>
-      <w:r>
-        <w:rPr>
-          <w:rStyle w:val="DataTypeTok"/>
-        </w:rPr>
-        <w:t xml:space="preserve">\</w:t>
-      </w:r>
-      <w:r>
-        <w:br/>
-      </w:r>
-      <w:r>
-        <w:rPr>
-          <w:rStyle w:val="NormalTok"/>
-        </w:rPr>
-        <w:t xml:space="preserve">  </w:t>
-      </w:r>
-      <w:r>
-        <w:rPr>
-          <w:rStyle w:val="AttributeTok"/>
-        </w:rPr>
-        <w:t xml:space="preserve">--tokenizer</w:t>
-      </w:r>
-      <w:r>
-        <w:rPr>
-          <w:rStyle w:val="NormalTok"/>
-        </w:rPr>
-        <w:t xml:space="preserve"> /path/to/tokenizer.json </w:t>
-      </w:r>
-      <w:r>
-        <w:rPr>
-          <w:rStyle w:val="DataTypeTok"/>
-        </w:rPr>
-        <w:t xml:space="preserve">\</w:t>
-      </w:r>
-      <w:r>
-        <w:br/>
-      </w:r>
-      <w:r>
-        <w:rPr>
-          <w:rStyle w:val="NormalTok"/>
-        </w:rPr>
-        <w:t xml:space="preserve">  generate </w:t>
-      </w:r>
-      <w:r>
-        <w:rPr>
-          <w:rStyle w:val="StringTok"/>
-        </w:rPr>
-        <w:t xml:space="preserve">"Explain Rust ownership"</w:t>
-      </w:r>
-    </w:p>
-    <w:p>
-      <w:pPr>
-        <w:pStyle w:val="FirstParagraph"/>
-      </w:pPr>
-      <w:r>
-        <w:t xml:space="preserve">The CLI will load the GGUF file via</w:t>
-      </w:r>
-      <w:r>
-        <w:t xml:space="preserve"> </w:t>
-      </w:r>
-      <w:r>
-        <w:rPr>
-          <w:rStyle w:val="VerbatimChar"/>
-        </w:rPr>
-        <w:t xml:space="preserve">candle-transformers</w:t>
-      </w:r>
-      <w:r>
-        <w:t xml:space="preserve"> </w:t>
-      </w:r>
-      <w:r>
-        <w:t xml:space="preserve">and run genuine inference. The</w:t>
-      </w:r>
-      <w:r>
-        <w:t xml:space="preserve"> </w:t>
-      </w:r>
-      <w:r>
-        <w:rPr>
-          <w:rStyle w:val="VerbatimChar"/>
-        </w:rPr>
-        <w:t xml:space="preserve">--model</w:t>
-      </w:r>
-      <w:r>
-        <w:t xml:space="preserve">/</w:t>
-      </w:r>
-      <w:r>
-        <w:rPr>
-          <w:rStyle w:val="VerbatimChar"/>
-        </w:rPr>
-        <w:t xml:space="preserve">--tokenizer</w:t>
-      </w:r>
-      <w:r>
-        <w:t xml:space="preserve"> </w:t>
-      </w:r>
-      <w:r>
-        <w:t xml:space="preserve">flags apply globally to</w:t>
+        <w:t xml:space="preserve">token IDs</w:t>
+      </w:r>
+      <w:r>
+        <w:t xml:space="preserve"> </w:t>
+      </w:r>
+      <w:r>
+        <w:t xml:space="preserve">(integers). The</w:t>
       </w:r>
       <w:r>
         <w:t xml:space="preserve"> </w:t>
@@ -5721,72 +6050,865 @@
           <w:bCs/>
           <w:b/>
         </w:rPr>
-        <w:t xml:space="preserve">all</w:t>
-      </w:r>
-      <w:r>
-        <w:t xml:space="preserve"> </w:t>
-      </w:r>
-      <w:r>
-        <w:t xml:space="preserve">subcommands (including</w:t>
-      </w:r>
-      <w:r>
-        <w:t xml:space="preserve"> </w:t>
-      </w:r>
-      <w:r>
-        <w:rPr>
-          <w:rStyle w:val="VerbatimChar"/>
-        </w:rPr>
-        <w:t xml:space="preserve">agent</w:t>
-      </w:r>
-      <w:r>
-        <w:t xml:space="preserve">,</w:t>
-      </w:r>
-      <w:r>
-        <w:t xml:space="preserve"> </w:t>
-      </w:r>
-      <w:r>
-        <w:rPr>
-          <w:rStyle w:val="VerbatimChar"/>
-        </w:rPr>
-        <w:t xml:space="preserve">rag</w:t>
-      </w:r>
-      <w:r>
-        <w:t xml:space="preserve">,</w:t>
-      </w:r>
-      <w:r>
-        <w:t xml:space="preserve"> </w:t>
-      </w:r>
-      <w:r>
-        <w:rPr>
-          <w:rStyle w:val="VerbatimChar"/>
-        </w:rPr>
-        <w:t xml:space="preserve">ask</w:t>
-      </w:r>
-      <w:r>
-        <w:t xml:space="preserve">, etc.).</w:t>
+        <w:t xml:space="preserve">tokenizer</w:t>
+      </w:r>
+      <w:r>
+        <w:t xml:space="preserve"> </w:t>
+      </w:r>
+      <w:r>
+        <w:t xml:space="preserve">is the component that converts your text into those IDs before the model runs, and converts the model’s output IDs back into text.</w:t>
       </w:r>
     </w:p>
     <w:p>
       <w:pPr>
         <w:pStyle w:val="BodyText"/>
       </w:pPr>
+      <w:r>
+        <w:rPr>
+          <w:rStyle w:val="VerbatimChar"/>
+        </w:rPr>
+        <w:t xml:space="preserve">tokenizer.json</w:t>
+      </w:r>
+      <w:r>
+        <w:t xml:space="preserve"> </w:t>
+      </w:r>
+      <w:r>
+        <w:t xml:space="preserve">is the</w:t>
+      </w:r>
+      <w:r>
+        <w:t xml:space="preserve"> </w:t>
+      </w:r>
       <w:r>
         <w:rPr>
           <w:bCs/>
           <w:b/>
         </w:rPr>
-        <w:t xml:space="preserve">Where to get GGUF models:</w:t>
-      </w:r>
-      <w:r>
-        <w:t xml:space="preserve"> </w:t>
-      </w:r>
-      <w:r>
-        <w:t xml:space="preserve">-</w:t>
-      </w:r>
-      <w:r>
-        <w:t xml:space="preserve"> </w:t>
-      </w:r>
-      <w:hyperlink r:id="rId49">
+        <w:t xml:space="preserve">Hugging Face</w:t>
+      </w:r>
+      <w:r>
+        <w:rPr>
+          <w:bCs/>
+          <w:b/>
+        </w:rPr>
+        <w:t xml:space="preserve"> </w:t>
+      </w:r>
+      <w:r>
+        <w:rPr>
+          <w:rStyle w:val="VerbatimChar"/>
+          <w:bCs/>
+          <w:b/>
+        </w:rPr>
+        <w:t xml:space="preserve">tokenizers</w:t>
+      </w:r>
+      <w:r>
+        <w:rPr>
+          <w:bCs/>
+          <w:b/>
+        </w:rPr>
+        <w:t xml:space="preserve"> </w:t>
+      </w:r>
+      <w:r>
+        <w:rPr>
+          <w:bCs/>
+          <w:b/>
+        </w:rPr>
+        <w:t xml:space="preserve">format</w:t>
+      </w:r>
+      <w:r>
+        <w:t xml:space="preserve"> </w:t>
+      </w:r>
+      <w:r>
+        <w:t xml:space="preserve">— a single self-contained JSON file describing:</w:t>
+      </w:r>
+    </w:p>
+    <w:p>
+      <w:pPr>
+        <w:numPr>
+          <w:ilvl w:val="0"/>
+          <w:numId w:val="1011"/>
+        </w:numPr>
+        <w:pStyle w:val="Compact"/>
+      </w:pPr>
+      <w:r>
+        <w:t xml:space="preserve">the</w:t>
+      </w:r>
+      <w:r>
+        <w:t xml:space="preserve"> </w:t>
+      </w:r>
+      <w:r>
+        <w:rPr>
+          <w:bCs/>
+          <w:b/>
+        </w:rPr>
+        <w:t xml:space="preserve">vocabulary</w:t>
+      </w:r>
+      <w:r>
+        <w:t xml:space="preserve"> </w:t>
+      </w:r>
+      <w:r>
+        <w:t xml:space="preserve">(every token the model knows → its integer ID),</w:t>
+      </w:r>
+    </w:p>
+    <w:p>
+      <w:pPr>
+        <w:numPr>
+          <w:ilvl w:val="0"/>
+          <w:numId w:val="1011"/>
+        </w:numPr>
+        <w:pStyle w:val="Compact"/>
+      </w:pPr>
+      <w:r>
+        <w:t xml:space="preserve">the</w:t>
+      </w:r>
+      <w:r>
+        <w:t xml:space="preserve"> </w:t>
+      </w:r>
+      <w:r>
+        <w:rPr>
+          <w:bCs/>
+          <w:b/>
+        </w:rPr>
+        <w:t xml:space="preserve">merge rules</w:t>
+      </w:r>
+      <w:r>
+        <w:t xml:space="preserve"> </w:t>
+      </w:r>
+      <w:r>
+        <w:t xml:space="preserve">(for BPE-style tokenizers: how characters combine into tokens),</w:t>
+      </w:r>
+    </w:p>
+    <w:p>
+      <w:pPr>
+        <w:numPr>
+          <w:ilvl w:val="0"/>
+          <w:numId w:val="1011"/>
+        </w:numPr>
+        <w:pStyle w:val="Compact"/>
+      </w:pPr>
+      <w:r>
+        <w:t xml:space="preserve">the</w:t>
+      </w:r>
+      <w:r>
+        <w:t xml:space="preserve"> </w:t>
+      </w:r>
+      <w:r>
+        <w:rPr>
+          <w:bCs/>
+          <w:b/>
+        </w:rPr>
+        <w:t xml:space="preserve">normalization / pre-tokenization</w:t>
+      </w:r>
+      <w:r>
+        <w:t xml:space="preserve"> </w:t>
+      </w:r>
+      <w:r>
+        <w:t xml:space="preserve">rules (lowercasing, whitespace handling, byte-level encoding), and</w:t>
+      </w:r>
+    </w:p>
+    <w:p>
+      <w:pPr>
+        <w:numPr>
+          <w:ilvl w:val="0"/>
+          <w:numId w:val="1011"/>
+        </w:numPr>
+        <w:pStyle w:val="Compact"/>
+      </w:pPr>
+      <w:r>
+        <w:t xml:space="preserve">the</w:t>
+      </w:r>
+      <w:r>
+        <w:t xml:space="preserve"> </w:t>
+      </w:r>
+      <w:r>
+        <w:rPr>
+          <w:bCs/>
+          <w:b/>
+        </w:rPr>
+        <w:t xml:space="preserve">special tokens</w:t>
+      </w:r>
+      <w:r>
+        <w:t xml:space="preserve"> </w:t>
+      </w:r>
+      <w:r>
+        <w:t xml:space="preserve">(</w:t>
+      </w:r>
+      <w:r>
+        <w:rPr>
+          <w:rStyle w:val="VerbatimChar"/>
+        </w:rPr>
+        <w:t xml:space="preserve">&lt;s&gt;</w:t>
+      </w:r>
+      <w:r>
+        <w:t xml:space="preserve">,</w:t>
+      </w:r>
+      <w:r>
+        <w:t xml:space="preserve"> </w:t>
+      </w:r>
+      <w:r>
+        <w:rPr>
+          <w:rStyle w:val="VerbatimChar"/>
+        </w:rPr>
+        <w:t xml:space="preserve">&lt;/s&gt;</w:t>
+      </w:r>
+      <w:r>
+        <w:t xml:space="preserve">,</w:t>
+      </w:r>
+      <w:r>
+        <w:t xml:space="preserve"> </w:t>
+      </w:r>
+      <w:r>
+        <w:rPr>
+          <w:rStyle w:val="VerbatimChar"/>
+        </w:rPr>
+        <w:t xml:space="preserve">&lt;unk&gt;</w:t>
+      </w:r>
+      <w:r>
+        <w:t xml:space="preserve">, padding, etc.).</w:t>
+      </w:r>
+    </w:p>
+    <w:p>
+      <w:pPr>
+        <w:pStyle w:val="FirstParagraph"/>
+      </w:pPr>
+      <w:r>
+        <w:rPr>
+          <w:bCs/>
+          <w:b/>
+        </w:rPr>
+        <w:t xml:space="preserve">Why it is a separate file from the model:</w:t>
+      </w:r>
+      <w:r>
+        <w:t xml:space="preserve"> </w:t>
+      </w:r>
+      <w:r>
+        <w:t xml:space="preserve">a</w:t>
+      </w:r>
+      <w:r>
+        <w:t xml:space="preserve"> </w:t>
+      </w:r>
+      <w:r>
+        <w:rPr>
+          <w:rStyle w:val="VerbatimChar"/>
+        </w:rPr>
+        <w:t xml:space="preserve">.gguf</w:t>
+      </w:r>
+      <w:r>
+        <w:t xml:space="preserve"> </w:t>
+      </w:r>
+      <w:r>
+        <w:t xml:space="preserve">file holds the model</w:t>
+      </w:r>
+      <w:r>
+        <w:t xml:space="preserve"> </w:t>
+      </w:r>
+      <w:r>
+        <w:rPr>
+          <w:bCs/>
+          <w:b/>
+        </w:rPr>
+        <w:t xml:space="preserve">weights</w:t>
+      </w:r>
+      <w:r>
+        <w:t xml:space="preserve"> </w:t>
+      </w:r>
+      <w:r>
+        <w:t xml:space="preserve">(the learned numbers), while</w:t>
+      </w:r>
+      <w:r>
+        <w:t xml:space="preserve"> </w:t>
+      </w:r>
+      <w:r>
+        <w:rPr>
+          <w:rStyle w:val="VerbatimChar"/>
+        </w:rPr>
+        <w:t xml:space="preserve">tokenizer.json</w:t>
+      </w:r>
+      <w:r>
+        <w:t xml:space="preserve"> </w:t>
+      </w:r>
+      <w:r>
+        <w:t xml:space="preserve">holds the</w:t>
+      </w:r>
+      <w:r>
+        <w:t xml:space="preserve"> </w:t>
+      </w:r>
+      <w:r>
+        <w:rPr>
+          <w:bCs/>
+          <w:b/>
+        </w:rPr>
+        <w:t xml:space="preserve">text↔ID mapping</w:t>
+      </w:r>
+      <w:r>
+        <w:t xml:space="preserve">. They must</w:t>
+      </w:r>
+      <w:r>
+        <w:t xml:space="preserve"> </w:t>
+      </w:r>
+      <w:r>
+        <w:rPr>
+          <w:bCs/>
+          <w:b/>
+        </w:rPr>
+        <w:t xml:space="preserve">match</w:t>
+      </w:r>
+      <w:r>
+        <w:t xml:space="preserve"> </w:t>
+      </w:r>
+      <w:r>
+        <w:t xml:space="preserve">— a model trained with one vocabulary will produce garbage if paired with a different tokenizer. Always download the</w:t>
+      </w:r>
+      <w:r>
+        <w:t xml:space="preserve"> </w:t>
+      </w:r>
+      <w:r>
+        <w:rPr>
+          <w:rStyle w:val="VerbatimChar"/>
+        </w:rPr>
+        <w:t xml:space="preserve">tokenizer.json</w:t>
+      </w:r>
+      <w:r>
+        <w:t xml:space="preserve"> </w:t>
+      </w:r>
+      <w:r>
+        <w:t xml:space="preserve">that ships with (or is referenced by) the specific model you are using.</w:t>
+      </w:r>
+    </w:p>
+    <w:p>
+      <w:pPr>
+        <w:pStyle w:val="BlockText"/>
+      </w:pPr>
+      <w:r>
+        <w:rPr>
+          <w:bCs/>
+          <w:b/>
+        </w:rPr>
+        <w:t xml:space="preserve">Tip:</w:t>
+      </w:r>
+      <w:r>
+        <w:t xml:space="preserve"> </w:t>
+      </w:r>
+      <w:r>
+        <w:t xml:space="preserve">If a model repo only provides</w:t>
+      </w:r>
+      <w:r>
+        <w:t xml:space="preserve"> </w:t>
+      </w:r>
+      <w:r>
+        <w:rPr>
+          <w:rStyle w:val="VerbatimChar"/>
+        </w:rPr>
+        <w:t xml:space="preserve">tokenizer.model</w:t>
+      </w:r>
+      <w:r>
+        <w:t xml:space="preserve"> </w:t>
+      </w:r>
+      <w:r>
+        <w:t xml:space="preserve">(SentencePiece) or split</w:t>
+      </w:r>
+      <w:r>
+        <w:t xml:space="preserve"> </w:t>
+      </w:r>
+      <w:r>
+        <w:rPr>
+          <w:rStyle w:val="VerbatimChar"/>
+        </w:rPr>
+        <w:t xml:space="preserve">vocab.json</w:t>
+      </w:r>
+      <w:r>
+        <w:t xml:space="preserve"> </w:t>
+      </w:r>
+      <w:r>
+        <w:t xml:space="preserve">+</w:t>
+      </w:r>
+      <w:r>
+        <w:t xml:space="preserve"> </w:t>
+      </w:r>
+      <w:r>
+        <w:rPr>
+          <w:rStyle w:val="VerbatimChar"/>
+        </w:rPr>
+        <w:t xml:space="preserve">merges.txt</w:t>
+      </w:r>
+      <w:r>
+        <w:t xml:space="preserve">, convert it to a single</w:t>
+      </w:r>
+      <w:r>
+        <w:t xml:space="preserve"> </w:t>
+      </w:r>
+      <w:r>
+        <w:rPr>
+          <w:rStyle w:val="VerbatimChar"/>
+        </w:rPr>
+        <w:t xml:space="preserve">tokenizer.json</w:t>
+      </w:r>
+      <w:r>
+        <w:t xml:space="preserve"> </w:t>
+      </w:r>
+      <w:r>
+        <w:t xml:space="preserve">with the Hugging Face</w:t>
+      </w:r>
+      <w:r>
+        <w:t xml:space="preserve"> </w:t>
+      </w:r>
+      <w:r>
+        <w:rPr>
+          <w:rStyle w:val="VerbatimChar"/>
+        </w:rPr>
+        <w:t xml:space="preserve">transformers</w:t>
+      </w:r>
+      <w:r>
+        <w:t xml:space="preserve"> </w:t>
+      </w:r>
+      <w:r>
+        <w:t xml:space="preserve">library:</w:t>
+      </w:r>
+    </w:p>
+    <w:p>
+      <w:pPr>
+        <w:pStyle w:val="SourceCode"/>
+      </w:pPr>
+      <w:r>
+        <w:rPr>
+          <w:rStyle w:val="ImportTok"/>
+        </w:rPr>
+        <w:t xml:space="preserve">from</w:t>
+      </w:r>
+      <w:r>
+        <w:rPr>
+          <w:rStyle w:val="NormalTok"/>
+        </w:rPr>
+        <w:t xml:space="preserve"> transformers </w:t>
+      </w:r>
+      <w:r>
+        <w:rPr>
+          <w:rStyle w:val="ImportTok"/>
+        </w:rPr>
+        <w:t xml:space="preserve">import</w:t>
+      </w:r>
+      <w:r>
+        <w:rPr>
+          <w:rStyle w:val="NormalTok"/>
+        </w:rPr>
+        <w:t xml:space="preserve"> AutoTokenizer</w:t>
+      </w:r>
+      <w:r>
+        <w:br/>
+      </w:r>
+      <w:r>
+        <w:rPr>
+          <w:rStyle w:val="NormalTok"/>
+        </w:rPr>
+        <w:t xml:space="preserve">tok </w:t>
+      </w:r>
+      <w:r>
+        <w:rPr>
+          <w:rStyle w:val="OperatorTok"/>
+        </w:rPr>
+        <w:t xml:space="preserve">=</w:t>
+      </w:r>
+      <w:r>
+        <w:rPr>
+          <w:rStyle w:val="NormalTok"/>
+        </w:rPr>
+        <w:t xml:space="preserve"> AutoTokenizer.from_pretrained(</w:t>
+      </w:r>
+      <w:r>
+        <w:rPr>
+          <w:rStyle w:val="StringTok"/>
+        </w:rPr>
+        <w:t xml:space="preserve">"meta-llama/Llama-3.2-3B-Instruct"</w:t>
+      </w:r>
+      <w:r>
+        <w:rPr>
+          <w:rStyle w:val="NormalTok"/>
+        </w:rPr>
+        <w:t xml:space="preserve">)</w:t>
+      </w:r>
+      <w:r>
+        <w:br/>
+      </w:r>
+      <w:r>
+        <w:rPr>
+          <w:rStyle w:val="NormalTok"/>
+        </w:rPr>
+        <w:t xml:space="preserve">tok.save_pretrained(</w:t>
+      </w:r>
+      <w:r>
+        <w:rPr>
+          <w:rStyle w:val="StringTok"/>
+        </w:rPr>
+        <w:t xml:space="preserve">"./out"</w:t>
+      </w:r>
+      <w:r>
+        <w:rPr>
+          <w:rStyle w:val="NormalTok"/>
+        </w:rPr>
+        <w:t xml:space="preserve">)   </w:t>
+      </w:r>
+      <w:r>
+        <w:rPr>
+          <w:rStyle w:val="CommentTok"/>
+        </w:rPr>
+        <w:t xml:space="preserve"># writes ./out/tokenizer.json</w:t>
+      </w:r>
+    </w:p>
+    <w:bookmarkEnd w:id="49"/>
+    <w:bookmarkStart w:id="50" w:name="real-local-gguf-model"/>
+    <w:p>
+      <w:pPr>
+        <w:pStyle w:val="Heading3"/>
+      </w:pPr>
+      <w:r>
+        <w:t xml:space="preserve">Real Local GGUF Model</w:t>
+      </w:r>
+    </w:p>
+    <w:p>
+      <w:pPr>
+        <w:pStyle w:val="FirstParagraph"/>
+      </w:pPr>
+      <w:r>
+        <w:t xml:space="preserve">To run a</w:t>
+      </w:r>
+      <w:r>
+        <w:t xml:space="preserve"> </w:t>
+      </w:r>
+      <w:r>
+        <w:rPr>
+          <w:bCs/>
+          <w:b/>
+        </w:rPr>
+        <w:t xml:space="preserve">real quantized Llama model</w:t>
+      </w:r>
+      <w:r>
+        <w:t xml:space="preserve">, pass</w:t>
+      </w:r>
+      <w:r>
+        <w:t xml:space="preserve"> </w:t>
+      </w:r>
+      <w:r>
+        <w:rPr>
+          <w:rStyle w:val="VerbatimChar"/>
+        </w:rPr>
+        <w:t xml:space="preserve">--model</w:t>
+      </w:r>
+      <w:r>
+        <w:t xml:space="preserve"> </w:t>
+      </w:r>
+      <w:r>
+        <w:t xml:space="preserve">and</w:t>
+      </w:r>
+      <w:r>
+        <w:t xml:space="preserve"> </w:t>
+      </w:r>
+      <w:r>
+        <w:rPr>
+          <w:rStyle w:val="VerbatimChar"/>
+        </w:rPr>
+        <w:t xml:space="preserve">--tokenizer</w:t>
+      </w:r>
+      <w:r>
+        <w:t xml:space="preserve"> </w:t>
+      </w:r>
+      <w:r>
+        <w:t xml:space="preserve">(or set them in</w:t>
+      </w:r>
+      <w:r>
+        <w:t xml:space="preserve"> </w:t>
+      </w:r>
+      <w:hyperlink w:anchor="configuration-settingsjson">
+        <w:r>
+          <w:rPr>
+            <w:rStyle w:val="VerbatimChar"/>
+          </w:rPr>
+          <w:t xml:space="preserve">settings.json</w:t>
+        </w:r>
+      </w:hyperlink>
+      <w:r>
+        <w:t xml:space="preserve">):</w:t>
+      </w:r>
+    </w:p>
+    <w:p>
+      <w:pPr>
+        <w:pStyle w:val="SourceCode"/>
+      </w:pPr>
+      <w:r>
+        <w:rPr>
+          <w:rStyle w:val="ExtensionTok"/>
+        </w:rPr>
+        <w:t xml:space="preserve">cargo</w:t>
+      </w:r>
+      <w:r>
+        <w:rPr>
+          <w:rStyle w:val="NormalTok"/>
+        </w:rPr>
+        <w:t xml:space="preserve"> run </w:t>
+      </w:r>
+      <w:r>
+        <w:rPr>
+          <w:rStyle w:val="AttributeTok"/>
+        </w:rPr>
+        <w:t xml:space="preserve">-p</w:t>
+      </w:r>
+      <w:r>
+        <w:rPr>
+          <w:rStyle w:val="NormalTok"/>
+        </w:rPr>
+        <w:t xml:space="preserve"> graphdb-cli </w:t>
+      </w:r>
+      <w:r>
+        <w:rPr>
+          <w:rStyle w:val="AttributeTok"/>
+        </w:rPr>
+        <w:t xml:space="preserve">--</w:t>
+      </w:r>
+      <w:r>
+        <w:rPr>
+          <w:rStyle w:val="NormalTok"/>
+        </w:rPr>
+        <w:t xml:space="preserve"> </w:t>
+      </w:r>
+      <w:r>
+        <w:rPr>
+          <w:rStyle w:val="DataTypeTok"/>
+        </w:rPr>
+        <w:t xml:space="preserve">\</w:t>
+      </w:r>
+      <w:r>
+        <w:br/>
+      </w:r>
+      <w:r>
+        <w:rPr>
+          <w:rStyle w:val="NormalTok"/>
+        </w:rPr>
+        <w:t xml:space="preserve">  </w:t>
+      </w:r>
+      <w:r>
+        <w:rPr>
+          <w:rStyle w:val="AttributeTok"/>
+        </w:rPr>
+        <w:t xml:space="preserve">--model</w:t>
+      </w:r>
+      <w:r>
+        <w:rPr>
+          <w:rStyle w:val="NormalTok"/>
+        </w:rPr>
+        <w:t xml:space="preserve"> /path/to/model.gguf </w:t>
+      </w:r>
+      <w:r>
+        <w:rPr>
+          <w:rStyle w:val="DataTypeTok"/>
+        </w:rPr>
+        <w:t xml:space="preserve">\</w:t>
+      </w:r>
+      <w:r>
+        <w:br/>
+      </w:r>
+      <w:r>
+        <w:rPr>
+          <w:rStyle w:val="NormalTok"/>
+        </w:rPr>
+        <w:t xml:space="preserve">  </w:t>
+      </w:r>
+      <w:r>
+        <w:rPr>
+          <w:rStyle w:val="AttributeTok"/>
+        </w:rPr>
+        <w:t xml:space="preserve">--tokenizer</w:t>
+      </w:r>
+      <w:r>
+        <w:rPr>
+          <w:rStyle w:val="NormalTok"/>
+        </w:rPr>
+        <w:t xml:space="preserve"> /path/to/tokenizer.json </w:t>
+      </w:r>
+      <w:r>
+        <w:rPr>
+          <w:rStyle w:val="DataTypeTok"/>
+        </w:rPr>
+        <w:t xml:space="preserve">\</w:t>
+      </w:r>
+      <w:r>
+        <w:br/>
+      </w:r>
+      <w:r>
+        <w:rPr>
+          <w:rStyle w:val="NormalTok"/>
+        </w:rPr>
+        <w:t xml:space="preserve">  generate </w:t>
+      </w:r>
+      <w:r>
+        <w:rPr>
+          <w:rStyle w:val="StringTok"/>
+        </w:rPr>
+        <w:t xml:space="preserve">"Explain Rust ownership"</w:t>
+      </w:r>
+    </w:p>
+    <w:p>
+      <w:pPr>
+        <w:pStyle w:val="FirstParagraph"/>
+      </w:pPr>
+      <w:r>
+        <w:t xml:space="preserve">The CLI will load the GGUF file via</w:t>
+      </w:r>
+      <w:r>
+        <w:t xml:space="preserve"> </w:t>
+      </w:r>
+      <w:r>
+        <w:rPr>
+          <w:rStyle w:val="VerbatimChar"/>
+        </w:rPr>
+        <w:t xml:space="preserve">candle-transformers</w:t>
+      </w:r>
+      <w:r>
+        <w:t xml:space="preserve"> </w:t>
+      </w:r>
+      <w:r>
+        <w:t xml:space="preserve">and run genuine inference. The</w:t>
+      </w:r>
+      <w:r>
+        <w:t xml:space="preserve"> </w:t>
+      </w:r>
+      <w:r>
+        <w:rPr>
+          <w:rStyle w:val="VerbatimChar"/>
+        </w:rPr>
+        <w:t xml:space="preserve">--model</w:t>
+      </w:r>
+      <w:r>
+        <w:t xml:space="preserve">/</w:t>
+      </w:r>
+      <w:r>
+        <w:rPr>
+          <w:rStyle w:val="VerbatimChar"/>
+        </w:rPr>
+        <w:t xml:space="preserve">--tokenizer</w:t>
+      </w:r>
+      <w:r>
+        <w:t xml:space="preserve"> </w:t>
+      </w:r>
+      <w:r>
+        <w:t xml:space="preserve">flags apply globally to</w:t>
+      </w:r>
+      <w:r>
+        <w:t xml:space="preserve"> </w:t>
+      </w:r>
+      <w:r>
+        <w:rPr>
+          <w:bCs/>
+          <w:b/>
+        </w:rPr>
+        <w:t xml:space="preserve">all</w:t>
+      </w:r>
+      <w:r>
+        <w:t xml:space="preserve"> </w:t>
+      </w:r>
+      <w:r>
+        <w:t xml:space="preserve">subcommands (including</w:t>
+      </w:r>
+      <w:r>
+        <w:t xml:space="preserve"> </w:t>
+      </w:r>
+      <w:r>
+        <w:rPr>
+          <w:rStyle w:val="VerbatimChar"/>
+        </w:rPr>
+        <w:t xml:space="preserve">agent</w:t>
+      </w:r>
+      <w:r>
+        <w:t xml:space="preserve">,</w:t>
+      </w:r>
+      <w:r>
+        <w:t xml:space="preserve"> </w:t>
+      </w:r>
+      <w:r>
+        <w:rPr>
+          <w:rStyle w:val="VerbatimChar"/>
+        </w:rPr>
+        <w:t xml:space="preserve">rag</w:t>
+      </w:r>
+      <w:r>
+        <w:t xml:space="preserve">,</w:t>
+      </w:r>
+      <w:r>
+        <w:t xml:space="preserve"> </w:t>
+      </w:r>
+      <w:r>
+        <w:rPr>
+          <w:rStyle w:val="VerbatimChar"/>
+        </w:rPr>
+        <w:t xml:space="preserve">ask</w:t>
+      </w:r>
+      <w:r>
+        <w:t xml:space="preserve">, etc.).</w:t>
+      </w:r>
+    </w:p>
+    <w:bookmarkEnd w:id="50"/>
+    <w:bookmarkStart w:id="52" w:name="where-to-get-models"/>
+    <w:p>
+      <w:pPr>
+        <w:pStyle w:val="Heading3"/>
+      </w:pPr>
+      <w:r>
+        <w:t xml:space="preserve">Where to Get Models</w:t>
+      </w:r>
+    </w:p>
+    <w:p>
+      <w:pPr>
+        <w:pStyle w:val="FirstParagraph"/>
+      </w:pPr>
+      <w:r>
+        <w:t xml:space="preserve">GGUF is the quantized model format used by</w:t>
+      </w:r>
+      <w:r>
+        <w:t xml:space="preserve"> </w:t>
+      </w:r>
+      <w:r>
+        <w:rPr>
+          <w:rStyle w:val="VerbatimChar"/>
+        </w:rPr>
+        <w:t xml:space="preserve">llama.cpp</w:t>
+      </w:r>
+      <w:r>
+        <w:t xml:space="preserve"> </w:t>
+      </w:r>
+      <w:r>
+        <w:t xml:space="preserve">and supported here via</w:t>
+      </w:r>
+      <w:r>
+        <w:t xml:space="preserve"> </w:t>
+      </w:r>
+      <w:r>
+        <w:rPr>
+          <w:rStyle w:val="VerbatimChar"/>
+        </w:rPr>
+        <w:t xml:space="preserve">candle</w:t>
+      </w:r>
+      <w:r>
+        <w:t xml:space="preserve">. To swap in a real model:</w:t>
+      </w:r>
+    </w:p>
+    <w:p>
+      <w:pPr>
+        <w:pStyle w:val="BodyText"/>
+      </w:pPr>
+      <w:r>
+        <w:rPr>
+          <w:bCs/>
+          <w:b/>
+        </w:rPr>
+        <w:t xml:space="preserve">1. Pick a GGUF model</w:t>
+      </w:r>
+      <w:r>
+        <w:t xml:space="preserve"> </w:t>
+      </w:r>
+      <w:r>
+        <w:t xml:space="preserve">from the</w:t>
+      </w:r>
+      <w:r>
+        <w:t xml:space="preserve"> </w:t>
+      </w:r>
+      <w:hyperlink r:id="rId51">
         <w:r>
           <w:rPr>
             <w:rStyle w:val="Hyperlink"/>
@@ -5798,43 +6920,85 @@
         <w:t xml:space="preserve"> </w:t>
       </w:r>
       <w:r>
-        <w:t xml:space="preserve">— search for</w:t>
-      </w:r>
-      <w:r>
-        <w:t xml:space="preserve"> </w:t>
-      </w:r>
-      <w:r>
-        <w:t xml:space="preserve">“</w:t>
-      </w:r>
-      <w:r>
+        <w:t xml:space="preserve">(search the</w:t>
+      </w:r>
+      <w:r>
+        <w:t xml:space="preserve"> </w:t>
+      </w:r>
+      <w:r>
+        <w:rPr>
+          <w:rStyle w:val="VerbatimChar"/>
+        </w:rPr>
         <w:t xml:space="preserve">GGUF</w:t>
       </w:r>
       <w:r>
-        <w:t xml:space="preserve">”</w:t>
-      </w:r>
-      <w:r>
-        <w:t xml:space="preserve"> </w:t>
-      </w:r>
-      <w:r>
-        <w:t xml:space="preserve">(e.g.,</w:t>
-      </w:r>
-      <w:r>
-        <w:t xml:space="preserve"> </w:t>
-      </w:r>
-      <w:r>
-        <w:rPr>
-          <w:rStyle w:val="VerbatimChar"/>
-        </w:rPr>
-        <w:t xml:space="preserve">TheBloke/Llama-2-7B-GGUF</w:t>
-      </w:r>
-      <w:r>
-        <w:t xml:space="preserve">)</w:t>
-      </w:r>
-      <w:r>
-        <w:t xml:space="preserve"> </w:t>
-      </w:r>
-      <w:r>
-        <w:t xml:space="preserve">- Download a</w:t>
+        <w:t xml:space="preserve"> </w:t>
+      </w:r>
+      <w:r>
+        <w:t xml:space="preserve">library filter). Good small options for CPU:</w:t>
+      </w:r>
+      <w:r>
+        <w:t xml:space="preserve"> </w:t>
+      </w:r>
+      <w:r>
+        <w:t xml:space="preserve">-</w:t>
+      </w:r>
+      <w:r>
+        <w:t xml:space="preserve"> </w:t>
+      </w:r>
+      <w:r>
+        <w:rPr>
+          <w:rStyle w:val="VerbatimChar"/>
+        </w:rPr>
+        <w:t xml:space="preserve">bartowski/Llama-3.2-3B-Instruct-GGUF</w:t>
+      </w:r>
+      <w:r>
+        <w:t xml:space="preserve"> </w:t>
+      </w:r>
+      <w:r>
+        <w:t xml:space="preserve">-</w:t>
+      </w:r>
+      <w:r>
+        <w:t xml:space="preserve"> </w:t>
+      </w:r>
+      <w:r>
+        <w:rPr>
+          <w:rStyle w:val="VerbatimChar"/>
+        </w:rPr>
+        <w:t xml:space="preserve">TheBloke/Llama-2-7B-Chat-GGUF</w:t>
+      </w:r>
+      <w:r>
+        <w:t xml:space="preserve"> </w:t>
+      </w:r>
+      <w:r>
+        <w:t xml:space="preserve">-</w:t>
+      </w:r>
+      <w:r>
+        <w:t xml:space="preserve"> </w:t>
+      </w:r>
+      <w:r>
+        <w:rPr>
+          <w:rStyle w:val="VerbatimChar"/>
+        </w:rPr>
+        <w:t xml:space="preserve">Qwen/Qwen2.5-3B-Instruct-GGUF</w:t>
+      </w:r>
+    </w:p>
+    <w:p>
+      <w:pPr>
+        <w:pStyle w:val="BodyText"/>
+      </w:pPr>
+      <w:r>
+        <w:rPr>
+          <w:bCs/>
+          <w:b/>
+        </w:rPr>
+        <w:t xml:space="preserve">2. Download a quantization</w:t>
+      </w:r>
+      <w:r>
+        <w:t xml:space="preserve"> </w:t>
+      </w:r>
+      <w:r>
+        <w:t xml:space="preserve">(a single</w:t>
       </w:r>
       <w:r>
         <w:t xml:space="preserve"> </w:t>
@@ -5849,20 +7013,606 @@
         <w:t xml:space="preserve"> </w:t>
       </w:r>
       <w:r>
-        <w:t xml:space="preserve">file and the matching</w:t>
-      </w:r>
-      <w:r>
-        <w:t xml:space="preserve"> </w:t>
-      </w:r>
-      <w:r>
-        <w:rPr>
-          <w:rStyle w:val="VerbatimChar"/>
-        </w:rPr>
-        <w:t xml:space="preserve">tokenizer.json</w:t>
-      </w:r>
-    </w:p>
-    <w:bookmarkEnd w:id="50"/>
-    <w:bookmarkStart w:id="51" w:name="gpu-acceleration"/>
+        <w:t xml:space="preserve">file).</w:t>
+      </w:r>
+      <w:r>
+        <w:t xml:space="preserve"> </w:t>
+      </w:r>
+      <w:r>
+        <w:rPr>
+          <w:rStyle w:val="VerbatimChar"/>
+        </w:rPr>
+        <w:t xml:space="preserve">Q4_K_M</w:t>
+      </w:r>
+      <w:r>
+        <w:t xml:space="preserve"> </w:t>
+      </w:r>
+      <w:r>
+        <w:t xml:space="preserve">is a good speed/quality balance:</w:t>
+      </w:r>
+    </w:p>
+    <w:p>
+      <w:pPr>
+        <w:pStyle w:val="SourceCode"/>
+      </w:pPr>
+      <w:r>
+        <w:rPr>
+          <w:rStyle w:val="ExtensionTok"/>
+        </w:rPr>
+        <w:t xml:space="preserve">pip</w:t>
+      </w:r>
+      <w:r>
+        <w:rPr>
+          <w:rStyle w:val="NormalTok"/>
+        </w:rPr>
+        <w:t xml:space="preserve"> install </w:t>
+      </w:r>
+      <w:r>
+        <w:rPr>
+          <w:rStyle w:val="AttributeTok"/>
+        </w:rPr>
+        <w:t xml:space="preserve">-U</w:t>
+      </w:r>
+      <w:r>
+        <w:rPr>
+          <w:rStyle w:val="NormalTok"/>
+        </w:rPr>
+        <w:t xml:space="preserve"> </w:t>
+      </w:r>
+      <w:r>
+        <w:rPr>
+          <w:rStyle w:val="StringTok"/>
+        </w:rPr>
+        <w:t xml:space="preserve">"huggingface_hub[cli]"</w:t>
+      </w:r>
+      <w:r>
+        <w:br/>
+      </w:r>
+      <w:r>
+        <w:br/>
+      </w:r>
+      <w:r>
+        <w:rPr>
+          <w:rStyle w:val="CommentTok"/>
+        </w:rPr>
+        <w:t xml:space="preserve"># Download the weights (one .gguf file):</w:t>
+      </w:r>
+      <w:r>
+        <w:br/>
+      </w:r>
+      <w:r>
+        <w:rPr>
+          <w:rStyle w:val="ExtensionTok"/>
+        </w:rPr>
+        <w:t xml:space="preserve">huggingface-cli</w:t>
+      </w:r>
+      <w:r>
+        <w:rPr>
+          <w:rStyle w:val="NormalTok"/>
+        </w:rPr>
+        <w:t xml:space="preserve"> download bartowski/Llama-3.2-3B-Instruct-GGUF </w:t>
+      </w:r>
+      <w:r>
+        <w:rPr>
+          <w:rStyle w:val="DataTypeTok"/>
+        </w:rPr>
+        <w:t xml:space="preserve">\</w:t>
+      </w:r>
+      <w:r>
+        <w:br/>
+      </w:r>
+      <w:r>
+        <w:rPr>
+          <w:rStyle w:val="NormalTok"/>
+        </w:rPr>
+        <w:t xml:space="preserve">  Llama-3.2-3B-Instruct-Q4_K_M.gguf </w:t>
+      </w:r>
+      <w:r>
+        <w:rPr>
+          <w:rStyle w:val="DataTypeTok"/>
+        </w:rPr>
+        <w:t xml:space="preserve">\</w:t>
+      </w:r>
+      <w:r>
+        <w:br/>
+      </w:r>
+      <w:r>
+        <w:rPr>
+          <w:rStyle w:val="NormalTok"/>
+        </w:rPr>
+        <w:t xml:space="preserve">  </w:t>
+      </w:r>
+      <w:r>
+        <w:rPr>
+          <w:rStyle w:val="AttributeTok"/>
+        </w:rPr>
+        <w:t xml:space="preserve">--local-dir</w:t>
+      </w:r>
+      <w:r>
+        <w:rPr>
+          <w:rStyle w:val="NormalTok"/>
+        </w:rPr>
+        <w:t xml:space="preserve"> ~/models</w:t>
+      </w:r>
+      <w:r>
+        <w:br/>
+      </w:r>
+      <w:r>
+        <w:br/>
+      </w:r>
+      <w:r>
+        <w:rPr>
+          <w:rStyle w:val="CommentTok"/>
+        </w:rPr>
+        <w:t xml:space="preserve"># Download the matching tokenizer.json (from the original, non-GGUF repo):</w:t>
+      </w:r>
+      <w:r>
+        <w:br/>
+      </w:r>
+      <w:r>
+        <w:rPr>
+          <w:rStyle w:val="ExtensionTok"/>
+        </w:rPr>
+        <w:t xml:space="preserve">huggingface-cli</w:t>
+      </w:r>
+      <w:r>
+        <w:rPr>
+          <w:rStyle w:val="NormalTok"/>
+        </w:rPr>
+        <w:t xml:space="preserve"> download meta-llama/Llama-3.2-3B-Instruct </w:t>
+      </w:r>
+      <w:r>
+        <w:rPr>
+          <w:rStyle w:val="DataTypeTok"/>
+        </w:rPr>
+        <w:t xml:space="preserve">\</w:t>
+      </w:r>
+      <w:r>
+        <w:br/>
+      </w:r>
+      <w:r>
+        <w:rPr>
+          <w:rStyle w:val="NormalTok"/>
+        </w:rPr>
+        <w:t xml:space="preserve">  tokenizer.json </w:t>
+      </w:r>
+      <w:r>
+        <w:rPr>
+          <w:rStyle w:val="AttributeTok"/>
+        </w:rPr>
+        <w:t xml:space="preserve">--local-dir</w:t>
+      </w:r>
+      <w:r>
+        <w:rPr>
+          <w:rStyle w:val="NormalTok"/>
+        </w:rPr>
+        <w:t xml:space="preserve"> ~/models</w:t>
+      </w:r>
+    </w:p>
+    <w:p>
+      <w:pPr>
+        <w:pStyle w:val="FirstParagraph"/>
+      </w:pPr>
+      <w:r>
+        <w:rPr>
+          <w:bCs/>
+          <w:b/>
+        </w:rPr>
+        <w:t xml:space="preserve">3. Point the agent at them:</w:t>
+      </w:r>
+    </w:p>
+    <w:p>
+      <w:pPr>
+        <w:pStyle w:val="SourceCode"/>
+      </w:pPr>
+      <w:r>
+        <w:rPr>
+          <w:rStyle w:val="ExtensionTok"/>
+        </w:rPr>
+        <w:t xml:space="preserve">cargo</w:t>
+      </w:r>
+      <w:r>
+        <w:rPr>
+          <w:rStyle w:val="NormalTok"/>
+        </w:rPr>
+        <w:t xml:space="preserve"> run </w:t>
+      </w:r>
+      <w:r>
+        <w:rPr>
+          <w:rStyle w:val="AttributeTok"/>
+        </w:rPr>
+        <w:t xml:space="preserve">-p</w:t>
+      </w:r>
+      <w:r>
+        <w:rPr>
+          <w:rStyle w:val="NormalTok"/>
+        </w:rPr>
+        <w:t xml:space="preserve"> graphdb-cli </w:t>
+      </w:r>
+      <w:r>
+        <w:rPr>
+          <w:rStyle w:val="AttributeTok"/>
+        </w:rPr>
+        <w:t xml:space="preserve">--</w:t>
+      </w:r>
+      <w:r>
+        <w:rPr>
+          <w:rStyle w:val="NormalTok"/>
+        </w:rPr>
+        <w:t xml:space="preserve"> </w:t>
+      </w:r>
+      <w:r>
+        <w:rPr>
+          <w:rStyle w:val="DataTypeTok"/>
+        </w:rPr>
+        <w:t xml:space="preserve">\</w:t>
+      </w:r>
+      <w:r>
+        <w:br/>
+      </w:r>
+      <w:r>
+        <w:rPr>
+          <w:rStyle w:val="NormalTok"/>
+        </w:rPr>
+        <w:t xml:space="preserve">  </w:t>
+      </w:r>
+      <w:r>
+        <w:rPr>
+          <w:rStyle w:val="AttributeTok"/>
+        </w:rPr>
+        <w:t xml:space="preserve">--model</w:t>
+      </w:r>
+      <w:r>
+        <w:rPr>
+          <w:rStyle w:val="NormalTok"/>
+        </w:rPr>
+        <w:t xml:space="preserve"> ~/models/Llama-3.2-3B-Instruct-Q4_K_M.gguf </w:t>
+      </w:r>
+      <w:r>
+        <w:rPr>
+          <w:rStyle w:val="DataTypeTok"/>
+        </w:rPr>
+        <w:t xml:space="preserve">\</w:t>
+      </w:r>
+      <w:r>
+        <w:br/>
+      </w:r>
+      <w:r>
+        <w:rPr>
+          <w:rStyle w:val="NormalTok"/>
+        </w:rPr>
+        <w:t xml:space="preserve">  </w:t>
+      </w:r>
+      <w:r>
+        <w:rPr>
+          <w:rStyle w:val="AttributeTok"/>
+        </w:rPr>
+        <w:t xml:space="preserve">--tokenizer</w:t>
+      </w:r>
+      <w:r>
+        <w:rPr>
+          <w:rStyle w:val="NormalTok"/>
+        </w:rPr>
+        <w:t xml:space="preserve"> ~/models/tokenizer.json </w:t>
+      </w:r>
+      <w:r>
+        <w:rPr>
+          <w:rStyle w:val="DataTypeTok"/>
+        </w:rPr>
+        <w:t xml:space="preserve">\</w:t>
+      </w:r>
+      <w:r>
+        <w:br/>
+      </w:r>
+      <w:r>
+        <w:rPr>
+          <w:rStyle w:val="NormalTok"/>
+        </w:rPr>
+        <w:t xml:space="preserve">  agent</w:t>
+      </w:r>
+    </w:p>
+    <w:p>
+      <w:pPr>
+        <w:pStyle w:val="FirstParagraph"/>
+      </w:pPr>
+      <w:r>
+        <w:t xml:space="preserve">…or set them once in</w:t>
+      </w:r>
+      <w:r>
+        <w:t xml:space="preserve"> </w:t>
+      </w:r>
+      <w:hyperlink w:anchor="configuration-settingsjson">
+        <w:r>
+          <w:rPr>
+            <w:rStyle w:val="VerbatimChar"/>
+          </w:rPr>
+          <w:t xml:space="preserve">settings.json</w:t>
+        </w:r>
+      </w:hyperlink>
+      <w:r>
+        <w:t xml:space="preserve"> </w:t>
+      </w:r>
+      <w:r>
+        <w:t xml:space="preserve">so you never have to type the flags again.</w:t>
+      </w:r>
+    </w:p>
+    <w:p>
+      <w:pPr>
+        <w:pStyle w:val="BodyText"/>
+      </w:pPr>
+      <w:r>
+        <w:rPr>
+          <w:bCs/>
+          <w:b/>
+        </w:rPr>
+        <w:t xml:space="preserve">Quantization cheat-sheet</w:t>
+      </w:r>
+      <w:r>
+        <w:t xml:space="preserve"> </w:t>
+      </w:r>
+      <w:r>
+        <w:t xml:space="preserve">(smaller = faster + less RAM, but lower quality):</w:t>
+      </w:r>
+    </w:p>
+    <w:tbl>
+      <w:tblPr>
+        <w:tblStyle w:val="Table"/>
+        <w:tblW w:type="auto" w:w="0"/>
+        <w:tblLook w:firstRow="1" w:lastRow="0" w:firstColumn="0" w:lastColumn="0" w:noHBand="0" w:noVBand="0" w:val="0020"/>
+      </w:tblPr>
+      <w:tblGrid>
+        <w:gridCol w:w="2640"/>
+        <w:gridCol w:w="2640"/>
+        <w:gridCol w:w="2640"/>
+      </w:tblGrid>
+      <w:tr>
+        <w:trPr>
+          <w:tblHeader w:val="true"/>
+        </w:trPr>
+        <w:tc>
+          <w:tcPr/>
+          <w:p>
+            <w:pPr>
+              <w:pStyle w:val="Compact"/>
+              <w:jc w:val="left"/>
+            </w:pPr>
+            <w:r>
+              <w:t xml:space="preserve">Suffix</w:t>
+            </w:r>
+          </w:p>
+        </w:tc>
+        <w:tc>
+          <w:tcPr/>
+          <w:p>
+            <w:pPr>
+              <w:pStyle w:val="Compact"/>
+              <w:jc w:val="left"/>
+            </w:pPr>
+            <w:r>
+              <w:t xml:space="preserve">Bits/weight</w:t>
+            </w:r>
+          </w:p>
+        </w:tc>
+        <w:tc>
+          <w:tcPr/>
+          <w:p>
+            <w:pPr>
+              <w:pStyle w:val="Compact"/>
+              <w:jc w:val="left"/>
+            </w:pPr>
+            <w:r>
+              <w:t xml:space="preserve">Use when</w:t>
+            </w:r>
+          </w:p>
+        </w:tc>
+      </w:tr>
+      <w:tr>
+        <w:tc>
+          <w:tcPr/>
+          <w:p>
+            <w:pPr>
+              <w:pStyle w:val="Compact"/>
+              <w:jc w:val="left"/>
+            </w:pPr>
+            <w:r>
+              <w:rPr>
+                <w:rStyle w:val="VerbatimChar"/>
+              </w:rPr>
+              <w:t xml:space="preserve">Q2_K</w:t>
+            </w:r>
+            <w:r>
+              <w:t xml:space="preserve"> </w:t>
+            </w:r>
+            <w:r>
+              <w:t xml:space="preserve">/</w:t>
+            </w:r>
+            <w:r>
+              <w:t xml:space="preserve"> </w:t>
+            </w:r>
+            <w:r>
+              <w:rPr>
+                <w:rStyle w:val="VerbatimChar"/>
+              </w:rPr>
+              <w:t xml:space="preserve">Q3_K_S</w:t>
+            </w:r>
+          </w:p>
+        </w:tc>
+        <w:tc>
+          <w:tcPr/>
+          <w:p>
+            <w:pPr>
+              <w:pStyle w:val="Compact"/>
+              <w:jc w:val="left"/>
+            </w:pPr>
+            <w:r>
+              <w:t xml:space="preserve">~2–3</w:t>
+            </w:r>
+          </w:p>
+        </w:tc>
+        <w:tc>
+          <w:tcPr/>
+          <w:p>
+            <w:pPr>
+              <w:pStyle w:val="Compact"/>
+              <w:jc w:val="left"/>
+            </w:pPr>
+            <w:r>
+              <w:t xml:space="preserve">Very tight RAM; noticeable quality loss</w:t>
+            </w:r>
+          </w:p>
+        </w:tc>
+      </w:tr>
+      <w:tr>
+        <w:tc>
+          <w:tcPr/>
+          <w:p>
+            <w:pPr>
+              <w:pStyle w:val="Compact"/>
+              <w:jc w:val="left"/>
+            </w:pPr>
+            <w:r>
+              <w:rPr>
+                <w:rStyle w:val="VerbatimChar"/>
+              </w:rPr>
+              <w:t xml:space="preserve">Q4_K_M</w:t>
+            </w:r>
+          </w:p>
+        </w:tc>
+        <w:tc>
+          <w:tcPr/>
+          <w:p>
+            <w:pPr>
+              <w:pStyle w:val="Compact"/>
+              <w:jc w:val="left"/>
+            </w:pPr>
+            <w:r>
+              <w:t xml:space="preserve">~4</w:t>
+            </w:r>
+          </w:p>
+        </w:tc>
+        <w:tc>
+          <w:tcPr/>
+          <w:p>
+            <w:pPr>
+              <w:pStyle w:val="Compact"/>
+              <w:jc w:val="left"/>
+            </w:pPr>
+            <w:r>
+              <w:rPr>
+                <w:bCs/>
+                <w:b/>
+              </w:rPr>
+              <w:t xml:space="preserve">Recommended default</w:t>
+            </w:r>
+            <w:r>
+              <w:t xml:space="preserve"> </w:t>
+            </w:r>
+            <w:r>
+              <w:t xml:space="preserve">— best balance</w:t>
+            </w:r>
+          </w:p>
+        </w:tc>
+      </w:tr>
+      <w:tr>
+        <w:tc>
+          <w:tcPr/>
+          <w:p>
+            <w:pPr>
+              <w:pStyle w:val="Compact"/>
+              <w:jc w:val="left"/>
+            </w:pPr>
+            <w:r>
+              <w:rPr>
+                <w:rStyle w:val="VerbatimChar"/>
+              </w:rPr>
+              <w:t xml:space="preserve">Q5_K_M</w:t>
+            </w:r>
+          </w:p>
+        </w:tc>
+        <w:tc>
+          <w:tcPr/>
+          <w:p>
+            <w:pPr>
+              <w:pStyle w:val="Compact"/>
+              <w:jc w:val="left"/>
+            </w:pPr>
+            <w:r>
+              <w:t xml:space="preserve">~5</w:t>
+            </w:r>
+          </w:p>
+        </w:tc>
+        <w:tc>
+          <w:tcPr/>
+          <w:p>
+            <w:pPr>
+              <w:pStyle w:val="Compact"/>
+              <w:jc w:val="left"/>
+            </w:pPr>
+            <w:r>
+              <w:t xml:space="preserve">More quality, a bit slower</w:t>
+            </w:r>
+          </w:p>
+        </w:tc>
+      </w:tr>
+      <w:tr>
+        <w:tc>
+          <w:tcPr/>
+          <w:p>
+            <w:pPr>
+              <w:pStyle w:val="Compact"/>
+              <w:jc w:val="left"/>
+            </w:pPr>
+            <w:r>
+              <w:rPr>
+                <w:rStyle w:val="VerbatimChar"/>
+              </w:rPr>
+              <w:t xml:space="preserve">Q6_K</w:t>
+            </w:r>
+            <w:r>
+              <w:t xml:space="preserve"> </w:t>
+            </w:r>
+            <w:r>
+              <w:t xml:space="preserve">/</w:t>
+            </w:r>
+            <w:r>
+              <w:t xml:space="preserve"> </w:t>
+            </w:r>
+            <w:r>
+              <w:rPr>
+                <w:rStyle w:val="VerbatimChar"/>
+              </w:rPr>
+              <w:t xml:space="preserve">Q8_0</w:t>
+            </w:r>
+          </w:p>
+        </w:tc>
+        <w:tc>
+          <w:tcPr/>
+          <w:p>
+            <w:pPr>
+              <w:pStyle w:val="Compact"/>
+              <w:jc w:val="left"/>
+            </w:pPr>
+            <w:r>
+              <w:t xml:space="preserve">6–8</w:t>
+            </w:r>
+          </w:p>
+        </w:tc>
+        <w:tc>
+          <w:tcPr/>
+          <w:p>
+            <w:pPr>
+              <w:pStyle w:val="Compact"/>
+              <w:jc w:val="left"/>
+            </w:pPr>
+            <w:r>
+              <w:t xml:space="preserve">Near-full quality; needs more RAM</w:t>
+            </w:r>
+          </w:p>
+        </w:tc>
+      </w:tr>
+    </w:tbl>
+    <w:bookmarkEnd w:id="52"/>
+    <w:bookmarkStart w:id="53" w:name="gpu-acceleration"/>
     <w:p>
       <w:pPr>
         <w:pStyle w:val="Heading3"/>
@@ -6349,9 +8099,5833 @@
         </w:pict>
       </w:r>
     </w:p>
-    <w:bookmarkEnd w:id="51"/>
-    <w:bookmarkEnd w:id="52"/>
-    <w:bookmarkStart w:id="53" w:name="engine-selection-llm-vs.-needle"/>
+    <w:bookmarkEnd w:id="53"/>
+    <w:bookmarkEnd w:id="54"/>
+    <w:bookmarkStart w:id="59" w:name="configuration-settings.json"/>
+    <w:p>
+      <w:pPr>
+        <w:pStyle w:val="Heading2"/>
+      </w:pPr>
+      <w:r>
+        <w:t xml:space="preserve">Configuration (</w:t>
+      </w:r>
+      <w:r>
+        <w:rPr>
+          <w:rStyle w:val="VerbatimChar"/>
+        </w:rPr>
+        <w:t xml:space="preserve">settings.json</w:t>
+      </w:r>
+      <w:r>
+        <w:t xml:space="preserve">)</w:t>
+      </w:r>
+    </w:p>
+    <w:p>
+      <w:pPr>
+        <w:pStyle w:val="FirstParagraph"/>
+      </w:pPr>
+      <w:r>
+        <w:t xml:space="preserve">The</w:t>
+      </w:r>
+      <w:r>
+        <w:t xml:space="preserve"> </w:t>
+      </w:r>
+      <w:r>
+        <w:rPr>
+          <w:rStyle w:val="VerbatimChar"/>
+        </w:rPr>
+        <w:t xml:space="preserve">agent</w:t>
+      </w:r>
+      <w:r>
+        <w:t xml:space="preserve"> </w:t>
+      </w:r>
+      <w:r>
+        <w:t xml:space="preserve">REPL is</w:t>
+      </w:r>
+      <w:r>
+        <w:t xml:space="preserve"> </w:t>
+      </w:r>
+      <w:r>
+        <w:rPr>
+          <w:bCs/>
+          <w:b/>
+        </w:rPr>
+        <w:t xml:space="preserve">configured without recompiling</w:t>
+      </w:r>
+      <w:r>
+        <w:t xml:space="preserve"> </w:t>
+      </w:r>
+      <w:r>
+        <w:t xml:space="preserve">through a</w:t>
+      </w:r>
+      <w:r>
+        <w:t xml:space="preserve"> </w:t>
+      </w:r>
+      <w:r>
+        <w:rPr>
+          <w:rStyle w:val="VerbatimChar"/>
+        </w:rPr>
+        <w:t xml:space="preserve">settings.json</w:t>
+      </w:r>
+      <w:r>
+        <w:t xml:space="preserve"> </w:t>
+      </w:r>
+      <w:r>
+        <w:t xml:space="preserve">file. This is the recommended way to set a model, device, generation parameters, skills folder, and startup context — so you don’t have to retype CLI flags every time.</w:t>
+      </w:r>
+    </w:p>
+    <w:p>
+      <w:pPr>
+        <w:pStyle w:val="BodyText"/>
+      </w:pPr>
+      <w:r>
+        <w:t xml:space="preserve">A ready-to-copy template ships in the repo:</w:t>
+      </w:r>
+      <w:r>
+        <w:t xml:space="preserve"> </w:t>
+      </w:r>
+      <w:hyperlink r:id="rId55">
+        <w:r>
+          <w:rPr>
+            <w:rStyle w:val="VerbatimChar"/>
+            <w:bCs/>
+            <w:b/>
+          </w:rPr>
+          <w:t xml:space="preserve">graphdb-agent.settings.example.json</w:t>
+        </w:r>
+      </w:hyperlink>
+      <w:r>
+        <w:t xml:space="preserve">.</w:t>
+      </w:r>
+    </w:p>
+    <w:p>
+      <w:pPr>
+        <w:pStyle w:val="SourceCode"/>
+      </w:pPr>
+      <w:r>
+        <w:rPr>
+          <w:rStyle w:val="CommentTok"/>
+        </w:rPr>
+        <w:t xml:space="preserve"># Copy the template and edit it:</w:t>
+      </w:r>
+      <w:r>
+        <w:br/>
+      </w:r>
+      <w:r>
+        <w:rPr>
+          <w:rStyle w:val="FunctionTok"/>
+        </w:rPr>
+        <w:t xml:space="preserve">cp</w:t>
+      </w:r>
+      <w:r>
+        <w:rPr>
+          <w:rStyle w:val="NormalTok"/>
+        </w:rPr>
+        <w:t xml:space="preserve"> graphdb-agent.settings.example.json graphdb-agent.settings.json</w:t>
+      </w:r>
+      <w:r>
+        <w:br/>
+      </w:r>
+      <w:r>
+        <w:rPr>
+          <w:rStyle w:val="VariableTok"/>
+        </w:rPr>
+        <w:t xml:space="preserve">$EDITOR</w:t>
+      </w:r>
+      <w:r>
+        <w:rPr>
+          <w:rStyle w:val="NormalTok"/>
+        </w:rPr>
+        <w:t xml:space="preserve"> graphdb-agent.settings.json</w:t>
+      </w:r>
+      <w:r>
+        <w:br/>
+      </w:r>
+      <w:r>
+        <w:br/>
+      </w:r>
+      <w:r>
+        <w:rPr>
+          <w:rStyle w:val="CommentTok"/>
+        </w:rPr>
+        <w:t xml:space="preserve"># The agent auto-discovers ./graphdb-agent.settings.json:</w:t>
+      </w:r>
+      <w:r>
+        <w:br/>
+      </w:r>
+      <w:r>
+        <w:rPr>
+          <w:rStyle w:val="ExtensionTok"/>
+        </w:rPr>
+        <w:t xml:space="preserve">cargo</w:t>
+      </w:r>
+      <w:r>
+        <w:rPr>
+          <w:rStyle w:val="NormalTok"/>
+        </w:rPr>
+        <w:t xml:space="preserve"> run </w:t>
+      </w:r>
+      <w:r>
+        <w:rPr>
+          <w:rStyle w:val="AttributeTok"/>
+        </w:rPr>
+        <w:t xml:space="preserve">-p</w:t>
+      </w:r>
+      <w:r>
+        <w:rPr>
+          <w:rStyle w:val="NormalTok"/>
+        </w:rPr>
+        <w:t xml:space="preserve"> graphdb-cli </w:t>
+      </w:r>
+      <w:r>
+        <w:rPr>
+          <w:rStyle w:val="AttributeTok"/>
+        </w:rPr>
+        <w:t xml:space="preserve">--</w:t>
+      </w:r>
+      <w:r>
+        <w:rPr>
+          <w:rStyle w:val="NormalTok"/>
+        </w:rPr>
+        <w:t xml:space="preserve"> agent</w:t>
+      </w:r>
+      <w:r>
+        <w:br/>
+      </w:r>
+      <w:r>
+        <w:br/>
+      </w:r>
+      <w:r>
+        <w:rPr>
+          <w:rStyle w:val="CommentTok"/>
+        </w:rPr>
+        <w:t xml:space="preserve"># Or point at any file explicitly:</w:t>
+      </w:r>
+      <w:r>
+        <w:br/>
+      </w:r>
+      <w:r>
+        <w:rPr>
+          <w:rStyle w:val="ExtensionTok"/>
+        </w:rPr>
+        <w:t xml:space="preserve">cargo</w:t>
+      </w:r>
+      <w:r>
+        <w:rPr>
+          <w:rStyle w:val="NormalTok"/>
+        </w:rPr>
+        <w:t xml:space="preserve"> run </w:t>
+      </w:r>
+      <w:r>
+        <w:rPr>
+          <w:rStyle w:val="AttributeTok"/>
+        </w:rPr>
+        <w:t xml:space="preserve">-p</w:t>
+      </w:r>
+      <w:r>
+        <w:rPr>
+          <w:rStyle w:val="NormalTok"/>
+        </w:rPr>
+        <w:t xml:space="preserve"> graphdb-cli </w:t>
+      </w:r>
+      <w:r>
+        <w:rPr>
+          <w:rStyle w:val="AttributeTok"/>
+        </w:rPr>
+        <w:t xml:space="preserve">--</w:t>
+      </w:r>
+      <w:r>
+        <w:rPr>
+          <w:rStyle w:val="NormalTok"/>
+        </w:rPr>
+        <w:t xml:space="preserve"> </w:t>
+      </w:r>
+      <w:r>
+        <w:rPr>
+          <w:rStyle w:val="AttributeTok"/>
+        </w:rPr>
+        <w:t xml:space="preserve">--settings</w:t>
+      </w:r>
+      <w:r>
+        <w:rPr>
+          <w:rStyle w:val="NormalTok"/>
+        </w:rPr>
+        <w:t xml:space="preserve"> ~/my-agent.json agent</w:t>
+      </w:r>
+    </w:p>
+    <w:p>
+      <w:pPr>
+        <w:pStyle w:val="FirstParagraph"/>
+      </w:pPr>
+      <w:r>
+        <w:t xml:space="preserve">Inside the REPL, type</w:t>
+      </w:r>
+      <w:r>
+        <w:t xml:space="preserve"> </w:t>
+      </w:r>
+      <w:r>
+        <w:rPr>
+          <w:rStyle w:val="VerbatimChar"/>
+          <w:bCs/>
+          <w:b/>
+        </w:rPr>
+        <w:t xml:space="preserve">/settings</w:t>
+      </w:r>
+      <w:r>
+        <w:t xml:space="preserve"> </w:t>
+      </w:r>
+      <w:r>
+        <w:t xml:space="preserve">to see the effective configuration and where it was loaded from.</w:t>
+      </w:r>
+    </w:p>
+    <w:bookmarkStart w:id="56" w:name="discovery-order-precedence"/>
+    <w:p>
+      <w:pPr>
+        <w:pStyle w:val="Heading3"/>
+      </w:pPr>
+      <w:r>
+        <w:t xml:space="preserve">Discovery Order &amp; Precedence</w:t>
+      </w:r>
+    </w:p>
+    <w:p>
+      <w:pPr>
+        <w:pStyle w:val="FirstParagraph"/>
+      </w:pPr>
+      <w:r>
+        <w:t xml:space="preserve">The agent looks for a settings file in this order (first match wins):</w:t>
+      </w:r>
+    </w:p>
+    <w:p>
+      <w:pPr>
+        <w:numPr>
+          <w:ilvl w:val="0"/>
+          <w:numId w:val="1012"/>
+        </w:numPr>
+        <w:pStyle w:val="Compact"/>
+      </w:pPr>
+      <w:r>
+        <w:rPr>
+          <w:rStyle w:val="VerbatimChar"/>
+        </w:rPr>
+        <w:t xml:space="preserve">--settings &lt;path&gt;</w:t>
+      </w:r>
+      <w:r>
+        <w:t xml:space="preserve"> </w:t>
+      </w:r>
+      <w:r>
+        <w:t xml:space="preserve">— explicit flag</w:t>
+      </w:r>
+    </w:p>
+    <w:p>
+      <w:pPr>
+        <w:numPr>
+          <w:ilvl w:val="0"/>
+          <w:numId w:val="1012"/>
+        </w:numPr>
+        <w:pStyle w:val="Compact"/>
+      </w:pPr>
+      <w:r>
+        <w:rPr>
+          <w:rStyle w:val="VerbatimChar"/>
+        </w:rPr>
+        <w:t xml:space="preserve">$GRAPHDB_AGENT_SETTINGS</w:t>
+      </w:r>
+      <w:r>
+        <w:t xml:space="preserve"> </w:t>
+      </w:r>
+      <w:r>
+        <w:t xml:space="preserve">— environment variable</w:t>
+      </w:r>
+    </w:p>
+    <w:p>
+      <w:pPr>
+        <w:numPr>
+          <w:ilvl w:val="0"/>
+          <w:numId w:val="1012"/>
+        </w:numPr>
+        <w:pStyle w:val="Compact"/>
+      </w:pPr>
+      <w:r>
+        <w:rPr>
+          <w:rStyle w:val="VerbatimChar"/>
+        </w:rPr>
+        <w:t xml:space="preserve">./graphdb-agent.settings.json</w:t>
+      </w:r>
+      <w:r>
+        <w:t xml:space="preserve"> </w:t>
+      </w:r>
+      <w:r>
+        <w:t xml:space="preserve">— current directory</w:t>
+      </w:r>
+    </w:p>
+    <w:p>
+      <w:pPr>
+        <w:numPr>
+          <w:ilvl w:val="0"/>
+          <w:numId w:val="1012"/>
+        </w:numPr>
+        <w:pStyle w:val="Compact"/>
+      </w:pPr>
+      <w:r>
+        <w:rPr>
+          <w:rStyle w:val="VerbatimChar"/>
+        </w:rPr>
+        <w:t xml:space="preserve">~/.config/graphdb/agent.settings.json</w:t>
+      </w:r>
+      <w:r>
+        <w:t xml:space="preserve"> </w:t>
+      </w:r>
+      <w:r>
+        <w:t xml:space="preserve">— user config</w:t>
+      </w:r>
+    </w:p>
+    <w:p>
+      <w:pPr>
+        <w:pStyle w:val="FirstParagraph"/>
+      </w:pPr>
+      <w:r>
+        <w:t xml:space="preserve">If none exist, built-in defaults apply (offline stub model, CPU).</w:t>
+      </w:r>
+    </w:p>
+    <w:p>
+      <w:pPr>
+        <w:pStyle w:val="BodyText"/>
+      </w:pPr>
+      <w:r>
+        <w:rPr>
+          <w:bCs/>
+          <w:b/>
+        </w:rPr>
+        <w:t xml:space="preserve">Every value can still be overridden on the command line.</w:t>
+      </w:r>
+      <w:r>
+        <w:t xml:space="preserve"> </w:t>
+      </w:r>
+      <w:r>
+        <w:t xml:space="preserve">The precedence is:</w:t>
+      </w:r>
+    </w:p>
+    <w:p>
+      <w:pPr>
+        <w:pStyle w:val="SourceCode"/>
+      </w:pPr>
+      <w:r>
+        <w:rPr>
+          <w:rStyle w:val="VerbatimChar"/>
+        </w:rPr>
+        <w:t xml:space="preserve">CLI flag   &gt;   settings.json   &gt;   built-in default</w:t>
+      </w:r>
+    </w:p>
+    <w:p>
+      <w:pPr>
+        <w:pStyle w:val="FirstParagraph"/>
+      </w:pPr>
+      <w:r>
+        <w:t xml:space="preserve">For example,</w:t>
+      </w:r>
+      <w:r>
+        <w:t xml:space="preserve"> </w:t>
+      </w:r>
+      <w:r>
+        <w:rPr>
+          <w:rStyle w:val="VerbatimChar"/>
+        </w:rPr>
+        <w:t xml:space="preserve">--device cpu</w:t>
+      </w:r>
+      <w:r>
+        <w:t xml:space="preserve"> </w:t>
+      </w:r>
+      <w:r>
+        <w:t xml:space="preserve">on the command line wins over</w:t>
+      </w:r>
+      <w:r>
+        <w:t xml:space="preserve"> </w:t>
+      </w:r>
+      <w:r>
+        <w:rPr>
+          <w:rStyle w:val="VerbatimChar"/>
+        </w:rPr>
+        <w:t xml:space="preserve">"device": "cuda"</w:t>
+      </w:r>
+      <w:r>
+        <w:t xml:space="preserve"> </w:t>
+      </w:r>
+      <w:r>
+        <w:t xml:space="preserve">in the file. This lets you keep a stable config file and override just one thing for a single run.</w:t>
+      </w:r>
+    </w:p>
+    <w:bookmarkEnd w:id="56"/>
+    <w:bookmarkStart w:id="57" w:name="full-reference"/>
+    <w:p>
+      <w:pPr>
+        <w:pStyle w:val="Heading3"/>
+      </w:pPr>
+      <w:r>
+        <w:t xml:space="preserve">Full Reference</w:t>
+      </w:r>
+    </w:p>
+    <w:p>
+      <w:pPr>
+        <w:pStyle w:val="SourceCode"/>
+      </w:pPr>
+      <w:r>
+        <w:rPr>
+          <w:rStyle w:val="FunctionTok"/>
+        </w:rPr>
+        <w:t xml:space="preserve">{</w:t>
+      </w:r>
+      <w:r>
+        <w:br/>
+      </w:r>
+      <w:r>
+        <w:rPr>
+          <w:rStyle w:val="NormalTok"/>
+        </w:rPr>
+        <w:t xml:space="preserve">  </w:t>
+      </w:r>
+      <w:r>
+        <w:rPr>
+          <w:rStyle w:val="DataTypeTok"/>
+        </w:rPr>
+        <w:t xml:space="preserve">"model"</w:t>
+      </w:r>
+      <w:r>
+        <w:rPr>
+          <w:rStyle w:val="FunctionTok"/>
+        </w:rPr>
+        <w:t xml:space="preserve">:</w:t>
+      </w:r>
+      <w:r>
+        <w:rPr>
+          <w:rStyle w:val="NormalTok"/>
+        </w:rPr>
+        <w:t xml:space="preserve"> </w:t>
+      </w:r>
+      <w:r>
+        <w:rPr>
+          <w:rStyle w:val="FunctionTok"/>
+        </w:rPr>
+        <w:t xml:space="preserve">{</w:t>
+      </w:r>
+      <w:r>
+        <w:br/>
+      </w:r>
+      <w:r>
+        <w:rPr>
+          <w:rStyle w:val="NormalTok"/>
+        </w:rPr>
+        <w:t xml:space="preserve">    </w:t>
+      </w:r>
+      <w:r>
+        <w:rPr>
+          <w:rStyle w:val="DataTypeTok"/>
+        </w:rPr>
+        <w:t xml:space="preserve">"path"</w:t>
+      </w:r>
+      <w:r>
+        <w:rPr>
+          <w:rStyle w:val="FunctionTok"/>
+        </w:rPr>
+        <w:t xml:space="preserve">:</w:t>
+      </w:r>
+      <w:r>
+        <w:rPr>
+          <w:rStyle w:val="NormalTok"/>
+        </w:rPr>
+        <w:t xml:space="preserve"> </w:t>
+      </w:r>
+      <w:r>
+        <w:rPr>
+          <w:rStyle w:val="StringTok"/>
+        </w:rPr>
+        <w:t xml:space="preserve">"~/models/llama-3.2-3b-instruct-q4_k_m.gguf"</w:t>
+      </w:r>
+      <w:r>
+        <w:rPr>
+          <w:rStyle w:val="FunctionTok"/>
+        </w:rPr>
+        <w:t xml:space="preserve">,</w:t>
+      </w:r>
+      <w:r>
+        <w:br/>
+      </w:r>
+      <w:r>
+        <w:rPr>
+          <w:rStyle w:val="NormalTok"/>
+        </w:rPr>
+        <w:t xml:space="preserve">    </w:t>
+      </w:r>
+      <w:r>
+        <w:rPr>
+          <w:rStyle w:val="DataTypeTok"/>
+        </w:rPr>
+        <w:t xml:space="preserve">"tokenizer"</w:t>
+      </w:r>
+      <w:r>
+        <w:rPr>
+          <w:rStyle w:val="FunctionTok"/>
+        </w:rPr>
+        <w:t xml:space="preserve">:</w:t>
+      </w:r>
+      <w:r>
+        <w:rPr>
+          <w:rStyle w:val="NormalTok"/>
+        </w:rPr>
+        <w:t xml:space="preserve"> </w:t>
+      </w:r>
+      <w:r>
+        <w:rPr>
+          <w:rStyle w:val="StringTok"/>
+        </w:rPr>
+        <w:t xml:space="preserve">"~/models/tokenizer.json"</w:t>
+      </w:r>
+      <w:r>
+        <w:rPr>
+          <w:rStyle w:val="FunctionTok"/>
+        </w:rPr>
+        <w:t xml:space="preserve">,</w:t>
+      </w:r>
+      <w:r>
+        <w:br/>
+      </w:r>
+      <w:r>
+        <w:rPr>
+          <w:rStyle w:val="NormalTok"/>
+        </w:rPr>
+        <w:t xml:space="preserve">    </w:t>
+      </w:r>
+      <w:r>
+        <w:rPr>
+          <w:rStyle w:val="DataTypeTok"/>
+        </w:rPr>
+        <w:t xml:space="preserve">"device"</w:t>
+      </w:r>
+      <w:r>
+        <w:rPr>
+          <w:rStyle w:val="FunctionTok"/>
+        </w:rPr>
+        <w:t xml:space="preserve">:</w:t>
+      </w:r>
+      <w:r>
+        <w:rPr>
+          <w:rStyle w:val="NormalTok"/>
+        </w:rPr>
+        <w:t xml:space="preserve"> </w:t>
+      </w:r>
+      <w:r>
+        <w:rPr>
+          <w:rStyle w:val="StringTok"/>
+        </w:rPr>
+        <w:t xml:space="preserve">"cpu"</w:t>
+      </w:r>
+      <w:r>
+        <w:br/>
+      </w:r>
+      <w:r>
+        <w:rPr>
+          <w:rStyle w:val="NormalTok"/>
+        </w:rPr>
+        <w:t xml:space="preserve">  </w:t>
+      </w:r>
+      <w:r>
+        <w:rPr>
+          <w:rStyle w:val="FunctionTok"/>
+        </w:rPr>
+        <w:t xml:space="preserve">},</w:t>
+      </w:r>
+      <w:r>
+        <w:br/>
+      </w:r>
+      <w:r>
+        <w:rPr>
+          <w:rStyle w:val="NormalTok"/>
+        </w:rPr>
+        <w:t xml:space="preserve">  </w:t>
+      </w:r>
+      <w:r>
+        <w:rPr>
+          <w:rStyle w:val="DataTypeTok"/>
+        </w:rPr>
+        <w:t xml:space="preserve">"generation"</w:t>
+      </w:r>
+      <w:r>
+        <w:rPr>
+          <w:rStyle w:val="FunctionTok"/>
+        </w:rPr>
+        <w:t xml:space="preserve">:</w:t>
+      </w:r>
+      <w:r>
+        <w:rPr>
+          <w:rStyle w:val="NormalTok"/>
+        </w:rPr>
+        <w:t xml:space="preserve"> </w:t>
+      </w:r>
+      <w:r>
+        <w:rPr>
+          <w:rStyle w:val="FunctionTok"/>
+        </w:rPr>
+        <w:t xml:space="preserve">{</w:t>
+      </w:r>
+      <w:r>
+        <w:br/>
+      </w:r>
+      <w:r>
+        <w:rPr>
+          <w:rStyle w:val="NormalTok"/>
+        </w:rPr>
+        <w:t xml:space="preserve">    </w:t>
+      </w:r>
+      <w:r>
+        <w:rPr>
+          <w:rStyle w:val="DataTypeTok"/>
+        </w:rPr>
+        <w:t xml:space="preserve">"max_tokens"</w:t>
+      </w:r>
+      <w:r>
+        <w:rPr>
+          <w:rStyle w:val="FunctionTok"/>
+        </w:rPr>
+        <w:t xml:space="preserve">:</w:t>
+      </w:r>
+      <w:r>
+        <w:rPr>
+          <w:rStyle w:val="NormalTok"/>
+        </w:rPr>
+        <w:t xml:space="preserve"> </w:t>
+      </w:r>
+      <w:r>
+        <w:rPr>
+          <w:rStyle w:val="DecValTok"/>
+        </w:rPr>
+        <w:t xml:space="preserve">512</w:t>
+      </w:r>
+      <w:r>
+        <w:rPr>
+          <w:rStyle w:val="FunctionTok"/>
+        </w:rPr>
+        <w:t xml:space="preserve">,</w:t>
+      </w:r>
+      <w:r>
+        <w:br/>
+      </w:r>
+      <w:r>
+        <w:rPr>
+          <w:rStyle w:val="NormalTok"/>
+        </w:rPr>
+        <w:t xml:space="preserve">    </w:t>
+      </w:r>
+      <w:r>
+        <w:rPr>
+          <w:rStyle w:val="DataTypeTok"/>
+        </w:rPr>
+        <w:t xml:space="preserve">"temperature"</w:t>
+      </w:r>
+      <w:r>
+        <w:rPr>
+          <w:rStyle w:val="FunctionTok"/>
+        </w:rPr>
+        <w:t xml:space="preserve">:</w:t>
+      </w:r>
+      <w:r>
+        <w:rPr>
+          <w:rStyle w:val="NormalTok"/>
+        </w:rPr>
+        <w:t xml:space="preserve"> </w:t>
+      </w:r>
+      <w:r>
+        <w:rPr>
+          <w:rStyle w:val="FloatTok"/>
+        </w:rPr>
+        <w:t xml:space="preserve">0.2</w:t>
+      </w:r>
+      <w:r>
+        <w:br/>
+      </w:r>
+      <w:r>
+        <w:rPr>
+          <w:rStyle w:val="NormalTok"/>
+        </w:rPr>
+        <w:t xml:space="preserve">  </w:t>
+      </w:r>
+      <w:r>
+        <w:rPr>
+          <w:rStyle w:val="FunctionTok"/>
+        </w:rPr>
+        <w:t xml:space="preserve">},</w:t>
+      </w:r>
+      <w:r>
+        <w:br/>
+      </w:r>
+      <w:r>
+        <w:rPr>
+          <w:rStyle w:val="NormalTok"/>
+        </w:rPr>
+        <w:t xml:space="preserve">  </w:t>
+      </w:r>
+      <w:r>
+        <w:rPr>
+          <w:rStyle w:val="DataTypeTok"/>
+        </w:rPr>
+        <w:t xml:space="preserve">"skills_dir"</w:t>
+      </w:r>
+      <w:r>
+        <w:rPr>
+          <w:rStyle w:val="FunctionTok"/>
+        </w:rPr>
+        <w:t xml:space="preserve">:</w:t>
+      </w:r>
+      <w:r>
+        <w:rPr>
+          <w:rStyle w:val="NormalTok"/>
+        </w:rPr>
+        <w:t xml:space="preserve"> </w:t>
+      </w:r>
+      <w:r>
+        <w:rPr>
+          <w:rStyle w:val="StringTok"/>
+        </w:rPr>
+        <w:t xml:space="preserve">"./my-skills"</w:t>
+      </w:r>
+      <w:r>
+        <w:rPr>
+          <w:rStyle w:val="FunctionTok"/>
+        </w:rPr>
+        <w:t xml:space="preserve">,</w:t>
+      </w:r>
+      <w:r>
+        <w:br/>
+      </w:r>
+      <w:r>
+        <w:rPr>
+          <w:rStyle w:val="NormalTok"/>
+        </w:rPr>
+        <w:t xml:space="preserve">  </w:t>
+      </w:r>
+      <w:r>
+        <w:rPr>
+          <w:rStyle w:val="DataTypeTok"/>
+        </w:rPr>
+        <w:t xml:space="preserve">"context_dir"</w:t>
+      </w:r>
+      <w:r>
+        <w:rPr>
+          <w:rStyle w:val="FunctionTok"/>
+        </w:rPr>
+        <w:t xml:space="preserve">:</w:t>
+      </w:r>
+      <w:r>
+        <w:rPr>
+          <w:rStyle w:val="NormalTok"/>
+        </w:rPr>
+        <w:t xml:space="preserve"> </w:t>
+      </w:r>
+      <w:r>
+        <w:rPr>
+          <w:rStyle w:val="StringTok"/>
+        </w:rPr>
+        <w:t xml:space="preserve">"./src"</w:t>
+      </w:r>
+      <w:r>
+        <w:rPr>
+          <w:rStyle w:val="FunctionTok"/>
+        </w:rPr>
+        <w:t xml:space="preserve">,</w:t>
+      </w:r>
+      <w:r>
+        <w:br/>
+      </w:r>
+      <w:r>
+        <w:rPr>
+          <w:rStyle w:val="NormalTok"/>
+        </w:rPr>
+        <w:t xml:space="preserve">  </w:t>
+      </w:r>
+      <w:r>
+        <w:rPr>
+          <w:rStyle w:val="DataTypeTok"/>
+        </w:rPr>
+        <w:t xml:space="preserve">"history_file"</w:t>
+      </w:r>
+      <w:r>
+        <w:rPr>
+          <w:rStyle w:val="FunctionTok"/>
+        </w:rPr>
+        <w:t xml:space="preserve">:</w:t>
+      </w:r>
+      <w:r>
+        <w:rPr>
+          <w:rStyle w:val="NormalTok"/>
+        </w:rPr>
+        <w:t xml:space="preserve"> </w:t>
+      </w:r>
+      <w:r>
+        <w:rPr>
+          <w:rStyle w:val="StringTok"/>
+        </w:rPr>
+        <w:t xml:space="preserve">"~/.graphdb_agent_history"</w:t>
+      </w:r>
+      <w:r>
+        <w:br/>
+      </w:r>
+      <w:r>
+        <w:rPr>
+          <w:rStyle w:val="FunctionTok"/>
+        </w:rPr>
+        <w:t xml:space="preserve">}</w:t>
+      </w:r>
+    </w:p>
+    <w:tbl>
+      <w:tblPr>
+        <w:tblStyle w:val="Table"/>
+        <w:tblW w:type="pct" w:w="5000"/>
+        <w:tblLook w:firstRow="1" w:lastRow="0" w:firstColumn="0" w:lastColumn="0" w:noHBand="0" w:noVBand="0" w:val="0020"/>
+      </w:tblPr>
+      <w:tblGrid>
+        <w:gridCol w:w="1200"/>
+        <w:gridCol w:w="1440"/>
+        <w:gridCol w:w="2160"/>
+        <w:gridCol w:w="3120"/>
+      </w:tblGrid>
+      <w:tr>
+        <w:trPr>
+          <w:tblHeader w:val="true"/>
+        </w:trPr>
+        <w:tc>
+          <w:tcPr/>
+          <w:p>
+            <w:pPr>
+              <w:pStyle w:val="Compact"/>
+              <w:jc w:val="left"/>
+            </w:pPr>
+            <w:r>
+              <w:t xml:space="preserve">Key</w:t>
+            </w:r>
+          </w:p>
+        </w:tc>
+        <w:tc>
+          <w:tcPr/>
+          <w:p>
+            <w:pPr>
+              <w:pStyle w:val="Compact"/>
+              <w:jc w:val="left"/>
+            </w:pPr>
+            <w:r>
+              <w:t xml:space="preserve">Type</w:t>
+            </w:r>
+          </w:p>
+        </w:tc>
+        <w:tc>
+          <w:tcPr/>
+          <w:p>
+            <w:pPr>
+              <w:pStyle w:val="Compact"/>
+              <w:jc w:val="left"/>
+            </w:pPr>
+            <w:r>
+              <w:t xml:space="preserve">Default</w:t>
+            </w:r>
+          </w:p>
+        </w:tc>
+        <w:tc>
+          <w:tcPr/>
+          <w:p>
+            <w:pPr>
+              <w:pStyle w:val="Compact"/>
+              <w:jc w:val="left"/>
+            </w:pPr>
+            <w:r>
+              <w:t xml:space="preserve">Description</w:t>
+            </w:r>
+          </w:p>
+        </w:tc>
+      </w:tr>
+      <w:tr>
+        <w:tc>
+          <w:tcPr/>
+          <w:p>
+            <w:pPr>
+              <w:pStyle w:val="Compact"/>
+              <w:jc w:val="left"/>
+            </w:pPr>
+            <w:r>
+              <w:rPr>
+                <w:rStyle w:val="VerbatimChar"/>
+              </w:rPr>
+              <w:t xml:space="preserve">model.path</w:t>
+            </w:r>
+          </w:p>
+        </w:tc>
+        <w:tc>
+          <w:tcPr/>
+          <w:p>
+            <w:pPr>
+              <w:pStyle w:val="Compact"/>
+              <w:jc w:val="left"/>
+            </w:pPr>
+            <w:r>
+              <w:t xml:space="preserve">string | null</w:t>
+            </w:r>
+          </w:p>
+        </w:tc>
+        <w:tc>
+          <w:tcPr/>
+          <w:p>
+            <w:pPr>
+              <w:pStyle w:val="Compact"/>
+              <w:jc w:val="left"/>
+            </w:pPr>
+            <w:r>
+              <w:rPr>
+                <w:rStyle w:val="VerbatimChar"/>
+              </w:rPr>
+              <w:t xml:space="preserve">null</w:t>
+            </w:r>
+          </w:p>
+        </w:tc>
+        <w:tc>
+          <w:tcPr/>
+          <w:p>
+            <w:pPr>
+              <w:pStyle w:val="Compact"/>
+              <w:jc w:val="left"/>
+            </w:pPr>
+            <w:r>
+              <w:t xml:space="preserve">Path to a GGUF model file.</w:t>
+            </w:r>
+            <w:r>
+              <w:t xml:space="preserve"> </w:t>
+            </w:r>
+            <w:r>
+              <w:rPr>
+                <w:rStyle w:val="VerbatimChar"/>
+              </w:rPr>
+              <w:t xml:space="preserve">null</w:t>
+            </w:r>
+            <w:r>
+              <w:t xml:space="preserve"> </w:t>
+            </w:r>
+            <w:r>
+              <w:t xml:space="preserve">→ offline stub model.</w:t>
+            </w:r>
+          </w:p>
+        </w:tc>
+      </w:tr>
+      <w:tr>
+        <w:tc>
+          <w:tcPr/>
+          <w:p>
+            <w:pPr>
+              <w:pStyle w:val="Compact"/>
+              <w:jc w:val="left"/>
+            </w:pPr>
+            <w:r>
+              <w:rPr>
+                <w:rStyle w:val="VerbatimChar"/>
+              </w:rPr>
+              <w:t xml:space="preserve">model.tokenizer</w:t>
+            </w:r>
+          </w:p>
+        </w:tc>
+        <w:tc>
+          <w:tcPr/>
+          <w:p>
+            <w:pPr>
+              <w:pStyle w:val="Compact"/>
+              <w:jc w:val="left"/>
+            </w:pPr>
+            <w:r>
+              <w:t xml:space="preserve">string | null</w:t>
+            </w:r>
+          </w:p>
+        </w:tc>
+        <w:tc>
+          <w:tcPr/>
+          <w:p>
+            <w:pPr>
+              <w:pStyle w:val="Compact"/>
+              <w:jc w:val="left"/>
+            </w:pPr>
+            <w:r>
+              <w:rPr>
+                <w:rStyle w:val="VerbatimChar"/>
+              </w:rPr>
+              <w:t xml:space="preserve">null</w:t>
+            </w:r>
+          </w:p>
+        </w:tc>
+        <w:tc>
+          <w:tcPr/>
+          <w:p>
+            <w:pPr>
+              <w:pStyle w:val="Compact"/>
+              <w:jc w:val="left"/>
+            </w:pPr>
+            <w:r>
+              <w:t xml:space="preserve">Path to the matching</w:t>
+            </w:r>
+            <w:r>
+              <w:t xml:space="preserve"> </w:t>
+            </w:r>
+            <w:r>
+              <w:rPr>
+                <w:rStyle w:val="VerbatimChar"/>
+              </w:rPr>
+              <w:t xml:space="preserve">tokenizer.json</w:t>
+            </w:r>
+            <w:r>
+              <w:t xml:space="preserve">.</w:t>
+            </w:r>
+            <w:r>
+              <w:t xml:space="preserve"> </w:t>
+            </w:r>
+            <w:r>
+              <w:rPr>
+                <w:bCs/>
+                <w:b/>
+              </w:rPr>
+              <w:t xml:space="preserve">Required when</w:t>
+            </w:r>
+            <w:r>
+              <w:rPr>
+                <w:bCs/>
+                <w:b/>
+              </w:rPr>
+              <w:t xml:space="preserve"> </w:t>
+            </w:r>
+            <w:r>
+              <w:rPr>
+                <w:rStyle w:val="VerbatimChar"/>
+                <w:bCs/>
+                <w:b/>
+              </w:rPr>
+              <w:t xml:space="preserve">model.path</w:t>
+            </w:r>
+            <w:r>
+              <w:rPr>
+                <w:bCs/>
+                <w:b/>
+              </w:rPr>
+              <w:t xml:space="preserve"> </w:t>
+            </w:r>
+            <w:r>
+              <w:rPr>
+                <w:bCs/>
+                <w:b/>
+              </w:rPr>
+              <w:t xml:space="preserve">is set.</w:t>
+            </w:r>
+          </w:p>
+        </w:tc>
+      </w:tr>
+      <w:tr>
+        <w:tc>
+          <w:tcPr/>
+          <w:p>
+            <w:pPr>
+              <w:pStyle w:val="Compact"/>
+              <w:jc w:val="left"/>
+            </w:pPr>
+            <w:r>
+              <w:rPr>
+                <w:rStyle w:val="VerbatimChar"/>
+              </w:rPr>
+              <w:t xml:space="preserve">model.device</w:t>
+            </w:r>
+          </w:p>
+        </w:tc>
+        <w:tc>
+          <w:tcPr/>
+          <w:p>
+            <w:pPr>
+              <w:pStyle w:val="Compact"/>
+              <w:jc w:val="left"/>
+            </w:pPr>
+            <w:r>
+              <w:t xml:space="preserve">string</w:t>
+            </w:r>
+          </w:p>
+        </w:tc>
+        <w:tc>
+          <w:tcPr/>
+          <w:p>
+            <w:pPr>
+              <w:pStyle w:val="Compact"/>
+              <w:jc w:val="left"/>
+            </w:pPr>
+            <w:r>
+              <w:rPr>
+                <w:rStyle w:val="VerbatimChar"/>
+              </w:rPr>
+              <w:t xml:space="preserve">"cpu"</w:t>
+            </w:r>
+          </w:p>
+        </w:tc>
+        <w:tc>
+          <w:tcPr/>
+          <w:p>
+            <w:pPr>
+              <w:pStyle w:val="Compact"/>
+              <w:jc w:val="left"/>
+            </w:pPr>
+            <w:r>
+              <w:t xml:space="preserve">Compute device:</w:t>
+            </w:r>
+            <w:r>
+              <w:t xml:space="preserve"> </w:t>
+            </w:r>
+            <w:r>
+              <w:rPr>
+                <w:rStyle w:val="VerbatimChar"/>
+              </w:rPr>
+              <w:t xml:space="preserve">"cpu"</w:t>
+            </w:r>
+            <w:r>
+              <w:t xml:space="preserve">,</w:t>
+            </w:r>
+            <w:r>
+              <w:t xml:space="preserve"> </w:t>
+            </w:r>
+            <w:r>
+              <w:rPr>
+                <w:rStyle w:val="VerbatimChar"/>
+              </w:rPr>
+              <w:t xml:space="preserve">"cuda"</w:t>
+            </w:r>
+            <w:r>
+              <w:t xml:space="preserve">, or</w:t>
+            </w:r>
+            <w:r>
+              <w:t xml:space="preserve"> </w:t>
+            </w:r>
+            <w:r>
+              <w:rPr>
+                <w:rStyle w:val="VerbatimChar"/>
+              </w:rPr>
+              <w:t xml:space="preserve">"metal"</w:t>
+            </w:r>
+            <w:r>
+              <w:t xml:space="preserve">.</w:t>
+            </w:r>
+          </w:p>
+        </w:tc>
+      </w:tr>
+      <w:tr>
+        <w:tc>
+          <w:tcPr/>
+          <w:p>
+            <w:pPr>
+              <w:pStyle w:val="Compact"/>
+              <w:jc w:val="left"/>
+            </w:pPr>
+            <w:r>
+              <w:rPr>
+                <w:rStyle w:val="VerbatimChar"/>
+              </w:rPr>
+              <w:t xml:space="preserve">generation.max_tokens</w:t>
+            </w:r>
+          </w:p>
+        </w:tc>
+        <w:tc>
+          <w:tcPr/>
+          <w:p>
+            <w:pPr>
+              <w:pStyle w:val="Compact"/>
+              <w:jc w:val="left"/>
+            </w:pPr>
+            <w:r>
+              <w:t xml:space="preserve">integer</w:t>
+            </w:r>
+          </w:p>
+        </w:tc>
+        <w:tc>
+          <w:tcPr/>
+          <w:p>
+            <w:pPr>
+              <w:pStyle w:val="Compact"/>
+              <w:jc w:val="left"/>
+            </w:pPr>
+            <w:r>
+              <w:rPr>
+                <w:rStyle w:val="VerbatimChar"/>
+              </w:rPr>
+              <w:t xml:space="preserve">256</w:t>
+            </w:r>
+          </w:p>
+        </w:tc>
+        <w:tc>
+          <w:tcPr/>
+          <w:p>
+            <w:pPr>
+              <w:pStyle w:val="Compact"/>
+              <w:jc w:val="left"/>
+            </w:pPr>
+            <w:r>
+              <w:t xml:space="preserve">Maximum new tokens per answer.</w:t>
+            </w:r>
+          </w:p>
+        </w:tc>
+      </w:tr>
+      <w:tr>
+        <w:tc>
+          <w:tcPr/>
+          <w:p>
+            <w:pPr>
+              <w:pStyle w:val="Compact"/>
+              <w:jc w:val="left"/>
+            </w:pPr>
+            <w:r>
+              <w:rPr>
+                <w:rStyle w:val="VerbatimChar"/>
+              </w:rPr>
+              <w:t xml:space="preserve">generation.temperature</w:t>
+            </w:r>
+          </w:p>
+        </w:tc>
+        <w:tc>
+          <w:tcPr/>
+          <w:p>
+            <w:pPr>
+              <w:pStyle w:val="Compact"/>
+              <w:jc w:val="left"/>
+            </w:pPr>
+            <w:r>
+              <w:t xml:space="preserve">number</w:t>
+            </w:r>
+          </w:p>
+        </w:tc>
+        <w:tc>
+          <w:tcPr/>
+          <w:p>
+            <w:pPr>
+              <w:pStyle w:val="Compact"/>
+              <w:jc w:val="left"/>
+            </w:pPr>
+            <w:r>
+              <w:rPr>
+                <w:rStyle w:val="VerbatimChar"/>
+              </w:rPr>
+              <w:t xml:space="preserve">0.0</w:t>
+            </w:r>
+          </w:p>
+        </w:tc>
+        <w:tc>
+          <w:tcPr/>
+          <w:p>
+            <w:pPr>
+              <w:pStyle w:val="Compact"/>
+              <w:jc w:val="left"/>
+            </w:pPr>
+            <w:r>
+              <w:t xml:space="preserve">Sampling temperature.</w:t>
+            </w:r>
+            <w:r>
+              <w:t xml:space="preserve"> </w:t>
+            </w:r>
+            <w:r>
+              <w:rPr>
+                <w:rStyle w:val="VerbatimChar"/>
+              </w:rPr>
+              <w:t xml:space="preserve">0.0</w:t>
+            </w:r>
+            <w:r>
+              <w:t xml:space="preserve"> </w:t>
+            </w:r>
+            <w:r>
+              <w:t xml:space="preserve">= greedy / deterministic.</w:t>
+            </w:r>
+          </w:p>
+        </w:tc>
+      </w:tr>
+      <w:tr>
+        <w:tc>
+          <w:tcPr/>
+          <w:p>
+            <w:pPr>
+              <w:pStyle w:val="Compact"/>
+              <w:jc w:val="left"/>
+            </w:pPr>
+            <w:r>
+              <w:rPr>
+                <w:rStyle w:val="VerbatimChar"/>
+              </w:rPr>
+              <w:t xml:space="preserve">skills_dir</w:t>
+            </w:r>
+          </w:p>
+        </w:tc>
+        <w:tc>
+          <w:tcPr/>
+          <w:p>
+            <w:pPr>
+              <w:pStyle w:val="Compact"/>
+              <w:jc w:val="left"/>
+            </w:pPr>
+            <w:r>
+              <w:t xml:space="preserve">string | null</w:t>
+            </w:r>
+          </w:p>
+        </w:tc>
+        <w:tc>
+          <w:tcPr/>
+          <w:p>
+            <w:pPr>
+              <w:pStyle w:val="Compact"/>
+              <w:jc w:val="left"/>
+            </w:pPr>
+            <w:r>
+              <w:rPr>
+                <w:rStyle w:val="VerbatimChar"/>
+              </w:rPr>
+              <w:t xml:space="preserve">null</w:t>
+            </w:r>
+          </w:p>
+        </w:tc>
+        <w:tc>
+          <w:tcPr/>
+          <w:p>
+            <w:pPr>
+              <w:pStyle w:val="Compact"/>
+              <w:jc w:val="left"/>
+            </w:pPr>
+            <w:r>
+              <w:t xml:space="preserve">Folder of</w:t>
+            </w:r>
+            <w:r>
+              <w:t xml:space="preserve"> </w:t>
+            </w:r>
+            <w:r>
+              <w:rPr>
+                <w:rStyle w:val="VerbatimChar"/>
+              </w:rPr>
+              <w:t xml:space="preserve">*/SKILL.md</w:t>
+            </w:r>
+            <w:r>
+              <w:t xml:space="preserve"> </w:t>
+            </w:r>
+            <w:r>
+              <w:t xml:space="preserve">skills.</w:t>
+            </w:r>
+            <w:r>
+              <w:t xml:space="preserve"> </w:t>
+            </w:r>
+            <w:r>
+              <w:rPr>
+                <w:rStyle w:val="VerbatimChar"/>
+              </w:rPr>
+              <w:t xml:space="preserve">null</w:t>
+            </w:r>
+            <w:r>
+              <w:t xml:space="preserve"> </w:t>
+            </w:r>
+            <w:r>
+              <w:t xml:space="preserve">→ built-in</w:t>
+            </w:r>
+            <w:r>
+              <w:t xml:space="preserve"> </w:t>
+            </w:r>
+            <w:r>
+              <w:rPr>
+                <w:rStyle w:val="VerbatimChar"/>
+              </w:rPr>
+              <w:t xml:space="preserve">model-hub/examples/skills</w:t>
+            </w:r>
+            <w:r>
+              <w:t xml:space="preserve">.</w:t>
+            </w:r>
+          </w:p>
+        </w:tc>
+      </w:tr>
+      <w:tr>
+        <w:tc>
+          <w:tcPr/>
+          <w:p>
+            <w:pPr>
+              <w:pStyle w:val="Compact"/>
+              <w:jc w:val="left"/>
+            </w:pPr>
+            <w:r>
+              <w:rPr>
+                <w:rStyle w:val="VerbatimChar"/>
+              </w:rPr>
+              <w:t xml:space="preserve">context_dir</w:t>
+            </w:r>
+          </w:p>
+        </w:tc>
+        <w:tc>
+          <w:tcPr/>
+          <w:p>
+            <w:pPr>
+              <w:pStyle w:val="Compact"/>
+              <w:jc w:val="left"/>
+            </w:pPr>
+            <w:r>
+              <w:t xml:space="preserve">string | null</w:t>
+            </w:r>
+          </w:p>
+        </w:tc>
+        <w:tc>
+          <w:tcPr/>
+          <w:p>
+            <w:pPr>
+              <w:pStyle w:val="Compact"/>
+              <w:jc w:val="left"/>
+            </w:pPr>
+            <w:r>
+              <w:rPr>
+                <w:rStyle w:val="VerbatimChar"/>
+              </w:rPr>
+              <w:t xml:space="preserve">null</w:t>
+            </w:r>
+          </w:p>
+        </w:tc>
+        <w:tc>
+          <w:tcPr/>
+          <w:p>
+            <w:pPr>
+              <w:pStyle w:val="Compact"/>
+              <w:jc w:val="left"/>
+            </w:pPr>
+            <w:r>
+              <w:t xml:space="preserve">Directory whose</w:t>
+            </w:r>
+            <w:r>
+              <w:t xml:space="preserve"> </w:t>
+            </w:r>
+            <w:r>
+              <w:rPr>
+                <w:rStyle w:val="VerbatimChar"/>
+              </w:rPr>
+              <w:t xml:space="preserve">.rs</w:t>
+            </w:r>
+            <w:r>
+              <w:t xml:space="preserve">/</w:t>
+            </w:r>
+            <w:r>
+              <w:rPr>
+                <w:rStyle w:val="VerbatimChar"/>
+              </w:rPr>
+              <w:t xml:space="preserve">.md</w:t>
+            </w:r>
+            <w:r>
+              <w:t xml:space="preserve">/</w:t>
+            </w:r>
+            <w:r>
+              <w:rPr>
+                <w:rStyle w:val="VerbatimChar"/>
+              </w:rPr>
+              <w:t xml:space="preserve">.txt</w:t>
+            </w:r>
+            <w:r>
+              <w:t xml:space="preserve"> </w:t>
+            </w:r>
+            <w:r>
+              <w:t xml:space="preserve">files are ingested at startup.</w:t>
+            </w:r>
+          </w:p>
+        </w:tc>
+      </w:tr>
+      <w:tr>
+        <w:tc>
+          <w:tcPr/>
+          <w:p>
+            <w:pPr>
+              <w:pStyle w:val="Compact"/>
+              <w:jc w:val="left"/>
+            </w:pPr>
+            <w:r>
+              <w:rPr>
+                <w:rStyle w:val="VerbatimChar"/>
+              </w:rPr>
+              <w:t xml:space="preserve">history_file</w:t>
+            </w:r>
+          </w:p>
+        </w:tc>
+        <w:tc>
+          <w:tcPr/>
+          <w:p>
+            <w:pPr>
+              <w:pStyle w:val="Compact"/>
+              <w:jc w:val="left"/>
+            </w:pPr>
+            <w:r>
+              <w:t xml:space="preserve">string | null</w:t>
+            </w:r>
+          </w:p>
+        </w:tc>
+        <w:tc>
+          <w:tcPr/>
+          <w:p>
+            <w:pPr>
+              <w:pStyle w:val="Compact"/>
+              <w:jc w:val="left"/>
+            </w:pPr>
+            <w:r>
+              <w:rPr>
+                <w:rStyle w:val="VerbatimChar"/>
+              </w:rPr>
+              <w:t xml:space="preserve">~/.graphdb_agent_history</w:t>
+            </w:r>
+          </w:p>
+        </w:tc>
+        <w:tc>
+          <w:tcPr/>
+          <w:p>
+            <w:pPr>
+              <w:pStyle w:val="Compact"/>
+              <w:jc w:val="left"/>
+            </w:pPr>
+            <w:r>
+              <w:t xml:space="preserve">Persistent readline history file.</w:t>
+            </w:r>
+          </w:p>
+        </w:tc>
+      </w:tr>
+    </w:tbl>
+    <w:p>
+      <w:pPr>
+        <w:pStyle w:val="BodyText"/>
+      </w:pPr>
+      <w:r>
+        <w:rPr>
+          <w:bCs/>
+          <w:b/>
+        </w:rPr>
+        <w:t xml:space="preserve">Notes:</w:t>
+      </w:r>
+      <w:r>
+        <w:t xml:space="preserve"> </w:t>
+      </w:r>
+      <w:r>
+        <w:t xml:space="preserve">- Paths beginning with</w:t>
+      </w:r>
+      <w:r>
+        <w:t xml:space="preserve"> </w:t>
+      </w:r>
+      <w:r>
+        <w:rPr>
+          <w:rStyle w:val="VerbatimChar"/>
+        </w:rPr>
+        <w:t xml:space="preserve">~/</w:t>
+      </w:r>
+      <w:r>
+        <w:t xml:space="preserve"> </w:t>
+      </w:r>
+      <w:r>
+        <w:t xml:space="preserve">are expanded to your home directory.</w:t>
+      </w:r>
+      <w:r>
+        <w:t xml:space="preserve"> </w:t>
+      </w:r>
+      <w:r>
+        <w:t xml:space="preserve">- Any field may be omitted — missing fields fall back to their default.</w:t>
+      </w:r>
+      <w:r>
+        <w:t xml:space="preserve"> </w:t>
+      </w:r>
+      <w:r>
+        <w:t xml:space="preserve">- Unknown keys are</w:t>
+      </w:r>
+      <w:r>
+        <w:t xml:space="preserve"> </w:t>
+      </w:r>
+      <w:r>
+        <w:rPr>
+          <w:bCs/>
+          <w:b/>
+        </w:rPr>
+        <w:t xml:space="preserve">rejected</w:t>
+      </w:r>
+      <w:r>
+        <w:t xml:space="preserve"> </w:t>
+      </w:r>
+      <w:r>
+        <w:t xml:space="preserve">with a helpful error listing valid keys (catches typos early).</w:t>
+      </w:r>
+    </w:p>
+    <w:bookmarkEnd w:id="57"/>
+    <w:bookmarkStart w:id="58" w:name="common-recipes"/>
+    <w:p>
+      <w:pPr>
+        <w:pStyle w:val="Heading3"/>
+      </w:pPr>
+      <w:r>
+        <w:t xml:space="preserve">Common Recipes</w:t>
+      </w:r>
+    </w:p>
+    <w:p>
+      <w:pPr>
+        <w:pStyle w:val="FirstParagraph"/>
+      </w:pPr>
+      <w:r>
+        <w:rPr>
+          <w:bCs/>
+          <w:b/>
+        </w:rPr>
+        <w:t xml:space="preserve">Always use my local model (no flags needed):</w:t>
+      </w:r>
+    </w:p>
+    <w:p>
+      <w:pPr>
+        <w:pStyle w:val="SourceCode"/>
+      </w:pPr>
+      <w:r>
+        <w:rPr>
+          <w:rStyle w:val="FunctionTok"/>
+        </w:rPr>
+        <w:t xml:space="preserve">{</w:t>
+      </w:r>
+      <w:r>
+        <w:br/>
+      </w:r>
+      <w:r>
+        <w:rPr>
+          <w:rStyle w:val="NormalTok"/>
+        </w:rPr>
+        <w:t xml:space="preserve">  </w:t>
+      </w:r>
+      <w:r>
+        <w:rPr>
+          <w:rStyle w:val="DataTypeTok"/>
+        </w:rPr>
+        <w:t xml:space="preserve">"model"</w:t>
+      </w:r>
+      <w:r>
+        <w:rPr>
+          <w:rStyle w:val="FunctionTok"/>
+        </w:rPr>
+        <w:t xml:space="preserve">:</w:t>
+      </w:r>
+      <w:r>
+        <w:rPr>
+          <w:rStyle w:val="NormalTok"/>
+        </w:rPr>
+        <w:t xml:space="preserve"> </w:t>
+      </w:r>
+      <w:r>
+        <w:rPr>
+          <w:rStyle w:val="FunctionTok"/>
+        </w:rPr>
+        <w:t xml:space="preserve">{</w:t>
+      </w:r>
+      <w:r>
+        <w:br/>
+      </w:r>
+      <w:r>
+        <w:rPr>
+          <w:rStyle w:val="NormalTok"/>
+        </w:rPr>
+        <w:t xml:space="preserve">    </w:t>
+      </w:r>
+      <w:r>
+        <w:rPr>
+          <w:rStyle w:val="DataTypeTok"/>
+        </w:rPr>
+        <w:t xml:space="preserve">"path"</w:t>
+      </w:r>
+      <w:r>
+        <w:rPr>
+          <w:rStyle w:val="FunctionTok"/>
+        </w:rPr>
+        <w:t xml:space="preserve">:</w:t>
+      </w:r>
+      <w:r>
+        <w:rPr>
+          <w:rStyle w:val="NormalTok"/>
+        </w:rPr>
+        <w:t xml:space="preserve"> </w:t>
+      </w:r>
+      <w:r>
+        <w:rPr>
+          <w:rStyle w:val="StringTok"/>
+        </w:rPr>
+        <w:t xml:space="preserve">"~/models/Llama-3.2-3B-Instruct-Q4_K_M.gguf"</w:t>
+      </w:r>
+      <w:r>
+        <w:rPr>
+          <w:rStyle w:val="FunctionTok"/>
+        </w:rPr>
+        <w:t xml:space="preserve">,</w:t>
+      </w:r>
+      <w:r>
+        <w:br/>
+      </w:r>
+      <w:r>
+        <w:rPr>
+          <w:rStyle w:val="NormalTok"/>
+        </w:rPr>
+        <w:t xml:space="preserve">    </w:t>
+      </w:r>
+      <w:r>
+        <w:rPr>
+          <w:rStyle w:val="DataTypeTok"/>
+        </w:rPr>
+        <w:t xml:space="preserve">"tokenizer"</w:t>
+      </w:r>
+      <w:r>
+        <w:rPr>
+          <w:rStyle w:val="FunctionTok"/>
+        </w:rPr>
+        <w:t xml:space="preserve">:</w:t>
+      </w:r>
+      <w:r>
+        <w:rPr>
+          <w:rStyle w:val="NormalTok"/>
+        </w:rPr>
+        <w:t xml:space="preserve"> </w:t>
+      </w:r>
+      <w:r>
+        <w:rPr>
+          <w:rStyle w:val="StringTok"/>
+        </w:rPr>
+        <w:t xml:space="preserve">"~/models/tokenizer.json"</w:t>
+      </w:r>
+      <w:r>
+        <w:rPr>
+          <w:rStyle w:val="FunctionTok"/>
+        </w:rPr>
+        <w:t xml:space="preserve">,</w:t>
+      </w:r>
+      <w:r>
+        <w:br/>
+      </w:r>
+      <w:r>
+        <w:rPr>
+          <w:rStyle w:val="NormalTok"/>
+        </w:rPr>
+        <w:t xml:space="preserve">    </w:t>
+      </w:r>
+      <w:r>
+        <w:rPr>
+          <w:rStyle w:val="DataTypeTok"/>
+        </w:rPr>
+        <w:t xml:space="preserve">"device"</w:t>
+      </w:r>
+      <w:r>
+        <w:rPr>
+          <w:rStyle w:val="FunctionTok"/>
+        </w:rPr>
+        <w:t xml:space="preserve">:</w:t>
+      </w:r>
+      <w:r>
+        <w:rPr>
+          <w:rStyle w:val="NormalTok"/>
+        </w:rPr>
+        <w:t xml:space="preserve"> </w:t>
+      </w:r>
+      <w:r>
+        <w:rPr>
+          <w:rStyle w:val="StringTok"/>
+        </w:rPr>
+        <w:t xml:space="preserve">"cpu"</w:t>
+      </w:r>
+      <w:r>
+        <w:br/>
+      </w:r>
+      <w:r>
+        <w:rPr>
+          <w:rStyle w:val="NormalTok"/>
+        </w:rPr>
+        <w:t xml:space="preserve">  </w:t>
+      </w:r>
+      <w:r>
+        <w:rPr>
+          <w:rStyle w:val="FunctionTok"/>
+        </w:rPr>
+        <w:t xml:space="preserve">}</w:t>
+      </w:r>
+      <w:r>
+        <w:br/>
+      </w:r>
+      <w:r>
+        <w:rPr>
+          <w:rStyle w:val="FunctionTok"/>
+        </w:rPr>
+        <w:t xml:space="preserve">}</w:t>
+      </w:r>
+    </w:p>
+    <w:p>
+      <w:pPr>
+        <w:pStyle w:val="FirstParagraph"/>
+      </w:pPr>
+      <w:r>
+        <w:rPr>
+          <w:bCs/>
+          <w:b/>
+        </w:rPr>
+        <w:t xml:space="preserve">Longer, more creative answers:</w:t>
+      </w:r>
+    </w:p>
+    <w:p>
+      <w:pPr>
+        <w:pStyle w:val="SourceCode"/>
+      </w:pPr>
+      <w:r>
+        <w:rPr>
+          <w:rStyle w:val="FunctionTok"/>
+        </w:rPr>
+        <w:t xml:space="preserve">{</w:t>
+      </w:r>
+      <w:r>
+        <w:rPr>
+          <w:rStyle w:val="NormalTok"/>
+        </w:rPr>
+        <w:t xml:space="preserve"> </w:t>
+      </w:r>
+      <w:r>
+        <w:rPr>
+          <w:rStyle w:val="DataTypeTok"/>
+        </w:rPr>
+        <w:t xml:space="preserve">"generation"</w:t>
+      </w:r>
+      <w:r>
+        <w:rPr>
+          <w:rStyle w:val="FunctionTok"/>
+        </w:rPr>
+        <w:t xml:space="preserve">:</w:t>
+      </w:r>
+      <w:r>
+        <w:rPr>
+          <w:rStyle w:val="NormalTok"/>
+        </w:rPr>
+        <w:t xml:space="preserve"> </w:t>
+      </w:r>
+      <w:r>
+        <w:rPr>
+          <w:rStyle w:val="FunctionTok"/>
+        </w:rPr>
+        <w:t xml:space="preserve">{</w:t>
+      </w:r>
+      <w:r>
+        <w:rPr>
+          <w:rStyle w:val="NormalTok"/>
+        </w:rPr>
+        <w:t xml:space="preserve"> </w:t>
+      </w:r>
+      <w:r>
+        <w:rPr>
+          <w:rStyle w:val="DataTypeTok"/>
+        </w:rPr>
+        <w:t xml:space="preserve">"max_tokens"</w:t>
+      </w:r>
+      <w:r>
+        <w:rPr>
+          <w:rStyle w:val="FunctionTok"/>
+        </w:rPr>
+        <w:t xml:space="preserve">:</w:t>
+      </w:r>
+      <w:r>
+        <w:rPr>
+          <w:rStyle w:val="NormalTok"/>
+        </w:rPr>
+        <w:t xml:space="preserve"> </w:t>
+      </w:r>
+      <w:r>
+        <w:rPr>
+          <w:rStyle w:val="DecValTok"/>
+        </w:rPr>
+        <w:t xml:space="preserve">1024</w:t>
+      </w:r>
+      <w:r>
+        <w:rPr>
+          <w:rStyle w:val="FunctionTok"/>
+        </w:rPr>
+        <w:t xml:space="preserve">,</w:t>
+      </w:r>
+      <w:r>
+        <w:rPr>
+          <w:rStyle w:val="NormalTok"/>
+        </w:rPr>
+        <w:t xml:space="preserve"> </w:t>
+      </w:r>
+      <w:r>
+        <w:rPr>
+          <w:rStyle w:val="DataTypeTok"/>
+        </w:rPr>
+        <w:t xml:space="preserve">"temperature"</w:t>
+      </w:r>
+      <w:r>
+        <w:rPr>
+          <w:rStyle w:val="FunctionTok"/>
+        </w:rPr>
+        <w:t xml:space="preserve">:</w:t>
+      </w:r>
+      <w:r>
+        <w:rPr>
+          <w:rStyle w:val="NormalTok"/>
+        </w:rPr>
+        <w:t xml:space="preserve"> </w:t>
+      </w:r>
+      <w:r>
+        <w:rPr>
+          <w:rStyle w:val="FloatTok"/>
+        </w:rPr>
+        <w:t xml:space="preserve">0.7</w:t>
+      </w:r>
+      <w:r>
+        <w:rPr>
+          <w:rStyle w:val="NormalTok"/>
+        </w:rPr>
+        <w:t xml:space="preserve"> </w:t>
+      </w:r>
+      <w:r>
+        <w:rPr>
+          <w:rStyle w:val="FunctionTok"/>
+        </w:rPr>
+        <w:t xml:space="preserve">}</w:t>
+      </w:r>
+      <w:r>
+        <w:rPr>
+          <w:rStyle w:val="NormalTok"/>
+        </w:rPr>
+        <w:t xml:space="preserve"> </w:t>
+      </w:r>
+      <w:r>
+        <w:rPr>
+          <w:rStyle w:val="FunctionTok"/>
+        </w:rPr>
+        <w:t xml:space="preserve">}</w:t>
+      </w:r>
+    </w:p>
+    <w:p>
+      <w:pPr>
+        <w:pStyle w:val="FirstParagraph"/>
+      </w:pPr>
+      <w:r>
+        <w:rPr>
+          <w:bCs/>
+          <w:b/>
+        </w:rPr>
+        <w:t xml:space="preserve">Work on a specific project with custom skills:</w:t>
+      </w:r>
+    </w:p>
+    <w:p>
+      <w:pPr>
+        <w:pStyle w:val="SourceCode"/>
+      </w:pPr>
+      <w:r>
+        <w:rPr>
+          <w:rStyle w:val="FunctionTok"/>
+        </w:rPr>
+        <w:t xml:space="preserve">{</w:t>
+      </w:r>
+      <w:r>
+        <w:br/>
+      </w:r>
+      <w:r>
+        <w:rPr>
+          <w:rStyle w:val="NormalTok"/>
+        </w:rPr>
+        <w:t xml:space="preserve">  </w:t>
+      </w:r>
+      <w:r>
+        <w:rPr>
+          <w:rStyle w:val="DataTypeTok"/>
+        </w:rPr>
+        <w:t xml:space="preserve">"context_dir"</w:t>
+      </w:r>
+      <w:r>
+        <w:rPr>
+          <w:rStyle w:val="FunctionTok"/>
+        </w:rPr>
+        <w:t xml:space="preserve">:</w:t>
+      </w:r>
+      <w:r>
+        <w:rPr>
+          <w:rStyle w:val="NormalTok"/>
+        </w:rPr>
+        <w:t xml:space="preserve"> </w:t>
+      </w:r>
+      <w:r>
+        <w:rPr>
+          <w:rStyle w:val="StringTok"/>
+        </w:rPr>
+        <w:t xml:space="preserve">"~/projects/my-app/src"</w:t>
+      </w:r>
+      <w:r>
+        <w:rPr>
+          <w:rStyle w:val="FunctionTok"/>
+        </w:rPr>
+        <w:t xml:space="preserve">,</w:t>
+      </w:r>
+      <w:r>
+        <w:br/>
+      </w:r>
+      <w:r>
+        <w:rPr>
+          <w:rStyle w:val="NormalTok"/>
+        </w:rPr>
+        <w:t xml:space="preserve">  </w:t>
+      </w:r>
+      <w:r>
+        <w:rPr>
+          <w:rStyle w:val="DataTypeTok"/>
+        </w:rPr>
+        <w:t xml:space="preserve">"skills_dir"</w:t>
+      </w:r>
+      <w:r>
+        <w:rPr>
+          <w:rStyle w:val="FunctionTok"/>
+        </w:rPr>
+        <w:t xml:space="preserve">:</w:t>
+      </w:r>
+      <w:r>
+        <w:rPr>
+          <w:rStyle w:val="NormalTok"/>
+        </w:rPr>
+        <w:t xml:space="preserve"> </w:t>
+      </w:r>
+      <w:r>
+        <w:rPr>
+          <w:rStyle w:val="StringTok"/>
+        </w:rPr>
+        <w:t xml:space="preserve">"~/projects/my-app/.graphdb-skills"</w:t>
+      </w:r>
+      <w:r>
+        <w:br/>
+      </w:r>
+      <w:r>
+        <w:rPr>
+          <w:rStyle w:val="FunctionTok"/>
+        </w:rPr>
+        <w:t xml:space="preserve">}</w:t>
+      </w:r>
+    </w:p>
+    <w:p>
+      <w:r>
+        <w:pict>
+          <v:rect style="width:0;height:1.5pt" o:hralign="center" o:hrstd="t" o:hr="t"/>
+        </w:pict>
+      </w:r>
+    </w:p>
+    <w:bookmarkEnd w:id="58"/>
+    <w:bookmarkEnd w:id="59"/>
+    <w:bookmarkStart w:id="64" w:name="customizing-extending"/>
+    <w:p>
+      <w:pPr>
+        <w:pStyle w:val="Heading2"/>
+      </w:pPr>
+      <w:r>
+        <w:t xml:space="preserve">Customizing &amp; Extending</w:t>
+      </w:r>
+    </w:p>
+    <w:p>
+      <w:pPr>
+        <w:pStyle w:val="FirstParagraph"/>
+      </w:pPr>
+      <w:r>
+        <w:t xml:space="preserve">The agent has three extension points, from easiest to most involved:</w:t>
+      </w:r>
+    </w:p>
+    <w:tbl>
+      <w:tblPr>
+        <w:tblStyle w:val="Table"/>
+        <w:tblW w:type="pct" w:w="5000"/>
+        <w:tblLook w:firstRow="1" w:lastRow="0" w:firstColumn="0" w:lastColumn="0" w:noHBand="0" w:noVBand="0" w:val="0020"/>
+      </w:tblPr>
+      <w:tblGrid>
+        <w:gridCol w:w="2475"/>
+        <w:gridCol w:w="3712"/>
+        <w:gridCol w:w="1732"/>
+      </w:tblGrid>
+      <w:tr>
+        <w:trPr>
+          <w:tblHeader w:val="true"/>
+        </w:trPr>
+        <w:tc>
+          <w:tcPr/>
+          <w:p>
+            <w:pPr>
+              <w:pStyle w:val="Compact"/>
+              <w:jc w:val="left"/>
+            </w:pPr>
+            <w:r>
+              <w:t xml:space="preserve">Add a…</w:t>
+            </w:r>
+          </w:p>
+        </w:tc>
+        <w:tc>
+          <w:tcPr/>
+          <w:p>
+            <w:pPr>
+              <w:pStyle w:val="Compact"/>
+              <w:jc w:val="left"/>
+            </w:pPr>
+            <w:r>
+              <w:t xml:space="preserve">Requires code?</w:t>
+            </w:r>
+          </w:p>
+        </w:tc>
+        <w:tc>
+          <w:tcPr/>
+          <w:p>
+            <w:pPr>
+              <w:pStyle w:val="Compact"/>
+              <w:jc w:val="left"/>
+            </w:pPr>
+            <w:r>
+              <w:t xml:space="preserve">Where</w:t>
+            </w:r>
+          </w:p>
+        </w:tc>
+      </w:tr>
+      <w:tr>
+        <w:tc>
+          <w:tcPr/>
+          <w:p>
+            <w:pPr>
+              <w:pStyle w:val="Compact"/>
+              <w:jc w:val="left"/>
+            </w:pPr>
+            <w:r>
+              <w:rPr>
+                <w:bCs/>
+                <w:b/>
+              </w:rPr>
+              <w:t xml:space="preserve">Skill</w:t>
+            </w:r>
+          </w:p>
+        </w:tc>
+        <w:tc>
+          <w:tcPr/>
+          <w:p>
+            <w:pPr>
+              <w:pStyle w:val="Compact"/>
+              <w:jc w:val="left"/>
+            </w:pPr>
+            <w:r>
+              <w:t xml:space="preserve">No — just a</w:t>
+            </w:r>
+            <w:r>
+              <w:t xml:space="preserve"> </w:t>
+            </w:r>
+            <w:r>
+              <w:rPr>
+                <w:rStyle w:val="VerbatimChar"/>
+              </w:rPr>
+              <w:t xml:space="preserve">SKILL.md</w:t>
+            </w:r>
+            <w:r>
+              <w:t xml:space="preserve"> </w:t>
+            </w:r>
+            <w:r>
+              <w:t xml:space="preserve">file</w:t>
+            </w:r>
+          </w:p>
+        </w:tc>
+        <w:tc>
+          <w:tcPr/>
+          <w:p>
+            <w:pPr>
+              <w:pStyle w:val="Compact"/>
+              <w:jc w:val="left"/>
+            </w:pPr>
+            <w:r>
+              <w:rPr>
+                <w:rStyle w:val="VerbatimChar"/>
+              </w:rPr>
+              <w:t xml:space="preserve">skills_dir</w:t>
+            </w:r>
+            <w:r>
+              <w:t xml:space="preserve"> </w:t>
+            </w:r>
+            <w:r>
+              <w:t xml:space="preserve">folder</w:t>
+            </w:r>
+          </w:p>
+        </w:tc>
+      </w:tr>
+      <w:tr>
+        <w:tc>
+          <w:tcPr/>
+          <w:p>
+            <w:pPr>
+              <w:pStyle w:val="Compact"/>
+              <w:jc w:val="left"/>
+            </w:pPr>
+            <w:r>
+              <w:rPr>
+                <w:bCs/>
+                <w:b/>
+              </w:rPr>
+              <w:t xml:space="preserve">Tool</w:t>
+            </w:r>
+          </w:p>
+        </w:tc>
+        <w:tc>
+          <w:tcPr/>
+          <w:p>
+            <w:pPr>
+              <w:pStyle w:val="Compact"/>
+              <w:jc w:val="left"/>
+            </w:pPr>
+            <w:r>
+              <w:t xml:space="preserve">Yes — Rust (schema + executor)</w:t>
+            </w:r>
+          </w:p>
+        </w:tc>
+        <w:tc>
+          <w:tcPr/>
+          <w:p>
+            <w:pPr>
+              <w:pStyle w:val="Compact"/>
+              <w:jc w:val="left"/>
+            </w:pPr>
+            <w:r>
+              <w:rPr>
+                <w:rStyle w:val="VerbatimChar"/>
+              </w:rPr>
+              <w:t xml:space="preserve">model-hub/src/pipeline/tools.rs</w:t>
+            </w:r>
+          </w:p>
+        </w:tc>
+      </w:tr>
+      <w:tr>
+        <w:tc>
+          <w:tcPr/>
+          <w:p>
+            <w:pPr>
+              <w:pStyle w:val="Compact"/>
+              <w:jc w:val="left"/>
+            </w:pPr>
+            <w:r>
+              <w:rPr>
+                <w:bCs/>
+                <w:b/>
+              </w:rPr>
+              <w:t xml:space="preserve">Trained Needle model</w:t>
+            </w:r>
+          </w:p>
+        </w:tc>
+        <w:tc>
+          <w:tcPr/>
+          <w:p>
+            <w:pPr>
+              <w:pStyle w:val="Compact"/>
+              <w:jc w:val="left"/>
+            </w:pPr>
+            <w:r>
+              <w:t xml:space="preserve">No Rust — Python + JSONL data</w:t>
+            </w:r>
+          </w:p>
+        </w:tc>
+        <w:tc>
+          <w:tcPr/>
+          <w:p>
+            <w:pPr>
+              <w:pStyle w:val="Compact"/>
+              <w:jc w:val="left"/>
+            </w:pPr>
+            <w:r>
+              <w:rPr>
+                <w:rStyle w:val="VerbatimChar"/>
+              </w:rPr>
+              <w:t xml:space="preserve">python/</w:t>
+            </w:r>
+            <w:r>
+              <w:t xml:space="preserve"> </w:t>
+            </w:r>
+            <w:r>
+              <w:t xml:space="preserve">(cactus-needle)</w:t>
+            </w:r>
+          </w:p>
+        </w:tc>
+      </w:tr>
+    </w:tbl>
+    <w:bookmarkStart w:id="60" w:name="adding-a-new-skill"/>
+    <w:p>
+      <w:pPr>
+        <w:pStyle w:val="Heading3"/>
+      </w:pPr>
+      <w:r>
+        <w:t xml:space="preserve">Adding a New Skill</w:t>
+      </w:r>
+    </w:p>
+    <w:p>
+      <w:pPr>
+        <w:pStyle w:val="FirstParagraph"/>
+      </w:pPr>
+      <w:r>
+        <w:t xml:space="preserve">Skills need</w:t>
+      </w:r>
+      <w:r>
+        <w:t xml:space="preserve"> </w:t>
+      </w:r>
+      <w:r>
+        <w:rPr>
+          <w:bCs/>
+          <w:b/>
+        </w:rPr>
+        <w:t xml:space="preserve">no code and no rebuild</w:t>
+      </w:r>
+      <w:r>
+        <w:t xml:space="preserve"> </w:t>
+      </w:r>
+      <w:r>
+        <w:t xml:space="preserve">— they are Markdown files discovered at startup. This is the easiest way to steer the agent’s behaviour.</w:t>
+      </w:r>
+    </w:p>
+    <w:p>
+      <w:pPr>
+        <w:pStyle w:val="BodyText"/>
+      </w:pPr>
+      <w:r>
+        <w:rPr>
+          <w:bCs/>
+          <w:b/>
+        </w:rPr>
+        <w:t xml:space="preserve">1. Create a folder +</w:t>
+      </w:r>
+      <w:r>
+        <w:rPr>
+          <w:bCs/>
+          <w:b/>
+        </w:rPr>
+        <w:t xml:space="preserve"> </w:t>
+      </w:r>
+      <w:r>
+        <w:rPr>
+          <w:rStyle w:val="VerbatimChar"/>
+          <w:bCs/>
+          <w:b/>
+        </w:rPr>
+        <w:t xml:space="preserve">SKILL.md</w:t>
+      </w:r>
+      <w:r>
+        <w:t xml:space="preserve"> </w:t>
+      </w:r>
+      <w:r>
+        <w:t xml:space="preserve">in your</w:t>
+      </w:r>
+      <w:r>
+        <w:t xml:space="preserve"> </w:t>
+      </w:r>
+      <w:r>
+        <w:rPr>
+          <w:rStyle w:val="VerbatimChar"/>
+        </w:rPr>
+        <w:t xml:space="preserve">skills_dir</w:t>
+      </w:r>
+      <w:r>
+        <w:t xml:space="preserve"> </w:t>
+      </w:r>
+      <w:r>
+        <w:t xml:space="preserve">(default</w:t>
+      </w:r>
+      <w:r>
+        <w:t xml:space="preserve"> </w:t>
+      </w:r>
+      <w:r>
+        <w:rPr>
+          <w:rStyle w:val="VerbatimChar"/>
+        </w:rPr>
+        <w:t xml:space="preserve">model-hub/examples/skills/</w:t>
+      </w:r>
+      <w:r>
+        <w:t xml:space="preserve">):</w:t>
+      </w:r>
+    </w:p>
+    <w:p>
+      <w:pPr>
+        <w:pStyle w:val="SourceCode"/>
+      </w:pPr>
+      <w:r>
+        <w:rPr>
+          <w:rStyle w:val="FunctionTok"/>
+        </w:rPr>
+        <w:t xml:space="preserve">mkdir</w:t>
+      </w:r>
+      <w:r>
+        <w:rPr>
+          <w:rStyle w:val="NormalTok"/>
+        </w:rPr>
+        <w:t xml:space="preserve"> </w:t>
+      </w:r>
+      <w:r>
+        <w:rPr>
+          <w:rStyle w:val="AttributeTok"/>
+        </w:rPr>
+        <w:t xml:space="preserve">-p</w:t>
+      </w:r>
+      <w:r>
+        <w:rPr>
+          <w:rStyle w:val="NormalTok"/>
+        </w:rPr>
+        <w:t xml:space="preserve"> model-hub/examples/skills/test-writer</w:t>
+      </w:r>
+      <w:r>
+        <w:br/>
+      </w:r>
+      <w:r>
+        <w:rPr>
+          <w:rStyle w:val="VariableTok"/>
+        </w:rPr>
+        <w:t xml:space="preserve">$EDITOR</w:t>
+      </w:r>
+      <w:r>
+        <w:rPr>
+          <w:rStyle w:val="NormalTok"/>
+        </w:rPr>
+        <w:t xml:space="preserve"> model-hub/examples/skills/test-writer/SKILL.md</w:t>
+      </w:r>
+    </w:p>
+    <w:p>
+      <w:pPr>
+        <w:pStyle w:val="FirstParagraph"/>
+      </w:pPr>
+      <w:r>
+        <w:rPr>
+          <w:bCs/>
+          <w:b/>
+        </w:rPr>
+        <w:t xml:space="preserve">2. Write the skill</w:t>
+      </w:r>
+      <w:r>
+        <w:t xml:space="preserve"> </w:t>
+      </w:r>
+      <w:r>
+        <w:t xml:space="preserve">with</w:t>
+      </w:r>
+      <w:r>
+        <w:t xml:space="preserve"> </w:t>
+      </w:r>
+      <w:r>
+        <w:rPr>
+          <w:rStyle w:val="VerbatimChar"/>
+        </w:rPr>
+        <w:t xml:space="preserve">---</w:t>
+      </w:r>
+      <w:r>
+        <w:t xml:space="preserve"> </w:t>
+      </w:r>
+      <w:r>
+        <w:t xml:space="preserve">frontmatter followed by the instruction body:</w:t>
+      </w:r>
+    </w:p>
+    <w:p>
+      <w:pPr>
+        <w:pStyle w:val="SourceCode"/>
+      </w:pPr>
+      <w:r>
+        <w:rPr>
+          <w:rStyle w:val="CommentTok"/>
+        </w:rPr>
+        <w:t xml:space="preserve">---</w:t>
+      </w:r>
+      <w:r>
+        <w:br/>
+      </w:r>
+      <w:r>
+        <w:rPr>
+          <w:rStyle w:val="AnnotationTok"/>
+        </w:rPr>
+        <w:t xml:space="preserve">name:</w:t>
+      </w:r>
+      <w:r>
+        <w:rPr>
+          <w:rStyle w:val="CommentTok"/>
+        </w:rPr>
+        <w:t xml:space="preserve"> test-writer</w:t>
+      </w:r>
+      <w:r>
+        <w:br/>
+      </w:r>
+      <w:r>
+        <w:rPr>
+          <w:rStyle w:val="AnnotationTok"/>
+        </w:rPr>
+        <w:t xml:space="preserve">description:</w:t>
+      </w:r>
+      <w:r>
+        <w:rPr>
+          <w:rStyle w:val="CommentTok"/>
+        </w:rPr>
+        <w:t xml:space="preserve"> Write unit tests for a piece of code.</w:t>
+      </w:r>
+      <w:r>
+        <w:br/>
+      </w:r>
+      <w:r>
+        <w:rPr>
+          <w:rStyle w:val="AnnotationTok"/>
+        </w:rPr>
+        <w:t xml:space="preserve">cues:</w:t>
+      </w:r>
+      <w:r>
+        <w:rPr>
+          <w:rStyle w:val="CommentTok"/>
+        </w:rPr>
+        <w:t xml:space="preserve"> test, unit test, write tests, coverage, assert, test case</w:t>
+      </w:r>
+      <w:r>
+        <w:br/>
+      </w:r>
+      <w:r>
+        <w:rPr>
+          <w:rStyle w:val="CommentTok"/>
+        </w:rPr>
+        <w:t xml:space="preserve">---</w:t>
+      </w:r>
+      <w:r>
+        <w:br/>
+      </w:r>
+      <w:r>
+        <w:rPr>
+          <w:rStyle w:val="NormalTok"/>
+        </w:rPr>
+        <w:t xml:space="preserve">When asked to write tests, produce a compact test module.</w:t>
+      </w:r>
+      <w:r>
+        <w:br/>
+      </w:r>
+      <w:r>
+        <w:rPr>
+          <w:rStyle w:val="SpecialStringTok"/>
+        </w:rPr>
+        <w:t xml:space="preserve">- </w:t>
+      </w:r>
+      <w:r>
+        <w:rPr>
+          <w:rStyle w:val="NormalTok"/>
+        </w:rPr>
+        <w:t xml:space="preserve">Ground every test in the retrieved code (real function names and signatures).</w:t>
+      </w:r>
+      <w:r>
+        <w:br/>
+      </w:r>
+      <w:r>
+        <w:rPr>
+          <w:rStyle w:val="SpecialStringTok"/>
+        </w:rPr>
+        <w:t xml:space="preserve">- </w:t>
+      </w:r>
+      <w:r>
+        <w:rPr>
+          <w:rStyle w:val="NormalTok"/>
+        </w:rPr>
+        <w:t xml:space="preserve">Cover the happy path plus at least one edge case (empty input, error path).</w:t>
+      </w:r>
+      <w:r>
+        <w:br/>
+      </w:r>
+      <w:r>
+        <w:rPr>
+          <w:rStyle w:val="SpecialStringTok"/>
+        </w:rPr>
+        <w:t xml:space="preserve">- </w:t>
+      </w:r>
+      <w:r>
+        <w:rPr>
+          <w:rStyle w:val="NormalTok"/>
+        </w:rPr>
+        <w:t xml:space="preserve">Use the project's existing test conventions if visible in the context.</w:t>
+      </w:r>
+      <w:r>
+        <w:br/>
+      </w:r>
+      <w:r>
+        <w:rPr>
+          <w:rStyle w:val="SpecialStringTok"/>
+        </w:rPr>
+        <w:t xml:space="preserve">- </w:t>
+      </w:r>
+      <w:r>
+        <w:rPr>
+          <w:rStyle w:val="NormalTok"/>
+        </w:rPr>
+        <w:t xml:space="preserve">Output only the test code in a fenced block, no prose padding.</w:t>
+      </w:r>
+    </w:p>
+    <w:p>
+      <w:pPr>
+        <w:pStyle w:val="FirstParagraph"/>
+      </w:pPr>
+      <w:r>
+        <w:rPr>
+          <w:bCs/>
+          <w:b/>
+        </w:rPr>
+        <w:t xml:space="preserve">3. Restart the agent</w:t>
+      </w:r>
+      <w:r>
+        <w:t xml:space="preserve"> </w:t>
+      </w:r>
+      <w:r>
+        <w:t xml:space="preserve">and confirm it loaded:</w:t>
+      </w:r>
+    </w:p>
+    <w:p>
+      <w:pPr>
+        <w:pStyle w:val="SourceCode"/>
+      </w:pPr>
+      <w:r>
+        <w:rPr>
+          <w:rStyle w:val="VerbatimChar"/>
+        </w:rPr>
+        <w:t xml:space="preserve">◆ /skills</w:t>
+      </w:r>
+    </w:p>
+    <w:p>
+      <w:pPr>
+        <w:pStyle w:val="FirstParagraph"/>
+      </w:pPr>
+      <w:r>
+        <w:rPr>
+          <w:bCs/>
+          <w:b/>
+        </w:rPr>
+        <w:t xml:space="preserve">How selection works:</w:t>
+      </w:r>
+      <w:r>
+        <w:t xml:space="preserve"> </w:t>
+      </w:r>
+      <w:r>
+        <w:t xml:space="preserve">for each task, the agent lowercases the input and counts how many of a skill’s</w:t>
+      </w:r>
+      <w:r>
+        <w:t xml:space="preserve"> </w:t>
+      </w:r>
+      <w:r>
+        <w:rPr>
+          <w:rStyle w:val="VerbatimChar"/>
+        </w:rPr>
+        <w:t xml:space="preserve">cues</w:t>
+      </w:r>
+      <w:r>
+        <w:t xml:space="preserve"> </w:t>
+      </w:r>
+      <w:r>
+        <w:t xml:space="preserve">appear in it. The highest-scoring skill wins and its instruction body is injected into the LLM prompt (for Moderate/Complex tasks). If no cue matches, no skill is injected.</w:t>
+      </w:r>
+    </w:p>
+    <w:p>
+      <w:pPr>
+        <w:pStyle w:val="BodyText"/>
+      </w:pPr>
+      <w:r>
+        <w:rPr>
+          <w:bCs/>
+          <w:b/>
+        </w:rPr>
+        <w:t xml:space="preserve">Frontmatter fields:</w:t>
+      </w:r>
+    </w:p>
+    <w:tbl>
+      <w:tblPr>
+        <w:tblStyle w:val="Table"/>
+        <w:tblW w:type="pct" w:w="5000"/>
+        <w:tblLook w:firstRow="1" w:lastRow="0" w:firstColumn="0" w:lastColumn="0" w:noHBand="0" w:noVBand="0" w:val="0020"/>
+      </w:tblPr>
+      <w:tblGrid>
+        <w:gridCol w:w="1848"/>
+        <w:gridCol w:w="2640"/>
+        <w:gridCol w:w="3432"/>
+      </w:tblGrid>
+      <w:tr>
+        <w:trPr>
+          <w:tblHeader w:val="true"/>
+        </w:trPr>
+        <w:tc>
+          <w:tcPr/>
+          <w:p>
+            <w:pPr>
+              <w:pStyle w:val="Compact"/>
+              <w:jc w:val="left"/>
+            </w:pPr>
+            <w:r>
+              <w:t xml:space="preserve">Field</w:t>
+            </w:r>
+          </w:p>
+        </w:tc>
+        <w:tc>
+          <w:tcPr/>
+          <w:p>
+            <w:pPr>
+              <w:pStyle w:val="Compact"/>
+              <w:jc w:val="left"/>
+            </w:pPr>
+            <w:r>
+              <w:t xml:space="preserve">Required</w:t>
+            </w:r>
+          </w:p>
+        </w:tc>
+        <w:tc>
+          <w:tcPr/>
+          <w:p>
+            <w:pPr>
+              <w:pStyle w:val="Compact"/>
+              <w:jc w:val="left"/>
+            </w:pPr>
+            <w:r>
+              <w:t xml:space="preserve">Description</w:t>
+            </w:r>
+          </w:p>
+        </w:tc>
+      </w:tr>
+      <w:tr>
+        <w:tc>
+          <w:tcPr/>
+          <w:p>
+            <w:pPr>
+              <w:pStyle w:val="Compact"/>
+              <w:jc w:val="left"/>
+            </w:pPr>
+            <w:r>
+              <w:rPr>
+                <w:rStyle w:val="VerbatimChar"/>
+              </w:rPr>
+              <w:t xml:space="preserve">name</w:t>
+            </w:r>
+          </w:p>
+        </w:tc>
+        <w:tc>
+          <w:tcPr/>
+          <w:p>
+            <w:pPr>
+              <w:pStyle w:val="Compact"/>
+              <w:jc w:val="left"/>
+            </w:pPr>
+            <w:r>
+              <w:t xml:space="preserve">Yes</w:t>
+            </w:r>
+          </w:p>
+        </w:tc>
+        <w:tc>
+          <w:tcPr/>
+          <w:p>
+            <w:pPr>
+              <w:pStyle w:val="Compact"/>
+              <w:jc w:val="left"/>
+            </w:pPr>
+            <w:r>
+              <w:t xml:space="preserve">Unique skill name (shown in</w:t>
+            </w:r>
+            <w:r>
+              <w:t xml:space="preserve"> </w:t>
+            </w:r>
+            <w:r>
+              <w:rPr>
+                <w:rStyle w:val="VerbatimChar"/>
+              </w:rPr>
+              <w:t xml:space="preserve">/skills</w:t>
+            </w:r>
+            <w:r>
+              <w:t xml:space="preserve">,</w:t>
+            </w:r>
+            <w:r>
+              <w:t xml:space="preserve"> </w:t>
+            </w:r>
+            <w:r>
+              <w:rPr>
+                <w:rStyle w:val="VerbatimChar"/>
+              </w:rPr>
+              <w:t xml:space="preserve">✦ skill</w:t>
+            </w:r>
+            <w:r>
+              <w:t xml:space="preserve"> </w:t>
+            </w:r>
+            <w:r>
+              <w:t xml:space="preserve">trace).</w:t>
+            </w:r>
+          </w:p>
+        </w:tc>
+      </w:tr>
+      <w:tr>
+        <w:tc>
+          <w:tcPr/>
+          <w:p>
+            <w:pPr>
+              <w:pStyle w:val="Compact"/>
+              <w:jc w:val="left"/>
+            </w:pPr>
+            <w:r>
+              <w:rPr>
+                <w:rStyle w:val="VerbatimChar"/>
+              </w:rPr>
+              <w:t xml:space="preserve">description</w:t>
+            </w:r>
+          </w:p>
+        </w:tc>
+        <w:tc>
+          <w:tcPr/>
+          <w:p>
+            <w:pPr>
+              <w:pStyle w:val="Compact"/>
+              <w:jc w:val="left"/>
+            </w:pPr>
+            <w:r>
+              <w:t xml:space="preserve">Yes</w:t>
+            </w:r>
+          </w:p>
+        </w:tc>
+        <w:tc>
+          <w:tcPr/>
+          <w:p>
+            <w:pPr>
+              <w:pStyle w:val="Compact"/>
+              <w:jc w:val="left"/>
+            </w:pPr>
+            <w:r>
+              <w:t xml:space="preserve">One-line summary (shown in</w:t>
+            </w:r>
+            <w:r>
+              <w:t xml:space="preserve"> </w:t>
+            </w:r>
+            <w:r>
+              <w:rPr>
+                <w:rStyle w:val="VerbatimChar"/>
+              </w:rPr>
+              <w:t xml:space="preserve">/skills</w:t>
+            </w:r>
+            <w:r>
+              <w:t xml:space="preserve">).</w:t>
+            </w:r>
+          </w:p>
+        </w:tc>
+      </w:tr>
+      <w:tr>
+        <w:tc>
+          <w:tcPr/>
+          <w:p>
+            <w:pPr>
+              <w:pStyle w:val="Compact"/>
+              <w:jc w:val="left"/>
+            </w:pPr>
+            <w:r>
+              <w:rPr>
+                <w:rStyle w:val="VerbatimChar"/>
+              </w:rPr>
+              <w:t xml:space="preserve">cues</w:t>
+            </w:r>
+          </w:p>
+        </w:tc>
+        <w:tc>
+          <w:tcPr/>
+          <w:p>
+            <w:pPr>
+              <w:pStyle w:val="Compact"/>
+              <w:jc w:val="left"/>
+            </w:pPr>
+            <w:r>
+              <w:t xml:space="preserve">Yes</w:t>
+            </w:r>
+          </w:p>
+        </w:tc>
+        <w:tc>
+          <w:tcPr/>
+          <w:p>
+            <w:pPr>
+              <w:pStyle w:val="Compact"/>
+              <w:jc w:val="left"/>
+            </w:pPr>
+            <w:r>
+              <w:t xml:space="preserve">Comma-separated trigger phrases (lowercased, substring-matched).</w:t>
+            </w:r>
+          </w:p>
+        </w:tc>
+      </w:tr>
+      <w:tr>
+        <w:tc>
+          <w:tcPr/>
+          <w:p>
+            <w:pPr>
+              <w:pStyle w:val="Compact"/>
+              <w:jc w:val="left"/>
+            </w:pPr>
+            <w:r>
+              <w:rPr>
+                <w:iCs/>
+                <w:i/>
+              </w:rPr>
+              <w:t xml:space="preserve">(body)</w:t>
+            </w:r>
+          </w:p>
+        </w:tc>
+        <w:tc>
+          <w:tcPr/>
+          <w:p>
+            <w:pPr>
+              <w:pStyle w:val="Compact"/>
+              <w:jc w:val="left"/>
+            </w:pPr>
+            <w:r>
+              <w:t xml:space="preserve">Yes</w:t>
+            </w:r>
+          </w:p>
+        </w:tc>
+        <w:tc>
+          <w:tcPr/>
+          <w:p>
+            <w:pPr>
+              <w:pStyle w:val="Compact"/>
+              <w:jc w:val="left"/>
+            </w:pPr>
+            <w:r>
+              <w:t xml:space="preserve">Everything after the closing</w:t>
+            </w:r>
+            <w:r>
+              <w:t xml:space="preserve"> </w:t>
+            </w:r>
+            <w:r>
+              <w:rPr>
+                <w:rStyle w:val="VerbatimChar"/>
+              </w:rPr>
+              <w:t xml:space="preserve">---</w:t>
+            </w:r>
+            <w:r>
+              <w:t xml:space="preserve">; injected into the LLM prompt.</w:t>
+            </w:r>
+          </w:p>
+        </w:tc>
+      </w:tr>
+    </w:tbl>
+    <w:p>
+      <w:pPr>
+        <w:pStyle w:val="BlockText"/>
+      </w:pPr>
+      <w:r>
+        <w:rPr>
+          <w:bCs/>
+          <w:b/>
+        </w:rPr>
+        <w:t xml:space="preserve">Tip:</w:t>
+      </w:r>
+      <w:r>
+        <w:t xml:space="preserve"> </w:t>
+      </w:r>
+      <w:r>
+        <w:t xml:space="preserve">Make cues specific. Generic cues like</w:t>
+      </w:r>
+      <w:r>
+        <w:t xml:space="preserve"> </w:t>
+      </w:r>
+      <w:r>
+        <w:rPr>
+          <w:rStyle w:val="VerbatimChar"/>
+        </w:rPr>
+        <w:t xml:space="preserve">"code"</w:t>
+      </w:r>
+      <w:r>
+        <w:t xml:space="preserve"> </w:t>
+      </w:r>
+      <w:r>
+        <w:t xml:space="preserve">fire on almost everything and will crowd out more precise skills.</w:t>
+      </w:r>
+    </w:p>
+    <w:bookmarkEnd w:id="60"/>
+    <w:bookmarkStart w:id="61" w:name="adding-a-new-tool"/>
+    <w:p>
+      <w:pPr>
+        <w:pStyle w:val="Heading3"/>
+      </w:pPr>
+      <w:r>
+        <w:t xml:space="preserve">Adding a New Tool</w:t>
+      </w:r>
+    </w:p>
+    <w:p>
+      <w:pPr>
+        <w:pStyle w:val="FirstParagraph"/>
+      </w:pPr>
+      <w:r>
+        <w:t xml:space="preserve">Tools are the actions the agent can take against the knowledge base (</w:t>
+      </w:r>
+      <w:r>
+        <w:rPr>
+          <w:rStyle w:val="VerbatimChar"/>
+        </w:rPr>
+        <w:t xml:space="preserve">search_knowledge_base</w:t>
+      </w:r>
+      <w:r>
+        <w:t xml:space="preserve">,</w:t>
+      </w:r>
+      <w:r>
+        <w:t xml:space="preserve"> </w:t>
+      </w:r>
+      <w:r>
+        <w:rPr>
+          <w:rStyle w:val="VerbatimChar"/>
+        </w:rPr>
+        <w:t xml:space="preserve">list_documents</w:t>
+      </w:r>
+      <w:r>
+        <w:t xml:space="preserve">,</w:t>
+      </w:r>
+      <w:r>
+        <w:t xml:space="preserve"> </w:t>
+      </w:r>
+      <w:r>
+        <w:rPr>
+          <w:rStyle w:val="VerbatimChar"/>
+        </w:rPr>
+        <w:t xml:space="preserve">get_document_chunks</w:t>
+      </w:r>
+      <w:r>
+        <w:t xml:space="preserve">). Adding one requires</w:t>
+      </w:r>
+      <w:r>
+        <w:t xml:space="preserve"> </w:t>
+      </w:r>
+      <w:r>
+        <w:rPr>
+          <w:bCs/>
+          <w:b/>
+        </w:rPr>
+        <w:t xml:space="preserve">three edits in Rust</w:t>
+      </w:r>
+      <w:r>
+        <w:t xml:space="preserve">, all in</w:t>
+      </w:r>
+      <w:r>
+        <w:t xml:space="preserve"> </w:t>
+      </w:r>
+      <w:r>
+        <w:rPr>
+          <w:rStyle w:val="VerbatimChar"/>
+        </w:rPr>
+        <w:t xml:space="preserve">model-hub/src/pipeline/tools.rs</w:t>
+      </w:r>
+      <w:r>
+        <w:t xml:space="preserve">.</w:t>
+      </w:r>
+    </w:p>
+    <w:p>
+      <w:pPr>
+        <w:pStyle w:val="BodyText"/>
+      </w:pPr>
+      <w:r>
+        <w:rPr>
+          <w:bCs/>
+          <w:b/>
+        </w:rPr>
+        <w:t xml:space="preserve">1. Declare the schema</w:t>
+      </w:r>
+      <w:r>
+        <w:t xml:space="preserve"> </w:t>
+      </w:r>
+      <w:r>
+        <w:t xml:space="preserve">in</w:t>
+      </w:r>
+      <w:r>
+        <w:t xml:space="preserve"> </w:t>
+      </w:r>
+      <w:r>
+        <w:rPr>
+          <w:rStyle w:val="VerbatimChar"/>
+        </w:rPr>
+        <w:t xml:space="preserve">graphdb_tool_schemas()</w:t>
+      </w:r>
+      <w:r>
+        <w:t xml:space="preserve">:</w:t>
+      </w:r>
+    </w:p>
+    <w:p>
+      <w:pPr>
+        <w:pStyle w:val="SourceCode"/>
+      </w:pPr>
+      <w:r>
+        <w:rPr>
+          <w:rStyle w:val="PreprocessorTok"/>
+        </w:rPr>
+        <w:t xml:space="preserve">ToolSchema::</w:t>
+      </w:r>
+      <w:r>
+        <w:rPr>
+          <w:rStyle w:val="NormalTok"/>
+        </w:rPr>
+        <w:t xml:space="preserve">new(</w:t>
+      </w:r>
+      <w:r>
+        <w:br/>
+      </w:r>
+      <w:r>
+        <w:rPr>
+          <w:rStyle w:val="NormalTok"/>
+        </w:rPr>
+        <w:t xml:space="preserve">    </w:t>
+      </w:r>
+      <w:r>
+        <w:rPr>
+          <w:rStyle w:val="StringTok"/>
+        </w:rPr>
+        <w:t xml:space="preserve">"count_documents"</w:t>
+      </w:r>
+      <w:r>
+        <w:rPr>
+          <w:rStyle w:val="OperatorTok"/>
+        </w:rPr>
+        <w:t xml:space="preserve">,</w:t>
+      </w:r>
+      <w:r>
+        <w:br/>
+      </w:r>
+      <w:r>
+        <w:rPr>
+          <w:rStyle w:val="NormalTok"/>
+        </w:rPr>
+        <w:t xml:space="preserve">    </w:t>
+      </w:r>
+      <w:r>
+        <w:rPr>
+          <w:rStyle w:val="StringTok"/>
+        </w:rPr>
+        <w:t xml:space="preserve">"Count how many documents are in the knowledge base."</w:t>
+      </w:r>
+      <w:r>
+        <w:rPr>
+          <w:rStyle w:val="OperatorTok"/>
+        </w:rPr>
+        <w:t xml:space="preserve">,</w:t>
+      </w:r>
+      <w:r>
+        <w:br/>
+      </w:r>
+      <w:r>
+        <w:rPr>
+          <w:rStyle w:val="NormalTok"/>
+        </w:rPr>
+        <w:t xml:space="preserve">)</w:t>
+      </w:r>
+      <w:r>
+        <w:br/>
+      </w:r>
+      <w:r>
+        <w:rPr>
+          <w:rStyle w:val="CommentTok"/>
+        </w:rPr>
+        <w:t xml:space="preserve">// .with_param("name", "type", "description", required)</w:t>
+      </w:r>
+      <w:r>
+        <w:br/>
+      </w:r>
+      <w:r>
+        <w:rPr>
+          <w:rStyle w:val="OperatorTok"/>
+        </w:rPr>
+        <w:t xml:space="preserve">.</w:t>
+      </w:r>
+      <w:r>
+        <w:rPr>
+          <w:rStyle w:val="NormalTok"/>
+        </w:rPr>
+        <w:t xml:space="preserve">with_param(</w:t>
+      </w:r>
+      <w:r>
+        <w:rPr>
+          <w:rStyle w:val="StringTok"/>
+        </w:rPr>
+        <w:t xml:space="preserve">"doc_type"</w:t>
+      </w:r>
+      <w:r>
+        <w:rPr>
+          <w:rStyle w:val="OperatorTok"/>
+        </w:rPr>
+        <w:t xml:space="preserve">,</w:t>
+      </w:r>
+      <w:r>
+        <w:rPr>
+          <w:rStyle w:val="NormalTok"/>
+        </w:rPr>
+        <w:t xml:space="preserve"> </w:t>
+      </w:r>
+      <w:r>
+        <w:rPr>
+          <w:rStyle w:val="StringTok"/>
+        </w:rPr>
+        <w:t xml:space="preserve">"string"</w:t>
+      </w:r>
+      <w:r>
+        <w:rPr>
+          <w:rStyle w:val="OperatorTok"/>
+        </w:rPr>
+        <w:t xml:space="preserve">,</w:t>
+      </w:r>
+      <w:r>
+        <w:rPr>
+          <w:rStyle w:val="NormalTok"/>
+        </w:rPr>
+        <w:t xml:space="preserve"> </w:t>
+      </w:r>
+      <w:r>
+        <w:rPr>
+          <w:rStyle w:val="StringTok"/>
+        </w:rPr>
+        <w:t xml:space="preserve">"restrict the count to a document type"</w:t>
+      </w:r>
+      <w:r>
+        <w:rPr>
+          <w:rStyle w:val="OperatorTok"/>
+        </w:rPr>
+        <w:t xml:space="preserve">,</w:t>
+      </w:r>
+      <w:r>
+        <w:rPr>
+          <w:rStyle w:val="NormalTok"/>
+        </w:rPr>
+        <w:t xml:space="preserve"> </w:t>
+      </w:r>
+      <w:r>
+        <w:rPr>
+          <w:rStyle w:val="ConstantTok"/>
+        </w:rPr>
+        <w:t xml:space="preserve">false</w:t>
+      </w:r>
+      <w:r>
+        <w:rPr>
+          <w:rStyle w:val="NormalTok"/>
+        </w:rPr>
+        <w:t xml:space="preserve">)</w:t>
+      </w:r>
+      <w:r>
+        <w:rPr>
+          <w:rStyle w:val="OperatorTok"/>
+        </w:rPr>
+        <w:t xml:space="preserve">,</w:t>
+      </w:r>
+    </w:p>
+    <w:p>
+      <w:pPr>
+        <w:pStyle w:val="FirstParagraph"/>
+      </w:pPr>
+      <w:r>
+        <w:rPr>
+          <w:bCs/>
+          <w:b/>
+        </w:rPr>
+        <w:t xml:space="preserve">2. Implement execution</w:t>
+      </w:r>
+      <w:r>
+        <w:t xml:space="preserve"> </w:t>
+      </w:r>
+      <w:r>
+        <w:t xml:space="preserve">in</w:t>
+      </w:r>
+      <w:r>
+        <w:t xml:space="preserve"> </w:t>
+      </w:r>
+      <w:r>
+        <w:rPr>
+          <w:rStyle w:val="VerbatimChar"/>
+        </w:rPr>
+        <w:t xml:space="preserve">ToolExecutor::execute</w:t>
+      </w:r>
+      <w:r>
+        <w:t xml:space="preserve"> </w:t>
+      </w:r>
+      <w:r>
+        <w:t xml:space="preserve">— add a match arm that runs against the</w:t>
+      </w:r>
+      <w:r>
+        <w:t xml:space="preserve"> </w:t>
+      </w:r>
+      <w:r>
+        <w:rPr>
+          <w:rStyle w:val="VerbatimChar"/>
+        </w:rPr>
+        <w:t xml:space="preserve">GraphBackend</w:t>
+      </w:r>
+      <w:r>
+        <w:t xml:space="preserve"> </w:t>
+      </w:r>
+      <w:r>
+        <w:t xml:space="preserve">and returns JSON:</w:t>
+      </w:r>
+    </w:p>
+    <w:p>
+      <w:pPr>
+        <w:pStyle w:val="SourceCode"/>
+      </w:pPr>
+      <w:r>
+        <w:rPr>
+          <w:rStyle w:val="StringTok"/>
+        </w:rPr>
+        <w:t xml:space="preserve">"count_documents"</w:t>
+      </w:r>
+      <w:r>
+        <w:rPr>
+          <w:rStyle w:val="NormalTok"/>
+        </w:rPr>
+        <w:t xml:space="preserve"> </w:t>
+      </w:r>
+      <w:r>
+        <w:rPr>
+          <w:rStyle w:val="OperatorTok"/>
+        </w:rPr>
+        <w:t xml:space="preserve">=&gt;</w:t>
+      </w:r>
+      <w:r>
+        <w:rPr>
+          <w:rStyle w:val="NormalTok"/>
+        </w:rPr>
+        <w:t xml:space="preserve"> </w:t>
+      </w:r>
+      <w:r>
+        <w:rPr>
+          <w:rStyle w:val="OperatorTok"/>
+        </w:rPr>
+        <w:t xml:space="preserve">{</w:t>
+      </w:r>
+      <w:r>
+        <w:br/>
+      </w:r>
+      <w:r>
+        <w:rPr>
+          <w:rStyle w:val="NormalTok"/>
+        </w:rPr>
+        <w:t xml:space="preserve">    </w:t>
+      </w:r>
+      <w:r>
+        <w:rPr>
+          <w:rStyle w:val="KeywordTok"/>
+        </w:rPr>
+        <w:t xml:space="preserve">let</w:t>
+      </w:r>
+      <w:r>
+        <w:rPr>
+          <w:rStyle w:val="NormalTok"/>
+        </w:rPr>
+        <w:t xml:space="preserve"> docs </w:t>
+      </w:r>
+      <w:r>
+        <w:rPr>
+          <w:rStyle w:val="OperatorTok"/>
+        </w:rPr>
+        <w:t xml:space="preserve">=</w:t>
+      </w:r>
+      <w:r>
+        <w:rPr>
+          <w:rStyle w:val="NormalTok"/>
+        </w:rPr>
+        <w:t xml:space="preserve"> graph</w:t>
+      </w:r>
+      <w:r>
+        <w:rPr>
+          <w:rStyle w:val="OperatorTok"/>
+        </w:rPr>
+        <w:t xml:space="preserve">.</w:t>
+      </w:r>
+      <w:r>
+        <w:rPr>
+          <w:rStyle w:val="NormalTok"/>
+        </w:rPr>
+        <w:t xml:space="preserve">list_documents()</w:t>
+      </w:r>
+      <w:r>
+        <w:rPr>
+          <w:rStyle w:val="OperatorTok"/>
+        </w:rPr>
+        <w:t xml:space="preserve">.</w:t>
+      </w:r>
+      <w:r>
+        <w:rPr>
+          <w:rStyle w:val="KeywordTok"/>
+        </w:rPr>
+        <w:t xml:space="preserve">await</w:t>
+      </w:r>
+      <w:r>
+        <w:rPr>
+          <w:rStyle w:val="OperatorTok"/>
+        </w:rPr>
+        <w:t xml:space="preserve">?;</w:t>
+      </w:r>
+      <w:r>
+        <w:br/>
+      </w:r>
+      <w:r>
+        <w:rPr>
+          <w:rStyle w:val="NormalTok"/>
+        </w:rPr>
+        <w:t xml:space="preserve">    </w:t>
+      </w:r>
+      <w:r>
+        <w:rPr>
+          <w:rStyle w:val="KeywordTok"/>
+        </w:rPr>
+        <w:t xml:space="preserve">let</w:t>
+      </w:r>
+      <w:r>
+        <w:rPr>
+          <w:rStyle w:val="NormalTok"/>
+        </w:rPr>
+        <w:t xml:space="preserve"> doc_type </w:t>
+      </w:r>
+      <w:r>
+        <w:rPr>
+          <w:rStyle w:val="OperatorTok"/>
+        </w:rPr>
+        <w:t xml:space="preserve">=</w:t>
+      </w:r>
+      <w:r>
+        <w:rPr>
+          <w:rStyle w:val="NormalTok"/>
+        </w:rPr>
+        <w:t xml:space="preserve"> call</w:t>
+      </w:r>
+      <w:r>
+        <w:rPr>
+          <w:rStyle w:val="OperatorTok"/>
+        </w:rPr>
+        <w:t xml:space="preserve">.</w:t>
+      </w:r>
+      <w:r>
+        <w:rPr>
+          <w:rStyle w:val="NormalTok"/>
+        </w:rPr>
+        <w:t xml:space="preserve">arguments</w:t>
+      </w:r>
+      <w:r>
+        <w:rPr>
+          <w:rStyle w:val="OperatorTok"/>
+        </w:rPr>
+        <w:t xml:space="preserve">.</w:t>
+      </w:r>
+      <w:r>
+        <w:rPr>
+          <w:rStyle w:val="NormalTok"/>
+        </w:rPr>
+        <w:t xml:space="preserve">get(</w:t>
+      </w:r>
+      <w:r>
+        <w:rPr>
+          <w:rStyle w:val="StringTok"/>
+        </w:rPr>
+        <w:t xml:space="preserve">"doc_type"</w:t>
+      </w:r>
+      <w:r>
+        <w:rPr>
+          <w:rStyle w:val="NormalTok"/>
+        </w:rPr>
+        <w:t xml:space="preserve">)</w:t>
+      </w:r>
+      <w:r>
+        <w:rPr>
+          <w:rStyle w:val="OperatorTok"/>
+        </w:rPr>
+        <w:t xml:space="preserve">.</w:t>
+      </w:r>
+      <w:r>
+        <w:rPr>
+          <w:rStyle w:val="NormalTok"/>
+        </w:rPr>
+        <w:t xml:space="preserve">and_then(</w:t>
+      </w:r>
+      <w:r>
+        <w:rPr>
+          <w:rStyle w:val="OperatorTok"/>
+        </w:rPr>
+        <w:t xml:space="preserve">|</w:t>
+      </w:r>
+      <w:r>
+        <w:rPr>
+          <w:rStyle w:val="NormalTok"/>
+        </w:rPr>
+        <w:t xml:space="preserve">d</w:t>
+      </w:r>
+      <w:r>
+        <w:rPr>
+          <w:rStyle w:val="OperatorTok"/>
+        </w:rPr>
+        <w:t xml:space="preserve">|</w:t>
+      </w:r>
+      <w:r>
+        <w:rPr>
+          <w:rStyle w:val="NormalTok"/>
+        </w:rPr>
+        <w:t xml:space="preserve"> d</w:t>
+      </w:r>
+      <w:r>
+        <w:rPr>
+          <w:rStyle w:val="OperatorTok"/>
+        </w:rPr>
+        <w:t xml:space="preserve">.</w:t>
+      </w:r>
+      <w:r>
+        <w:rPr>
+          <w:rStyle w:val="NormalTok"/>
+        </w:rPr>
+        <w:t xml:space="preserve">as_str())</w:t>
+      </w:r>
+      <w:r>
+        <w:rPr>
+          <w:rStyle w:val="OperatorTok"/>
+        </w:rPr>
+        <w:t xml:space="preserve">;</w:t>
+      </w:r>
+      <w:r>
+        <w:br/>
+      </w:r>
+      <w:r>
+        <w:rPr>
+          <w:rStyle w:val="NormalTok"/>
+        </w:rPr>
+        <w:t xml:space="preserve">    </w:t>
+      </w:r>
+      <w:r>
+        <w:rPr>
+          <w:rStyle w:val="KeywordTok"/>
+        </w:rPr>
+        <w:t xml:space="preserve">let</w:t>
+      </w:r>
+      <w:r>
+        <w:rPr>
+          <w:rStyle w:val="NormalTok"/>
+        </w:rPr>
+        <w:t xml:space="preserve"> count </w:t>
+      </w:r>
+      <w:r>
+        <w:rPr>
+          <w:rStyle w:val="OperatorTok"/>
+        </w:rPr>
+        <w:t xml:space="preserve">=</w:t>
+      </w:r>
+      <w:r>
+        <w:rPr>
+          <w:rStyle w:val="NormalTok"/>
+        </w:rPr>
+        <w:t xml:space="preserve"> </w:t>
+      </w:r>
+      <w:r>
+        <w:rPr>
+          <w:rStyle w:val="ControlFlowTok"/>
+        </w:rPr>
+        <w:t xml:space="preserve">match</w:t>
+      </w:r>
+      <w:r>
+        <w:rPr>
+          <w:rStyle w:val="NormalTok"/>
+        </w:rPr>
+        <w:t xml:space="preserve"> doc_type </w:t>
+      </w:r>
+      <w:r>
+        <w:rPr>
+          <w:rStyle w:val="OperatorTok"/>
+        </w:rPr>
+        <w:t xml:space="preserve">{</w:t>
+      </w:r>
+      <w:r>
+        <w:br/>
+      </w:r>
+      <w:r>
+        <w:rPr>
+          <w:rStyle w:val="NormalTok"/>
+        </w:rPr>
+        <w:t xml:space="preserve">        </w:t>
+      </w:r>
+      <w:r>
+        <w:rPr>
+          <w:rStyle w:val="ConstantTok"/>
+        </w:rPr>
+        <w:t xml:space="preserve">Some</w:t>
+      </w:r>
+      <w:r>
+        <w:rPr>
+          <w:rStyle w:val="NormalTok"/>
+        </w:rPr>
+        <w:t xml:space="preserve">(t) </w:t>
+      </w:r>
+      <w:r>
+        <w:rPr>
+          <w:rStyle w:val="OperatorTok"/>
+        </w:rPr>
+        <w:t xml:space="preserve">=&gt;</w:t>
+      </w:r>
+      <w:r>
+        <w:rPr>
+          <w:rStyle w:val="NormalTok"/>
+        </w:rPr>
+        <w:t xml:space="preserve"> docs</w:t>
+      </w:r>
+      <w:r>
+        <w:rPr>
+          <w:rStyle w:val="OperatorTok"/>
+        </w:rPr>
+        <w:t xml:space="preserve">.</w:t>
+      </w:r>
+      <w:r>
+        <w:rPr>
+          <w:rStyle w:val="NormalTok"/>
+        </w:rPr>
+        <w:t xml:space="preserve">iter()</w:t>
+      </w:r>
+      <w:r>
+        <w:rPr>
+          <w:rStyle w:val="OperatorTok"/>
+        </w:rPr>
+        <w:t xml:space="preserve">.</w:t>
+      </w:r>
+      <w:r>
+        <w:rPr>
+          <w:rStyle w:val="NormalTok"/>
+        </w:rPr>
+        <w:t xml:space="preserve">filter(</w:t>
+      </w:r>
+      <w:r>
+        <w:rPr>
+          <w:rStyle w:val="OperatorTok"/>
+        </w:rPr>
+        <w:t xml:space="preserve">|</w:t>
+      </w:r>
+      <w:r>
+        <w:rPr>
+          <w:rStyle w:val="NormalTok"/>
+        </w:rPr>
+        <w:t xml:space="preserve">d</w:t>
+      </w:r>
+      <w:r>
+        <w:rPr>
+          <w:rStyle w:val="OperatorTok"/>
+        </w:rPr>
+        <w:t xml:space="preserve">|</w:t>
+      </w:r>
+      <w:r>
+        <w:rPr>
+          <w:rStyle w:val="NormalTok"/>
+        </w:rPr>
+        <w:t xml:space="preserve"> d</w:t>
+      </w:r>
+      <w:r>
+        <w:rPr>
+          <w:rStyle w:val="OperatorTok"/>
+        </w:rPr>
+        <w:t xml:space="preserve">.</w:t>
+      </w:r>
+      <w:r>
+        <w:rPr>
+          <w:rStyle w:val="NormalTok"/>
+        </w:rPr>
+        <w:t xml:space="preserve">doc_type </w:t>
+      </w:r>
+      <w:r>
+        <w:rPr>
+          <w:rStyle w:val="OperatorTok"/>
+        </w:rPr>
+        <w:t xml:space="preserve">==</w:t>
+      </w:r>
+      <w:r>
+        <w:rPr>
+          <w:rStyle w:val="NormalTok"/>
+        </w:rPr>
+        <w:t xml:space="preserve"> t)</w:t>
+      </w:r>
+      <w:r>
+        <w:rPr>
+          <w:rStyle w:val="OperatorTok"/>
+        </w:rPr>
+        <w:t xml:space="preserve">.</w:t>
+      </w:r>
+      <w:r>
+        <w:rPr>
+          <w:rStyle w:val="NormalTok"/>
+        </w:rPr>
+        <w:t xml:space="preserve">count()</w:t>
+      </w:r>
+      <w:r>
+        <w:rPr>
+          <w:rStyle w:val="OperatorTok"/>
+        </w:rPr>
+        <w:t xml:space="preserve">,</w:t>
+      </w:r>
+      <w:r>
+        <w:br/>
+      </w:r>
+      <w:r>
+        <w:rPr>
+          <w:rStyle w:val="NormalTok"/>
+        </w:rPr>
+        <w:t xml:space="preserve">        </w:t>
+      </w:r>
+      <w:r>
+        <w:rPr>
+          <w:rStyle w:val="ConstantTok"/>
+        </w:rPr>
+        <w:t xml:space="preserve">None</w:t>
+      </w:r>
+      <w:r>
+        <w:rPr>
+          <w:rStyle w:val="NormalTok"/>
+        </w:rPr>
+        <w:t xml:space="preserve"> </w:t>
+      </w:r>
+      <w:r>
+        <w:rPr>
+          <w:rStyle w:val="OperatorTok"/>
+        </w:rPr>
+        <w:t xml:space="preserve">=&gt;</w:t>
+      </w:r>
+      <w:r>
+        <w:rPr>
+          <w:rStyle w:val="NormalTok"/>
+        </w:rPr>
+        <w:t xml:space="preserve"> docs</w:t>
+      </w:r>
+      <w:r>
+        <w:rPr>
+          <w:rStyle w:val="OperatorTok"/>
+        </w:rPr>
+        <w:t xml:space="preserve">.</w:t>
+      </w:r>
+      <w:r>
+        <w:rPr>
+          <w:rStyle w:val="NormalTok"/>
+        </w:rPr>
+        <w:t xml:space="preserve">len()</w:t>
+      </w:r>
+      <w:r>
+        <w:rPr>
+          <w:rStyle w:val="OperatorTok"/>
+        </w:rPr>
+        <w:t xml:space="preserve">,</w:t>
+      </w:r>
+      <w:r>
+        <w:br/>
+      </w:r>
+      <w:r>
+        <w:rPr>
+          <w:rStyle w:val="NormalTok"/>
+        </w:rPr>
+        <w:t xml:space="preserve">    </w:t>
+      </w:r>
+      <w:r>
+        <w:rPr>
+          <w:rStyle w:val="OperatorTok"/>
+        </w:rPr>
+        <w:t xml:space="preserve">};</w:t>
+      </w:r>
+      <w:r>
+        <w:br/>
+      </w:r>
+      <w:r>
+        <w:rPr>
+          <w:rStyle w:val="NormalTok"/>
+        </w:rPr>
+        <w:t xml:space="preserve">    </w:t>
+      </w:r>
+      <w:r>
+        <w:rPr>
+          <w:rStyle w:val="ConstantTok"/>
+        </w:rPr>
+        <w:t xml:space="preserve">Ok</w:t>
+      </w:r>
+      <w:r>
+        <w:rPr>
+          <w:rStyle w:val="NormalTok"/>
+        </w:rPr>
+        <w:t xml:space="preserve">(</w:t>
+      </w:r>
+      <w:r>
+        <w:rPr>
+          <w:rStyle w:val="PreprocessorTok"/>
+        </w:rPr>
+        <w:t xml:space="preserve">serde_json::json!</w:t>
+      </w:r>
+      <w:r>
+        <w:rPr>
+          <w:rStyle w:val="NormalTok"/>
+        </w:rPr>
+        <w:t xml:space="preserve">(</w:t>
+      </w:r>
+      <w:r>
+        <w:rPr>
+          <w:rStyle w:val="OperatorTok"/>
+        </w:rPr>
+        <w:t xml:space="preserve">{</w:t>
+      </w:r>
+      <w:r>
+        <w:rPr>
+          <w:rStyle w:val="NormalTok"/>
+        </w:rPr>
+        <w:t xml:space="preserve"> </w:t>
+      </w:r>
+      <w:r>
+        <w:rPr>
+          <w:rStyle w:val="StringTok"/>
+        </w:rPr>
+        <w:t xml:space="preserve">"count"</w:t>
+      </w:r>
+      <w:r>
+        <w:rPr>
+          <w:rStyle w:val="OperatorTok"/>
+        </w:rPr>
+        <w:t xml:space="preserve">:</w:t>
+      </w:r>
+      <w:r>
+        <w:rPr>
+          <w:rStyle w:val="NormalTok"/>
+        </w:rPr>
+        <w:t xml:space="preserve"> count </w:t>
+      </w:r>
+      <w:r>
+        <w:rPr>
+          <w:rStyle w:val="OperatorTok"/>
+        </w:rPr>
+        <w:t xml:space="preserve">}</w:t>
+      </w:r>
+      <w:r>
+        <w:rPr>
+          <w:rStyle w:val="NormalTok"/>
+        </w:rPr>
+        <w:t xml:space="preserve">))</w:t>
+      </w:r>
+      <w:r>
+        <w:br/>
+      </w:r>
+      <w:r>
+        <w:rPr>
+          <w:rStyle w:val="OperatorTok"/>
+        </w:rPr>
+        <w:t xml:space="preserve">}</w:t>
+      </w:r>
+    </w:p>
+    <w:p>
+      <w:pPr>
+        <w:pStyle w:val="FirstParagraph"/>
+      </w:pPr>
+      <w:r>
+        <w:rPr>
+          <w:bCs/>
+          <w:b/>
+        </w:rPr>
+        <w:t xml:space="preserve">3. (Optional) Teach the Needle router</w:t>
+      </w:r>
+      <w:r>
+        <w:t xml:space="preserve"> </w:t>
+      </w:r>
+      <w:r>
+        <w:t xml:space="preserve">in</w:t>
+      </w:r>
+      <w:r>
+        <w:t xml:space="preserve"> </w:t>
+      </w:r>
+      <w:r>
+        <w:rPr>
+          <w:rStyle w:val="VerbatimChar"/>
+        </w:rPr>
+        <w:t xml:space="preserve">model-hub/src/needle/agent.rs</w:t>
+      </w:r>
+      <w:r>
+        <w:t xml:space="preserve"> </w:t>
+      </w:r>
+      <w:r>
+        <w:t xml:space="preserve">→</w:t>
+      </w:r>
+      <w:r>
+        <w:t xml:space="preserve"> </w:t>
+      </w:r>
+      <w:r>
+        <w:rPr>
+          <w:rStyle w:val="VerbatimChar"/>
+        </w:rPr>
+        <w:t xml:space="preserve">detect_tool()</w:t>
+      </w:r>
+      <w:r>
+        <w:t xml:space="preserve"> </w:t>
+      </w:r>
+      <w:r>
+        <w:t xml:space="preserve">so the deterministic engine can pick it without an LLM:</w:t>
+      </w:r>
+    </w:p>
+    <w:p>
+      <w:pPr>
+        <w:pStyle w:val="SourceCode"/>
+      </w:pPr>
+      <w:r>
+        <w:rPr>
+          <w:rStyle w:val="CommentTok"/>
+        </w:rPr>
+        <w:t xml:space="preserve">// count intents → count_documents</w:t>
+      </w:r>
+      <w:r>
+        <w:br/>
+      </w:r>
+      <w:r>
+        <w:rPr>
+          <w:rStyle w:val="ControlFlowTok"/>
+        </w:rPr>
+        <w:t xml:space="preserve">if</w:t>
+      </w:r>
+      <w:r>
+        <w:rPr>
+          <w:rStyle w:val="NormalTok"/>
+        </w:rPr>
+        <w:t xml:space="preserve"> has(</w:t>
+      </w:r>
+      <w:r>
+        <w:rPr>
+          <w:rStyle w:val="StringTok"/>
+        </w:rPr>
+        <w:t xml:space="preserve">"count_documents"</w:t>
+      </w:r>
+      <w:r>
+        <w:rPr>
+          <w:rStyle w:val="NormalTok"/>
+        </w:rPr>
+        <w:t xml:space="preserve">) </w:t>
+      </w:r>
+      <w:r>
+        <w:rPr>
+          <w:rStyle w:val="OperatorTok"/>
+        </w:rPr>
+        <w:t xml:space="preserve">&amp;&amp;</w:t>
+      </w:r>
+      <w:r>
+        <w:rPr>
+          <w:rStyle w:val="NormalTok"/>
+        </w:rPr>
+        <w:t xml:space="preserve"> (q</w:t>
+      </w:r>
+      <w:r>
+        <w:rPr>
+          <w:rStyle w:val="OperatorTok"/>
+        </w:rPr>
+        <w:t xml:space="preserve">.</w:t>
+      </w:r>
+      <w:r>
+        <w:rPr>
+          <w:rStyle w:val="NormalTok"/>
+        </w:rPr>
+        <w:t xml:space="preserve">contains(</w:t>
+      </w:r>
+      <w:r>
+        <w:rPr>
+          <w:rStyle w:val="StringTok"/>
+        </w:rPr>
+        <w:t xml:space="preserve">"how many"</w:t>
+      </w:r>
+      <w:r>
+        <w:rPr>
+          <w:rStyle w:val="NormalTok"/>
+        </w:rPr>
+        <w:t xml:space="preserve">) </w:t>
+      </w:r>
+      <w:r>
+        <w:rPr>
+          <w:rStyle w:val="OperatorTok"/>
+        </w:rPr>
+        <w:t xml:space="preserve">||</w:t>
+      </w:r>
+      <w:r>
+        <w:rPr>
+          <w:rStyle w:val="NormalTok"/>
+        </w:rPr>
+        <w:t xml:space="preserve"> q</w:t>
+      </w:r>
+      <w:r>
+        <w:rPr>
+          <w:rStyle w:val="OperatorTok"/>
+        </w:rPr>
+        <w:t xml:space="preserve">.</w:t>
+      </w:r>
+      <w:r>
+        <w:rPr>
+          <w:rStyle w:val="NormalTok"/>
+        </w:rPr>
+        <w:t xml:space="preserve">contains(</w:t>
+      </w:r>
+      <w:r>
+        <w:rPr>
+          <w:rStyle w:val="StringTok"/>
+        </w:rPr>
+        <w:t xml:space="preserve">"count"</w:t>
+      </w:r>
+      <w:r>
+        <w:rPr>
+          <w:rStyle w:val="NormalTok"/>
+        </w:rPr>
+        <w:t xml:space="preserve">)) </w:t>
+      </w:r>
+      <w:r>
+        <w:rPr>
+          <w:rStyle w:val="OperatorTok"/>
+        </w:rPr>
+        <w:t xml:space="preserve">{</w:t>
+      </w:r>
+      <w:r>
+        <w:br/>
+      </w:r>
+      <w:r>
+        <w:rPr>
+          <w:rStyle w:val="NormalTok"/>
+        </w:rPr>
+        <w:t xml:space="preserve">    </w:t>
+      </w:r>
+      <w:r>
+        <w:rPr>
+          <w:rStyle w:val="ControlFlowTok"/>
+        </w:rPr>
+        <w:t xml:space="preserve">return</w:t>
+      </w:r>
+      <w:r>
+        <w:rPr>
+          <w:rStyle w:val="NormalTok"/>
+        </w:rPr>
+        <w:t xml:space="preserve"> </w:t>
+      </w:r>
+      <w:r>
+        <w:rPr>
+          <w:rStyle w:val="ConstantTok"/>
+        </w:rPr>
+        <w:t xml:space="preserve">Some</w:t>
+      </w:r>
+      <w:r>
+        <w:rPr>
+          <w:rStyle w:val="NormalTok"/>
+        </w:rPr>
+        <w:t xml:space="preserve">(ToolCall </w:t>
+      </w:r>
+      <w:r>
+        <w:rPr>
+          <w:rStyle w:val="OperatorTok"/>
+        </w:rPr>
+        <w:t xml:space="preserve">{</w:t>
+      </w:r>
+      <w:r>
+        <w:br/>
+      </w:r>
+      <w:r>
+        <w:rPr>
+          <w:rStyle w:val="NormalTok"/>
+        </w:rPr>
+        <w:t xml:space="preserve">        name</w:t>
+      </w:r>
+      <w:r>
+        <w:rPr>
+          <w:rStyle w:val="OperatorTok"/>
+        </w:rPr>
+        <w:t xml:space="preserve">:</w:t>
+      </w:r>
+      <w:r>
+        <w:rPr>
+          <w:rStyle w:val="NormalTok"/>
+        </w:rPr>
+        <w:t xml:space="preserve"> </w:t>
+      </w:r>
+      <w:r>
+        <w:rPr>
+          <w:rStyle w:val="StringTok"/>
+        </w:rPr>
+        <w:t xml:space="preserve">"count_documents"</w:t>
+      </w:r>
+      <w:r>
+        <w:rPr>
+          <w:rStyle w:val="OperatorTok"/>
+        </w:rPr>
+        <w:t xml:space="preserve">.</w:t>
+      </w:r>
+      <w:r>
+        <w:rPr>
+          <w:rStyle w:val="NormalTok"/>
+        </w:rPr>
+        <w:t xml:space="preserve">to_string()</w:t>
+      </w:r>
+      <w:r>
+        <w:rPr>
+          <w:rStyle w:val="OperatorTok"/>
+        </w:rPr>
+        <w:t xml:space="preserve">,</w:t>
+      </w:r>
+      <w:r>
+        <w:br/>
+      </w:r>
+      <w:r>
+        <w:rPr>
+          <w:rStyle w:val="NormalTok"/>
+        </w:rPr>
+        <w:t xml:space="preserve">        arguments</w:t>
+      </w:r>
+      <w:r>
+        <w:rPr>
+          <w:rStyle w:val="OperatorTok"/>
+        </w:rPr>
+        <w:t xml:space="preserve">:</w:t>
+      </w:r>
+      <w:r>
+        <w:rPr>
+          <w:rStyle w:val="NormalTok"/>
+        </w:rPr>
+        <w:t xml:space="preserve"> </w:t>
+      </w:r>
+      <w:r>
+        <w:rPr>
+          <w:rStyle w:val="PreprocessorTok"/>
+        </w:rPr>
+        <w:t xml:space="preserve">json!</w:t>
+      </w:r>
+      <w:r>
+        <w:rPr>
+          <w:rStyle w:val="NormalTok"/>
+        </w:rPr>
+        <w:t xml:space="preserve">(</w:t>
+      </w:r>
+      <w:r>
+        <w:rPr>
+          <w:rStyle w:val="OperatorTok"/>
+        </w:rPr>
+        <w:t xml:space="preserve">{}</w:t>
+      </w:r>
+      <w:r>
+        <w:rPr>
+          <w:rStyle w:val="NormalTok"/>
+        </w:rPr>
+        <w:t xml:space="preserve">)</w:t>
+      </w:r>
+      <w:r>
+        <w:rPr>
+          <w:rStyle w:val="OperatorTok"/>
+        </w:rPr>
+        <w:t xml:space="preserve">,</w:t>
+      </w:r>
+      <w:r>
+        <w:br/>
+      </w:r>
+      <w:r>
+        <w:rPr>
+          <w:rStyle w:val="NormalTok"/>
+        </w:rPr>
+        <w:t xml:space="preserve">    </w:t>
+      </w:r>
+      <w:r>
+        <w:rPr>
+          <w:rStyle w:val="OperatorTok"/>
+        </w:rPr>
+        <w:t xml:space="preserve">}</w:t>
+      </w:r>
+      <w:r>
+        <w:rPr>
+          <w:rStyle w:val="NormalTok"/>
+        </w:rPr>
+        <w:t xml:space="preserve">)</w:t>
+      </w:r>
+      <w:r>
+        <w:rPr>
+          <w:rStyle w:val="OperatorTok"/>
+        </w:rPr>
+        <w:t xml:space="preserve">;</w:t>
+      </w:r>
+      <w:r>
+        <w:br/>
+      </w:r>
+      <w:r>
+        <w:rPr>
+          <w:rStyle w:val="OperatorTok"/>
+        </w:rPr>
+        <w:t xml:space="preserve">}</w:t>
+      </w:r>
+    </w:p>
+    <w:p>
+      <w:pPr>
+        <w:pStyle w:val="FirstParagraph"/>
+      </w:pPr>
+      <w:r>
+        <w:rPr>
+          <w:bCs/>
+          <w:b/>
+        </w:rPr>
+        <w:t xml:space="preserve">4. Rebuild and verify:</w:t>
+      </w:r>
+    </w:p>
+    <w:p>
+      <w:pPr>
+        <w:pStyle w:val="SourceCode"/>
+      </w:pPr>
+      <w:r>
+        <w:rPr>
+          <w:rStyle w:val="ExtensionTok"/>
+        </w:rPr>
+        <w:t xml:space="preserve">cargo</w:t>
+      </w:r>
+      <w:r>
+        <w:rPr>
+          <w:rStyle w:val="NormalTok"/>
+        </w:rPr>
+        <w:t xml:space="preserve"> build </w:t>
+      </w:r>
+      <w:r>
+        <w:rPr>
+          <w:rStyle w:val="AttributeTok"/>
+        </w:rPr>
+        <w:t xml:space="preserve">-p</w:t>
+      </w:r>
+      <w:r>
+        <w:rPr>
+          <w:rStyle w:val="NormalTok"/>
+        </w:rPr>
+        <w:t xml:space="preserve"> graphdb-cli</w:t>
+      </w:r>
+      <w:r>
+        <w:br/>
+      </w:r>
+      <w:r>
+        <w:rPr>
+          <w:rStyle w:val="ExtensionTok"/>
+        </w:rPr>
+        <w:t xml:space="preserve">cargo</w:t>
+      </w:r>
+      <w:r>
+        <w:rPr>
+          <w:rStyle w:val="NormalTok"/>
+        </w:rPr>
+        <w:t xml:space="preserve"> run </w:t>
+      </w:r>
+      <w:r>
+        <w:rPr>
+          <w:rStyle w:val="AttributeTok"/>
+        </w:rPr>
+        <w:t xml:space="preserve">-p</w:t>
+      </w:r>
+      <w:r>
+        <w:rPr>
+          <w:rStyle w:val="NormalTok"/>
+        </w:rPr>
+        <w:t xml:space="preserve"> graphdb-cli </w:t>
+      </w:r>
+      <w:r>
+        <w:rPr>
+          <w:rStyle w:val="AttributeTok"/>
+        </w:rPr>
+        <w:t xml:space="preserve">--</w:t>
+      </w:r>
+      <w:r>
+        <w:rPr>
+          <w:rStyle w:val="NormalTok"/>
+        </w:rPr>
+        <w:t xml:space="preserve"> agent</w:t>
+      </w:r>
+      <w:r>
+        <w:br/>
+      </w:r>
+      <w:r>
+        <w:rPr>
+          <w:rStyle w:val="CommentTok"/>
+        </w:rPr>
+        <w:t xml:space="preserve"># ◆ /tools     ← your new tool should appear</w:t>
+      </w:r>
+    </w:p>
+    <w:p>
+      <w:pPr>
+        <w:pStyle w:val="FirstParagraph"/>
+      </w:pPr>
+      <w:r>
+        <w:rPr>
+          <w:bCs/>
+          <w:b/>
+        </w:rPr>
+        <w:t xml:space="preserve">What the engines do with a tool:</w:t>
+      </w:r>
+      <w:r>
+        <w:t xml:space="preserve"> </w:t>
+      </w:r>
+      <w:r>
+        <w:t xml:space="preserve">-</w:t>
+      </w:r>
+      <w:r>
+        <w:t xml:space="preserve"> </w:t>
+      </w:r>
+      <w:r>
+        <w:rPr>
+          <w:bCs/>
+          <w:b/>
+        </w:rPr>
+        <w:t xml:space="preserve">LLM routing</w:t>
+      </w:r>
+      <w:r>
+        <w:t xml:space="preserve"> </w:t>
+      </w:r>
+      <w:r>
+        <w:t xml:space="preserve">(Complex tasks) automatically sees the new schema — it’s serialized into the router prompt via</w:t>
+      </w:r>
+      <w:r>
+        <w:t xml:space="preserve"> </w:t>
+      </w:r>
+      <w:r>
+        <w:rPr>
+          <w:rStyle w:val="VerbatimChar"/>
+        </w:rPr>
+        <w:t xml:space="preserve">to_function_json()</w:t>
+      </w:r>
+      <w:r>
+        <w:t xml:space="preserve">, so no extra work is needed beyond step 1–2.</w:t>
+      </w:r>
+      <w:r>
+        <w:t xml:space="preserve"> </w:t>
+      </w:r>
+      <w:r>
+        <w:t xml:space="preserve">-</w:t>
+      </w:r>
+      <w:r>
+        <w:t xml:space="preserve"> </w:t>
+      </w:r>
+      <w:r>
+        <w:rPr>
+          <w:bCs/>
+          <w:b/>
+        </w:rPr>
+        <w:t xml:space="preserve">Needle routing</w:t>
+      </w:r>
+      <w:r>
+        <w:t xml:space="preserve"> </w:t>
+      </w:r>
+      <w:r>
+        <w:t xml:space="preserve">(Simple/Moderate tasks) only picks tools it has heuristics for — hence the optional step 3.</w:t>
+      </w:r>
+    </w:p>
+    <w:p>
+      <w:pPr>
+        <w:pStyle w:val="BlockText"/>
+      </w:pPr>
+      <w:r>
+        <w:t xml:space="preserve">The Rust</w:t>
+      </w:r>
+      <w:r>
+        <w:t xml:space="preserve"> </w:t>
+      </w:r>
+      <w:r>
+        <w:rPr>
+          <w:rStyle w:val="VerbatimChar"/>
+        </w:rPr>
+        <w:t xml:space="preserve">ToolSchema</w:t>
+      </w:r>
+      <w:r>
+        <w:t xml:space="preserve"> </w:t>
+      </w:r>
+      <w:r>
+        <w:t xml:space="preserve">list intentionally mirrors the Python</w:t>
+      </w:r>
+      <w:r>
+        <w:t xml:space="preserve"> </w:t>
+      </w:r>
+      <w:r>
+        <w:rPr>
+          <w:rStyle w:val="VerbatimChar"/>
+        </w:rPr>
+        <w:t xml:space="preserve">GRAPHDB_TOOL_SCHEMAS</w:t>
+      </w:r>
+      <w:r>
+        <w:t xml:space="preserve"> </w:t>
+      </w:r>
+      <w:r>
+        <w:t xml:space="preserve">in</w:t>
+      </w:r>
+      <w:r>
+        <w:t xml:space="preserve"> </w:t>
+      </w:r>
+      <w:r>
+        <w:rPr>
+          <w:rStyle w:val="VerbatimChar"/>
+        </w:rPr>
+        <w:t xml:space="preserve">python/ai_memory/needle_agent.py</w:t>
+      </w:r>
+      <w:r>
+        <w:t xml:space="preserve">. If you want the same tool available to trained Needle models, add a matching entry there too.</w:t>
+      </w:r>
+    </w:p>
+    <w:bookmarkEnd w:id="61"/>
+    <w:bookmarkStart w:id="63" w:name="training-a-needle-model-for-a-task"/>
+    <w:p>
+      <w:pPr>
+        <w:pStyle w:val="Heading3"/>
+      </w:pPr>
+      <w:r>
+        <w:t xml:space="preserve">Training a Needle Model for a Task</w:t>
+      </w:r>
+    </w:p>
+    <w:p>
+      <w:pPr>
+        <w:pStyle w:val="FirstParagraph"/>
+      </w:pPr>
+      <w:r>
+        <w:t xml:space="preserve">The</w:t>
+      </w:r>
+      <w:r>
+        <w:t xml:space="preserve"> </w:t>
+      </w:r>
+      <w:r>
+        <w:rPr>
+          <w:bCs/>
+          <w:b/>
+        </w:rPr>
+        <w:t xml:space="preserve">Needle engine</w:t>
+      </w:r>
+      <w:r>
+        <w:t xml:space="preserve"> </w:t>
+      </w:r>
+      <w:r>
+        <w:t xml:space="preserve">is deterministic (regex/heuristics) out of the box. For higher accuracy on</w:t>
+      </w:r>
+      <w:r>
+        <w:t xml:space="preserve"> </w:t>
+      </w:r>
+      <w:r>
+        <w:rPr>
+          <w:iCs/>
+          <w:i/>
+        </w:rPr>
+        <w:t xml:space="preserve">your</w:t>
+      </w:r>
+      <w:r>
+        <w:t xml:space="preserve"> </w:t>
+      </w:r>
+      <w:r>
+        <w:t xml:space="preserve">documents and phrasings, you can</w:t>
+      </w:r>
+      <w:r>
+        <w:t xml:space="preserve"> </w:t>
+      </w:r>
+      <w:r>
+        <w:rPr>
+          <w:bCs/>
+          <w:b/>
+        </w:rPr>
+        <w:t xml:space="preserve">train a compact Needle2 function-calling model</w:t>
+      </w:r>
+      <w:r>
+        <w:t xml:space="preserve"> </w:t>
+      </w:r>
+      <w:r>
+        <w:t xml:space="preserve">(via the</w:t>
+      </w:r>
+      <w:r>
+        <w:t xml:space="preserve"> </w:t>
+      </w:r>
+      <w:r>
+        <w:rPr>
+          <w:rStyle w:val="VerbatimChar"/>
+        </w:rPr>
+        <w:t xml:space="preserve">cactus-needle</w:t>
+      </w:r>
+      <w:r>
+        <w:t xml:space="preserve"> </w:t>
+      </w:r>
+      <w:r>
+        <w:t xml:space="preserve">library) on data generated from your own knowledge base. This is a</w:t>
+      </w:r>
+      <w:r>
+        <w:t xml:space="preserve"> </w:t>
+      </w:r>
+      <w:r>
+        <w:rPr>
+          <w:bCs/>
+          <w:b/>
+        </w:rPr>
+        <w:t xml:space="preserve">Python</w:t>
+      </w:r>
+      <w:r>
+        <w:t xml:space="preserve"> </w:t>
+      </w:r>
+      <w:r>
+        <w:t xml:space="preserve">workflow — no Rust required.</w:t>
+      </w:r>
+    </w:p>
+    <w:p>
+      <w:pPr>
+        <w:pStyle w:val="BlockText"/>
+      </w:pPr>
+      <w:r>
+        <w:t xml:space="preserve">Needle2 is a small</w:t>
+      </w:r>
+      <w:r>
+        <w:t xml:space="preserve"> </w:t>
+      </w:r>
+      <w:r>
+        <w:rPr>
+          <w:bCs/>
+          <w:b/>
+        </w:rPr>
+        <w:t xml:space="preserve">embedded function-calling model</w:t>
+      </w:r>
+      <w:r>
+        <w:t xml:space="preserve"> </w:t>
+      </w:r>
+      <w:r>
+        <w:t xml:space="preserve">(not a chat LLM). Every response is a structured JSON tool call, or</w:t>
+      </w:r>
+      <w:r>
+        <w:t xml:space="preserve"> </w:t>
+      </w:r>
+      <w:r>
+        <w:rPr>
+          <w:rStyle w:val="VerbatimChar"/>
+        </w:rPr>
+        <w:t xml:space="preserve">[]</w:t>
+      </w:r>
+      <w:r>
+        <w:t xml:space="preserve"> </w:t>
+      </w:r>
+      <w:r>
+        <w:t xml:space="preserve">for off-topic queries. It is fine-tuned with LoRA adapters on JSONL data and exported to a</w:t>
+      </w:r>
+      <w:r>
+        <w:t xml:space="preserve"> </w:t>
+      </w:r>
+      <w:r>
+        <w:rPr>
+          <w:rStyle w:val="VerbatimChar"/>
+        </w:rPr>
+        <w:t xml:space="preserve">.cact</w:t>
+      </w:r>
+      <w:r>
+        <w:t xml:space="preserve"> </w:t>
+      </w:r>
+      <w:r>
+        <w:t xml:space="preserve">archive.</w:t>
+      </w:r>
+    </w:p>
+    <w:p>
+      <w:pPr>
+        <w:pStyle w:val="FirstParagraph"/>
+      </w:pPr>
+      <w:r>
+        <w:rPr>
+          <w:bCs/>
+          <w:b/>
+        </w:rPr>
+        <w:t xml:space="preserve">1. Install the training extras:</w:t>
+      </w:r>
+    </w:p>
+    <w:p>
+      <w:pPr>
+        <w:pStyle w:val="SourceCode"/>
+      </w:pPr>
+      <w:r>
+        <w:rPr>
+          <w:rStyle w:val="ExtensionTok"/>
+        </w:rPr>
+        <w:t xml:space="preserve">pip</w:t>
+      </w:r>
+      <w:r>
+        <w:rPr>
+          <w:rStyle w:val="NormalTok"/>
+        </w:rPr>
+        <w:t xml:space="preserve"> install </w:t>
+      </w:r>
+      <w:r>
+        <w:rPr>
+          <w:rStyle w:val="StringTok"/>
+        </w:rPr>
+        <w:t xml:space="preserve">'cactus-needle[train]'</w:t>
+      </w:r>
+      <w:r>
+        <w:rPr>
+          <w:rStyle w:val="NormalTok"/>
+        </w:rPr>
+        <w:t xml:space="preserve">        </w:t>
+      </w:r>
+      <w:r>
+        <w:rPr>
+          <w:rStyle w:val="CommentTok"/>
+        </w:rPr>
+        <w:t xml:space="preserve"># CPU</w:t>
+      </w:r>
+      <w:r>
+        <w:br/>
+      </w:r>
+      <w:r>
+        <w:rPr>
+          <w:rStyle w:val="ExtensionTok"/>
+        </w:rPr>
+        <w:t xml:space="preserve">pip</w:t>
+      </w:r>
+      <w:r>
+        <w:rPr>
+          <w:rStyle w:val="NormalTok"/>
+        </w:rPr>
+        <w:t xml:space="preserve"> install </w:t>
+      </w:r>
+      <w:r>
+        <w:rPr>
+          <w:rStyle w:val="StringTok"/>
+        </w:rPr>
+        <w:t xml:space="preserve">'cactus-needle[train,gpu]'</w:t>
+      </w:r>
+      <w:r>
+        <w:rPr>
+          <w:rStyle w:val="NormalTok"/>
+        </w:rPr>
+        <w:t xml:space="preserve">    </w:t>
+      </w:r>
+      <w:r>
+        <w:rPr>
+          <w:rStyle w:val="CommentTok"/>
+        </w:rPr>
+        <w:t xml:space="preserve"># NVIDIA GPU</w:t>
+      </w:r>
+      <w:r>
+        <w:br/>
+      </w:r>
+      <w:r>
+        <w:rPr>
+          <w:rStyle w:val="ExtensionTok"/>
+        </w:rPr>
+        <w:t xml:space="preserve">pip</w:t>
+      </w:r>
+      <w:r>
+        <w:rPr>
+          <w:rStyle w:val="NormalTok"/>
+        </w:rPr>
+        <w:t xml:space="preserve"> install </w:t>
+      </w:r>
+      <w:r>
+        <w:rPr>
+          <w:rStyle w:val="StringTok"/>
+        </w:rPr>
+        <w:t xml:space="preserve">'cactus-needle[train,metal]'</w:t>
+      </w:r>
+      <w:r>
+        <w:rPr>
+          <w:rStyle w:val="NormalTok"/>
+        </w:rPr>
+        <w:t xml:space="preserve">  </w:t>
+      </w:r>
+      <w:r>
+        <w:rPr>
+          <w:rStyle w:val="CommentTok"/>
+        </w:rPr>
+        <w:t xml:space="preserve"># Apple Silicon</w:t>
+      </w:r>
+    </w:p>
+    <w:p>
+      <w:pPr>
+        <w:pStyle w:val="FirstParagraph"/>
+      </w:pPr>
+      <w:r>
+        <w:rPr>
+          <w:bCs/>
+          <w:b/>
+        </w:rPr>
+        <w:t xml:space="preserve">2. Ingest your documents into a knowledge group</w:t>
+      </w:r>
+      <w:r>
+        <w:t xml:space="preserve"> </w:t>
+      </w:r>
+      <w:r>
+        <w:t xml:space="preserve">and export training data (Python):</w:t>
+      </w:r>
+    </w:p>
+    <w:p>
+      <w:pPr>
+        <w:pStyle w:val="SourceCode"/>
+      </w:pPr>
+      <w:r>
+        <w:rPr>
+          <w:rStyle w:val="ImportTok"/>
+        </w:rPr>
+        <w:t xml:space="preserve">from</w:t>
+      </w:r>
+      <w:r>
+        <w:rPr>
+          <w:rStyle w:val="NormalTok"/>
+        </w:rPr>
+        <w:t xml:space="preserve"> ai_memory.needle_agent </w:t>
+      </w:r>
+      <w:r>
+        <w:rPr>
+          <w:rStyle w:val="ImportTok"/>
+        </w:rPr>
+        <w:t xml:space="preserve">import</w:t>
+      </w:r>
+      <w:r>
+        <w:rPr>
+          <w:rStyle w:val="NormalTok"/>
+        </w:rPr>
+        <w:t xml:space="preserve"> NeedleAgentGroup</w:t>
+      </w:r>
+      <w:r>
+        <w:br/>
+      </w:r>
+      <w:r>
+        <w:rPr>
+          <w:rStyle w:val="ImportTok"/>
+        </w:rPr>
+        <w:t xml:space="preserve">from</w:t>
+      </w:r>
+      <w:r>
+        <w:rPr>
+          <w:rStyle w:val="NormalTok"/>
+        </w:rPr>
+        <w:t xml:space="preserve"> ai_memory.embedder </w:t>
+      </w:r>
+      <w:r>
+        <w:rPr>
+          <w:rStyle w:val="ImportTok"/>
+        </w:rPr>
+        <w:t xml:space="preserve">import</w:t>
+      </w:r>
+      <w:r>
+        <w:rPr>
+          <w:rStyle w:val="NormalTok"/>
+        </w:rPr>
+        <w:t xml:space="preserve"> LocalEmbedder</w:t>
+      </w:r>
+      <w:r>
+        <w:br/>
+      </w:r>
+      <w:r>
+        <w:rPr>
+          <w:rStyle w:val="ImportTok"/>
+        </w:rPr>
+        <w:t xml:space="preserve">from</w:t>
+      </w:r>
+      <w:r>
+        <w:rPr>
+          <w:rStyle w:val="NormalTok"/>
+        </w:rPr>
+        <w:t xml:space="preserve"> ai_memory.document_loader </w:t>
+      </w:r>
+      <w:r>
+        <w:rPr>
+          <w:rStyle w:val="ImportTok"/>
+        </w:rPr>
+        <w:t xml:space="preserve">import</w:t>
+      </w:r>
+      <w:r>
+        <w:rPr>
+          <w:rStyle w:val="NormalTok"/>
+        </w:rPr>
+        <w:t xml:space="preserve"> DocumentLoader</w:t>
+      </w:r>
+      <w:r>
+        <w:br/>
+      </w:r>
+      <w:r>
+        <w:rPr>
+          <w:rStyle w:val="ImportTok"/>
+        </w:rPr>
+        <w:t xml:space="preserve">from</w:t>
+      </w:r>
+      <w:r>
+        <w:rPr>
+          <w:rStyle w:val="NormalTok"/>
+        </w:rPr>
+        <w:t xml:space="preserve"> graphdb.store </w:t>
+      </w:r>
+      <w:r>
+        <w:rPr>
+          <w:rStyle w:val="ImportTok"/>
+        </w:rPr>
+        <w:t xml:space="preserve">import</w:t>
+      </w:r>
+      <w:r>
+        <w:rPr>
+          <w:rStyle w:val="NormalTok"/>
+        </w:rPr>
+        <w:t xml:space="preserve"> GraphStore</w:t>
+      </w:r>
+      <w:r>
+        <w:br/>
+      </w:r>
+      <w:r>
+        <w:br/>
+      </w:r>
+      <w:r>
+        <w:rPr>
+          <w:rStyle w:val="NormalTok"/>
+        </w:rPr>
+        <w:t xml:space="preserve">group </w:t>
+      </w:r>
+      <w:r>
+        <w:rPr>
+          <w:rStyle w:val="OperatorTok"/>
+        </w:rPr>
+        <w:t xml:space="preserve">=</w:t>
+      </w:r>
+      <w:r>
+        <w:rPr>
+          <w:rStyle w:val="NormalTok"/>
+        </w:rPr>
+        <w:t xml:space="preserve"> NeedleAgentGroup(</w:t>
+      </w:r>
+      <w:r>
+        <w:br/>
+      </w:r>
+      <w:r>
+        <w:rPr>
+          <w:rStyle w:val="NormalTok"/>
+        </w:rPr>
+        <w:t xml:space="preserve">    name</w:t>
+      </w:r>
+      <w:r>
+        <w:rPr>
+          <w:rStyle w:val="OperatorTok"/>
+        </w:rPr>
+        <w:t xml:space="preserve">=</w:t>
+      </w:r>
+      <w:r>
+        <w:rPr>
+          <w:rStyle w:val="StringTok"/>
+        </w:rPr>
+        <w:t xml:space="preserve">"my_docs"</w:t>
+      </w:r>
+      <w:r>
+        <w:rPr>
+          <w:rStyle w:val="NormalTok"/>
+        </w:rPr>
+        <w:t xml:space="preserve">,</w:t>
+      </w:r>
+      <w:r>
+        <w:br/>
+      </w:r>
+      <w:r>
+        <w:rPr>
+          <w:rStyle w:val="NormalTok"/>
+        </w:rPr>
+        <w:t xml:space="preserve">    store</w:t>
+      </w:r>
+      <w:r>
+        <w:rPr>
+          <w:rStyle w:val="OperatorTok"/>
+        </w:rPr>
+        <w:t xml:space="preserve">=</w:t>
+      </w:r>
+      <w:r>
+        <w:rPr>
+          <w:rStyle w:val="NormalTok"/>
+        </w:rPr>
+        <w:t xml:space="preserve">GraphStore(),</w:t>
+      </w:r>
+      <w:r>
+        <w:br/>
+      </w:r>
+      <w:r>
+        <w:rPr>
+          <w:rStyle w:val="NormalTok"/>
+        </w:rPr>
+        <w:t xml:space="preserve">    embedder</w:t>
+      </w:r>
+      <w:r>
+        <w:rPr>
+          <w:rStyle w:val="OperatorTok"/>
+        </w:rPr>
+        <w:t xml:space="preserve">=</w:t>
+      </w:r>
+      <w:r>
+        <w:rPr>
+          <w:rStyle w:val="NormalTok"/>
+        </w:rPr>
+        <w:t xml:space="preserve">LocalEmbedder(),</w:t>
+      </w:r>
+      <w:r>
+        <w:br/>
+      </w:r>
+      <w:r>
+        <w:rPr>
+          <w:rStyle w:val="NormalTok"/>
+        </w:rPr>
+        <w:t xml:space="preserve">    </w:t>
+      </w:r>
+      <w:r>
+        <w:rPr>
+          <w:rStyle w:val="CommentTok"/>
+        </w:rPr>
+        <w:t xml:space="preserve"># small chunks → more positive examples to interleave off-topic ones</w:t>
+      </w:r>
+      <w:r>
+        <w:br/>
+      </w:r>
+      <w:r>
+        <w:rPr>
+          <w:rStyle w:val="NormalTok"/>
+        </w:rPr>
+        <w:t xml:space="preserve">    loader</w:t>
+      </w:r>
+      <w:r>
+        <w:rPr>
+          <w:rStyle w:val="OperatorTok"/>
+        </w:rPr>
+        <w:t xml:space="preserve">=</w:t>
+      </w:r>
+      <w:r>
+        <w:rPr>
+          <w:rStyle w:val="NormalTok"/>
+        </w:rPr>
+        <w:t xml:space="preserve">DocumentLoader(chunk_size</w:t>
+      </w:r>
+      <w:r>
+        <w:rPr>
+          <w:rStyle w:val="OperatorTok"/>
+        </w:rPr>
+        <w:t xml:space="preserve">=</w:t>
+      </w:r>
+      <w:r>
+        <w:rPr>
+          <w:rStyle w:val="DecValTok"/>
+        </w:rPr>
+        <w:t xml:space="preserve">200</w:t>
+      </w:r>
+      <w:r>
+        <w:rPr>
+          <w:rStyle w:val="NormalTok"/>
+        </w:rPr>
+        <w:t xml:space="preserve">, min_chunk_len</w:t>
+      </w:r>
+      <w:r>
+        <w:rPr>
+          <w:rStyle w:val="OperatorTok"/>
+        </w:rPr>
+        <w:t xml:space="preserve">=</w:t>
+      </w:r>
+      <w:r>
+        <w:rPr>
+          <w:rStyle w:val="DecValTok"/>
+        </w:rPr>
+        <w:t xml:space="preserve">20</w:t>
+      </w:r>
+      <w:r>
+        <w:rPr>
+          <w:rStyle w:val="NormalTok"/>
+        </w:rPr>
+        <w:t xml:space="preserve">),</w:t>
+      </w:r>
+      <w:r>
+        <w:br/>
+      </w:r>
+      <w:r>
+        <w:rPr>
+          <w:rStyle w:val="NormalTok"/>
+        </w:rPr>
+        <w:t xml:space="preserve">    system</w:t>
+      </w:r>
+      <w:r>
+        <w:rPr>
+          <w:rStyle w:val="OperatorTok"/>
+        </w:rPr>
+        <w:t xml:space="preserve">=</w:t>
+      </w:r>
+      <w:r>
+        <w:rPr>
+          <w:rStyle w:val="StringTok"/>
+        </w:rPr>
+        <w:t xml:space="preserve">"knowledge_group: my_docs; domain: my-project"</w:t>
+      </w:r>
+      <w:r>
+        <w:rPr>
+          <w:rStyle w:val="NormalTok"/>
+        </w:rPr>
+        <w:t xml:space="preserve">,</w:t>
+      </w:r>
+      <w:r>
+        <w:br/>
+      </w:r>
+      <w:r>
+        <w:rPr>
+          <w:rStyle w:val="NormalTok"/>
+        </w:rPr>
+        <w:t xml:space="preserve">)</w:t>
+      </w:r>
+      <w:r>
+        <w:br/>
+      </w:r>
+      <w:r>
+        <w:br/>
+      </w:r>
+      <w:r>
+        <w:rPr>
+          <w:rStyle w:val="NormalTok"/>
+        </w:rPr>
+        <w:t xml:space="preserve">group.ingest([</w:t>
+      </w:r>
+      <w:r>
+        <w:rPr>
+          <w:rStyle w:val="StringTok"/>
+        </w:rPr>
+        <w:t xml:space="preserve">"docs/guide.md"</w:t>
+      </w:r>
+      <w:r>
+        <w:rPr>
+          <w:rStyle w:val="NormalTok"/>
+        </w:rPr>
+        <w:t xml:space="preserve">, </w:t>
+      </w:r>
+      <w:r>
+        <w:rPr>
+          <w:rStyle w:val="StringTok"/>
+        </w:rPr>
+        <w:t xml:space="preserve">"src/main.rs"</w:t>
+      </w:r>
+      <w:r>
+        <w:rPr>
+          <w:rStyle w:val="NormalTok"/>
+        </w:rPr>
+        <w:t xml:space="preserve">])          </w:t>
+      </w:r>
+      <w:r>
+        <w:rPr>
+          <w:rStyle w:val="CommentTok"/>
+        </w:rPr>
+        <w:t xml:space="preserve"># your files</w:t>
+      </w:r>
+      <w:r>
+        <w:br/>
+      </w:r>
+      <w:r>
+        <w:rPr>
+          <w:rStyle w:val="NormalTok"/>
+        </w:rPr>
+        <w:t xml:space="preserve">path </w:t>
+      </w:r>
+      <w:r>
+        <w:rPr>
+          <w:rStyle w:val="OperatorTok"/>
+        </w:rPr>
+        <w:t xml:space="preserve">=</w:t>
+      </w:r>
+      <w:r>
+        <w:rPr>
+          <w:rStyle w:val="NormalTok"/>
+        </w:rPr>
+        <w:t xml:space="preserve"> group.export_training_data(</w:t>
+      </w:r>
+      <w:r>
+        <w:rPr>
+          <w:rStyle w:val="StringTok"/>
+        </w:rPr>
+        <w:t xml:space="preserve">"my_train.jsonl"</w:t>
+      </w:r>
+      <w:r>
+        <w:rPr>
+          <w:rStyle w:val="NormalTok"/>
+        </w:rPr>
+        <w:t xml:space="preserve">, k</w:t>
+      </w:r>
+      <w:r>
+        <w:rPr>
+          <w:rStyle w:val="OperatorTok"/>
+        </w:rPr>
+        <w:t xml:space="preserve">=</w:t>
+      </w:r>
+      <w:r>
+        <w:rPr>
+          <w:rStyle w:val="DecValTok"/>
+        </w:rPr>
+        <w:t xml:space="preserve">200</w:t>
+      </w:r>
+      <w:r>
+        <w:rPr>
+          <w:rStyle w:val="NormalTok"/>
+        </w:rPr>
+        <w:t xml:space="preserve">)</w:t>
+      </w:r>
+      <w:r>
+        <w:br/>
+      </w:r>
+      <w:r>
+        <w:rPr>
+          <w:rStyle w:val="BuiltInTok"/>
+        </w:rPr>
+        <w:t xml:space="preserve">print</w:t>
+      </w:r>
+      <w:r>
+        <w:rPr>
+          <w:rStyle w:val="NormalTok"/>
+        </w:rPr>
+        <w:t xml:space="preserve">(</w:t>
+      </w:r>
+      <w:r>
+        <w:rPr>
+          <w:rStyle w:val="StringTok"/>
+        </w:rPr>
+        <w:t xml:space="preserve">"wrote"</w:t>
+      </w:r>
+      <w:r>
+        <w:rPr>
+          <w:rStyle w:val="NormalTok"/>
+        </w:rPr>
+        <w:t xml:space="preserve">, path)</w:t>
+      </w:r>
+    </w:p>
+    <w:p>
+      <w:pPr>
+        <w:pStyle w:val="FirstParagraph"/>
+      </w:pPr>
+      <w:r>
+        <w:t xml:space="preserve">This produces</w:t>
+      </w:r>
+      <w:r>
+        <w:t xml:space="preserve"> </w:t>
+      </w:r>
+      <w:r>
+        <w:rPr>
+          <w:bCs/>
+          <w:b/>
+        </w:rPr>
+        <w:t xml:space="preserve">Needle-format JSONL</w:t>
+      </w:r>
+      <w:r>
+        <w:t xml:space="preserve">: each line has</w:t>
+      </w:r>
+      <w:r>
+        <w:t xml:space="preserve"> </w:t>
+      </w:r>
+      <w:r>
+        <w:rPr>
+          <w:rStyle w:val="VerbatimChar"/>
+        </w:rPr>
+        <w:t xml:space="preserve">tools</w:t>
+      </w:r>
+      <w:r>
+        <w:t xml:space="preserve">,</w:t>
+      </w:r>
+      <w:r>
+        <w:t xml:space="preserve"> </w:t>
+      </w:r>
+      <w:r>
+        <w:rPr>
+          <w:rStyle w:val="VerbatimChar"/>
+        </w:rPr>
+        <w:t xml:space="preserve">answers</w:t>
+      </w:r>
+      <w:r>
+        <w:t xml:space="preserve">, and</w:t>
+      </w:r>
+      <w:r>
+        <w:t xml:space="preserve"> </w:t>
+      </w:r>
+      <w:r>
+        <w:rPr>
+          <w:rStyle w:val="VerbatimChar"/>
+        </w:rPr>
+        <w:t xml:space="preserve">reasoning</w:t>
+      </w:r>
+      <w:r>
+        <w:t xml:space="preserve"> </w:t>
+      </w:r>
+      <w:r>
+        <w:t xml:space="preserve">fields. A configurable fraction (default</w:t>
+      </w:r>
+      <w:r>
+        <w:t xml:space="preserve"> </w:t>
+      </w:r>
+      <w:r>
+        <w:rPr>
+          <w:bCs/>
+          <w:b/>
+        </w:rPr>
+        <w:t xml:space="preserve">1-in-8</w:t>
+      </w:r>
+      <w:r>
+        <w:t xml:space="preserve">) are</w:t>
+      </w:r>
+      <w:r>
+        <w:t xml:space="preserve"> </w:t>
+      </w:r>
+      <w:r>
+        <w:rPr>
+          <w:iCs/>
+          <w:i/>
+        </w:rPr>
+        <w:t xml:space="preserve">off-topic</w:t>
+      </w:r>
+      <w:r>
+        <w:t xml:space="preserve"> </w:t>
+      </w:r>
+      <w:r>
+        <w:t xml:space="preserve">examples with</w:t>
+      </w:r>
+      <w:r>
+        <w:t xml:space="preserve"> </w:t>
+      </w:r>
+      <w:r>
+        <w:rPr>
+          <w:rStyle w:val="VerbatimChar"/>
+        </w:rPr>
+        <w:t xml:space="preserve">answers: []</w:t>
+      </w:r>
+      <w:r>
+        <w:t xml:space="preserve">, which teach the model</w:t>
+      </w:r>
+      <w:r>
+        <w:t xml:space="preserve"> </w:t>
+      </w:r>
+      <w:r>
+        <w:rPr>
+          <w:bCs/>
+          <w:b/>
+        </w:rPr>
+        <w:t xml:space="preserve">not</w:t>
+      </w:r>
+      <w:r>
+        <w:t xml:space="preserve"> </w:t>
+      </w:r>
+      <w:r>
+        <w:t xml:space="preserve">to call a tool on every query.</w:t>
+      </w:r>
+    </w:p>
+    <w:p>
+      <w:pPr>
+        <w:pStyle w:val="BodyText"/>
+      </w:pPr>
+      <w:r>
+        <w:rPr>
+          <w:bCs/>
+          <w:b/>
+        </w:rPr>
+        <w:t xml:space="preserve">3. Fine-tune and build the</w:t>
+      </w:r>
+      <w:r>
+        <w:rPr>
+          <w:bCs/>
+          <w:b/>
+        </w:rPr>
+        <w:t xml:space="preserve"> </w:t>
+      </w:r>
+      <w:r>
+        <w:rPr>
+          <w:rStyle w:val="VerbatimChar"/>
+          <w:bCs/>
+          <w:b/>
+        </w:rPr>
+        <w:t xml:space="preserve">.cact</w:t>
+      </w:r>
+      <w:r>
+        <w:rPr>
+          <w:bCs/>
+          <w:b/>
+        </w:rPr>
+        <w:t xml:space="preserve"> </w:t>
+      </w:r>
+      <w:r>
+        <w:rPr>
+          <w:bCs/>
+          <w:b/>
+        </w:rPr>
+        <w:t xml:space="preserve">archive</w:t>
+      </w:r>
+      <w:r>
+        <w:t xml:space="preserve"> </w:t>
+      </w:r>
+      <w:r>
+        <w:t xml:space="preserve">(terminal):</w:t>
+      </w:r>
+    </w:p>
+    <w:p>
+      <w:pPr>
+        <w:pStyle w:val="SourceCode"/>
+      </w:pPr>
+      <w:r>
+        <w:rPr>
+          <w:rStyle w:val="ExtensionTok"/>
+        </w:rPr>
+        <w:t xml:space="preserve">needle</w:t>
+      </w:r>
+      <w:r>
+        <w:rPr>
+          <w:rStyle w:val="NormalTok"/>
+        </w:rPr>
+        <w:t xml:space="preserve"> finetune my_train.jsonl </w:t>
+      </w:r>
+      <w:r>
+        <w:rPr>
+          <w:rStyle w:val="AttributeTok"/>
+        </w:rPr>
+        <w:t xml:space="preserve">--epochs</w:t>
+      </w:r>
+      <w:r>
+        <w:rPr>
+          <w:rStyle w:val="NormalTok"/>
+        </w:rPr>
+        <w:t xml:space="preserve"> 20 </w:t>
+      </w:r>
+      <w:r>
+        <w:rPr>
+          <w:rStyle w:val="AttributeTok"/>
+        </w:rPr>
+        <w:t xml:space="preserve">--out</w:t>
+      </w:r>
+      <w:r>
+        <w:rPr>
+          <w:rStyle w:val="NormalTok"/>
+        </w:rPr>
+        <w:t xml:space="preserve"> my_adapter.pkl</w:t>
+      </w:r>
+      <w:r>
+        <w:br/>
+      </w:r>
+      <w:r>
+        <w:rPr>
+          <w:rStyle w:val="ExtensionTok"/>
+        </w:rPr>
+        <w:t xml:space="preserve">needle</w:t>
+      </w:r>
+      <w:r>
+        <w:rPr>
+          <w:rStyle w:val="NormalTok"/>
+        </w:rPr>
+        <w:t xml:space="preserve"> build checkpoints/needle2.pkl </w:t>
+      </w:r>
+      <w:r>
+        <w:rPr>
+          <w:rStyle w:val="AttributeTok"/>
+        </w:rPr>
+        <w:t xml:space="preserve">--lora</w:t>
+      </w:r>
+      <w:r>
+        <w:rPr>
+          <w:rStyle w:val="NormalTok"/>
+        </w:rPr>
+        <w:t xml:space="preserve"> my_adapter.pkl </w:t>
+      </w:r>
+      <w:r>
+        <w:rPr>
+          <w:rStyle w:val="AttributeTok"/>
+        </w:rPr>
+        <w:t xml:space="preserve">--out</w:t>
+      </w:r>
+      <w:r>
+        <w:rPr>
+          <w:rStyle w:val="NormalTok"/>
+        </w:rPr>
+        <w:t xml:space="preserve"> my.cact</w:t>
+      </w:r>
+    </w:p>
+    <w:p>
+      <w:pPr>
+        <w:pStyle w:val="FirstParagraph"/>
+      </w:pPr>
+      <w:r>
+        <w:rPr>
+          <w:bCs/>
+          <w:b/>
+        </w:rPr>
+        <w:t xml:space="preserve">4. Load the trained weights and run live inference</w:t>
+      </w:r>
+      <w:r>
+        <w:t xml:space="preserve"> </w:t>
+      </w:r>
+      <w:r>
+        <w:t xml:space="preserve">(Python):</w:t>
+      </w:r>
+    </w:p>
+    <w:p>
+      <w:pPr>
+        <w:pStyle w:val="SourceCode"/>
+      </w:pPr>
+      <w:r>
+        <w:rPr>
+          <w:rStyle w:val="NormalTok"/>
+        </w:rPr>
+        <w:t xml:space="preserve">group.load_weights(</w:t>
+      </w:r>
+      <w:r>
+        <w:rPr>
+          <w:rStyle w:val="StringTok"/>
+        </w:rPr>
+        <w:t xml:space="preserve">"my.cact"</w:t>
+      </w:r>
+      <w:r>
+        <w:rPr>
+          <w:rStyle w:val="NormalTok"/>
+        </w:rPr>
+        <w:t xml:space="preserve">)</w:t>
+      </w:r>
+      <w:r>
+        <w:br/>
+      </w:r>
+      <w:r>
+        <w:rPr>
+          <w:rStyle w:val="NormalTok"/>
+        </w:rPr>
+        <w:t xml:space="preserve">result </w:t>
+      </w:r>
+      <w:r>
+        <w:rPr>
+          <w:rStyle w:val="OperatorTok"/>
+        </w:rPr>
+        <w:t xml:space="preserve">=</w:t>
+      </w:r>
+      <w:r>
+        <w:rPr>
+          <w:rStyle w:val="NormalTok"/>
+        </w:rPr>
+        <w:t xml:space="preserve"> group.run(</w:t>
+      </w:r>
+      <w:r>
+        <w:rPr>
+          <w:rStyle w:val="StringTok"/>
+        </w:rPr>
+        <w:t xml:space="preserve">"How does vector search work?"</w:t>
+      </w:r>
+      <w:r>
+        <w:rPr>
+          <w:rStyle w:val="NormalTok"/>
+        </w:rPr>
+        <w:t xml:space="preserve">)</w:t>
+      </w:r>
+      <w:r>
+        <w:br/>
+      </w:r>
+      <w:r>
+        <w:rPr>
+          <w:rStyle w:val="BuiltInTok"/>
+        </w:rPr>
+        <w:t xml:space="preserve">print</w:t>
+      </w:r>
+      <w:r>
+        <w:rPr>
+          <w:rStyle w:val="NormalTok"/>
+        </w:rPr>
+        <w:t xml:space="preserve">(result[</w:t>
+      </w:r>
+      <w:r>
+        <w:rPr>
+          <w:rStyle w:val="StringTok"/>
+        </w:rPr>
+        <w:t xml:space="preserve">"type"</w:t>
+      </w:r>
+      <w:r>
+        <w:rPr>
+          <w:rStyle w:val="NormalTok"/>
+        </w:rPr>
+        <w:t xml:space="preserve">], result[</w:t>
+      </w:r>
+      <w:r>
+        <w:rPr>
+          <w:rStyle w:val="StringTok"/>
+        </w:rPr>
+        <w:t xml:space="preserve">"function_calls"</w:t>
+      </w:r>
+      <w:r>
+        <w:rPr>
+          <w:rStyle w:val="NormalTok"/>
+        </w:rPr>
+        <w:t xml:space="preserve">], result[</w:t>
+      </w:r>
+      <w:r>
+        <w:rPr>
+          <w:rStyle w:val="StringTok"/>
+        </w:rPr>
+        <w:t xml:space="preserve">"confidence"</w:t>
+      </w:r>
+      <w:r>
+        <w:rPr>
+          <w:rStyle w:val="NormalTok"/>
+        </w:rPr>
+        <w:t xml:space="preserve">])</w:t>
+      </w:r>
+    </w:p>
+    <w:p>
+      <w:pPr>
+        <w:pStyle w:val="FirstParagraph"/>
+      </w:pPr>
+      <w:r>
+        <w:rPr>
+          <w:bCs/>
+          <w:b/>
+        </w:rPr>
+        <w:t xml:space="preserve">5. (Optional) Route across multiple trained groups</w:t>
+      </w:r>
+      <w:r>
+        <w:t xml:space="preserve"> </w:t>
+      </w:r>
+      <w:r>
+        <w:t xml:space="preserve">with</w:t>
+      </w:r>
+      <w:r>
+        <w:t xml:space="preserve"> </w:t>
+      </w:r>
+      <w:r>
+        <w:rPr>
+          <w:rStyle w:val="VerbatimChar"/>
+        </w:rPr>
+        <w:t xml:space="preserve">NeedleOrchestrator</w:t>
+      </w:r>
+      <w:r>
+        <w:t xml:space="preserve"> </w:t>
+      </w:r>
+      <w:r>
+        <w:t xml:space="preserve">— each group specializes in its own document domain, and the orchestrator picks the best-matching group per query:</w:t>
+      </w:r>
+    </w:p>
+    <w:p>
+      <w:pPr>
+        <w:pStyle w:val="SourceCode"/>
+      </w:pPr>
+      <w:r>
+        <w:rPr>
+          <w:rStyle w:val="ImportTok"/>
+        </w:rPr>
+        <w:t xml:space="preserve">from</w:t>
+      </w:r>
+      <w:r>
+        <w:rPr>
+          <w:rStyle w:val="NormalTok"/>
+        </w:rPr>
+        <w:t xml:space="preserve"> ai_memory.needle_agent </w:t>
+      </w:r>
+      <w:r>
+        <w:rPr>
+          <w:rStyle w:val="ImportTok"/>
+        </w:rPr>
+        <w:t xml:space="preserve">import</w:t>
+      </w:r>
+      <w:r>
+        <w:rPr>
+          <w:rStyle w:val="NormalTok"/>
+        </w:rPr>
+        <w:t xml:space="preserve"> NeedleOrchestrator</w:t>
+      </w:r>
+      <w:r>
+        <w:br/>
+      </w:r>
+      <w:r>
+        <w:br/>
+      </w:r>
+      <w:r>
+        <w:rPr>
+          <w:rStyle w:val="NormalTok"/>
+        </w:rPr>
+        <w:t xml:space="preserve">orch </w:t>
+      </w:r>
+      <w:r>
+        <w:rPr>
+          <w:rStyle w:val="OperatorTok"/>
+        </w:rPr>
+        <w:t xml:space="preserve">=</w:t>
+      </w:r>
+      <w:r>
+        <w:rPr>
+          <w:rStyle w:val="NormalTok"/>
+        </w:rPr>
+        <w:t xml:space="preserve"> NeedleOrchestrator(groups</w:t>
+      </w:r>
+      <w:r>
+        <w:rPr>
+          <w:rStyle w:val="OperatorTok"/>
+        </w:rPr>
+        <w:t xml:space="preserve">=</w:t>
+      </w:r>
+      <w:r>
+        <w:rPr>
+          <w:rStyle w:val="NormalTok"/>
+        </w:rPr>
+        <w:t xml:space="preserve">[tech_group, research_group], embedder</w:t>
+      </w:r>
+      <w:r>
+        <w:rPr>
+          <w:rStyle w:val="OperatorTok"/>
+        </w:rPr>
+        <w:t xml:space="preserve">=</w:t>
+      </w:r>
+      <w:r>
+        <w:rPr>
+          <w:rStyle w:val="NormalTok"/>
+        </w:rPr>
+        <w:t xml:space="preserve">LocalEmbedder())</w:t>
+      </w:r>
+      <w:r>
+        <w:br/>
+      </w:r>
+      <w:r>
+        <w:rPr>
+          <w:rStyle w:val="NormalTok"/>
+        </w:rPr>
+        <w:t xml:space="preserve">chosen </w:t>
+      </w:r>
+      <w:r>
+        <w:rPr>
+          <w:rStyle w:val="OperatorTok"/>
+        </w:rPr>
+        <w:t xml:space="preserve">=</w:t>
+      </w:r>
+      <w:r>
+        <w:rPr>
+          <w:rStyle w:val="NormalTok"/>
+        </w:rPr>
+        <w:t xml:space="preserve"> orch.route(</w:t>
+      </w:r>
+      <w:r>
+        <w:rPr>
+          <w:rStyle w:val="StringTok"/>
+        </w:rPr>
+        <w:t xml:space="preserve">"What is LoRA?"</w:t>
+      </w:r>
+      <w:r>
+        <w:rPr>
+          <w:rStyle w:val="NormalTok"/>
+        </w:rPr>
+        <w:t xml:space="preserve">)   </w:t>
+      </w:r>
+      <w:r>
+        <w:rPr>
+          <w:rStyle w:val="CommentTok"/>
+        </w:rPr>
+        <w:t xml:space="preserve"># → research_group</w:t>
+      </w:r>
+    </w:p>
+    <w:p>
+      <w:pPr>
+        <w:pStyle w:val="FirstParagraph"/>
+      </w:pPr>
+      <w:r>
+        <w:rPr>
+          <w:bCs/>
+          <w:b/>
+        </w:rPr>
+        <w:t xml:space="preserve">Data-quality guidance</w:t>
+      </w:r>
+      <w:r>
+        <w:t xml:space="preserve"> </w:t>
+      </w:r>
+      <w:r>
+        <w:t xml:space="preserve">(from the shipped example): tool</w:t>
+      </w:r>
+      <w:r>
+        <w:t xml:space="preserve"> </w:t>
+      </w:r>
+      <w:r>
+        <w:rPr>
+          <w:iCs/>
+          <w:i/>
+        </w:rPr>
+        <w:t xml:space="preserve">selection</w:t>
+      </w:r>
+      <w:r>
+        <w:t xml:space="preserve"> </w:t>
+      </w:r>
+      <w:r>
+        <w:t xml:space="preserve">improves with a few hundred clean examples; argument</w:t>
+      </w:r>
+      <w:r>
+        <w:t xml:space="preserve"> </w:t>
+      </w:r>
+      <w:r>
+        <w:rPr>
+          <w:iCs/>
+          <w:i/>
+        </w:rPr>
+        <w:t xml:space="preserve">grounding</w:t>
+      </w:r>
+      <w:r>
+        <w:t xml:space="preserve"> </w:t>
+      </w:r>
+      <w:r>
+        <w:t xml:space="preserve">needs thousands of varied phrasings; keep ~1-in-8 off-topic examples so the model learns to stay silent when appropriate.</w:t>
+      </w:r>
+    </w:p>
+    <w:p>
+      <w:pPr>
+        <w:pStyle w:val="BodyText"/>
+      </w:pPr>
+      <w:r>
+        <w:t xml:space="preserve">See the full runnable walkthrough in</w:t>
+      </w:r>
+      <w:r>
+        <w:t xml:space="preserve"> </w:t>
+      </w:r>
+      <w:hyperlink r:id="rId62">
+        <w:r>
+          <w:rPr>
+            <w:rStyle w:val="VerbatimChar"/>
+          </w:rPr>
+          <w:t xml:space="preserve">python/examples/example_needle_agent.py</w:t>
+        </w:r>
+      </w:hyperlink>
+      <w:r>
+        <w:t xml:space="preserve"> </w:t>
+      </w:r>
+      <w:r>
+        <w:t xml:space="preserve">and the API reference in</w:t>
+      </w:r>
+      <w:r>
+        <w:t xml:space="preserve"> </w:t>
+      </w:r>
+      <w:hyperlink r:id="rId21">
+        <w:r>
+          <w:rPr>
+            <w:rStyle w:val="Hyperlink"/>
+          </w:rPr>
+          <w:t xml:space="preserve">python/SDK.md</w:t>
+        </w:r>
+      </w:hyperlink>
+      <w:r>
+        <w:t xml:space="preserve"> </w:t>
+      </w:r>
+      <w:r>
+        <w:t xml:space="preserve">(Needle2 Integration section).</w:t>
+      </w:r>
+    </w:p>
+    <w:p>
+      <w:pPr>
+        <w:pStyle w:val="BlockText"/>
+      </w:pPr>
+      <w:r>
+        <w:rPr>
+          <w:bCs/>
+          <w:b/>
+        </w:rPr>
+        <w:t xml:space="preserve">Note:</w:t>
+      </w:r>
+      <w:r>
+        <w:t xml:space="preserve"> </w:t>
+      </w:r>
+      <w:r>
+        <w:t xml:space="preserve">the trained</w:t>
+      </w:r>
+      <w:r>
+        <w:t xml:space="preserve"> </w:t>
+      </w:r>
+      <w:r>
+        <w:rPr>
+          <w:rStyle w:val="VerbatimChar"/>
+        </w:rPr>
+        <w:t xml:space="preserve">.cact</w:t>
+      </w:r>
+      <w:r>
+        <w:t xml:space="preserve"> </w:t>
+      </w:r>
+      <w:r>
+        <w:t xml:space="preserve">model is currently consumed by the</w:t>
+      </w:r>
+      <w:r>
+        <w:t xml:space="preserve"> </w:t>
+      </w:r>
+      <w:r>
+        <w:rPr>
+          <w:bCs/>
+          <w:b/>
+        </w:rPr>
+        <w:t xml:space="preserve">Python</w:t>
+      </w:r>
+      <w:r>
+        <w:t xml:space="preserve"> </w:t>
+      </w:r>
+      <w:r>
+        <w:t xml:space="preserve">Needle integration. The Rust</w:t>
+      </w:r>
+      <w:r>
+        <w:t xml:space="preserve"> </w:t>
+      </w:r>
+      <w:r>
+        <w:rPr>
+          <w:rStyle w:val="VerbatimChar"/>
+        </w:rPr>
+        <w:t xml:space="preserve">agent</w:t>
+      </w:r>
+      <w:r>
+        <w:t xml:space="preserve"> </w:t>
+      </w:r>
+      <w:r>
+        <w:t xml:space="preserve">REPL’s Needle engine uses the built-in heuristics; wiring a trained</w:t>
+      </w:r>
+      <w:r>
+        <w:t xml:space="preserve"> </w:t>
+      </w:r>
+      <w:r>
+        <w:rPr>
+          <w:rStyle w:val="VerbatimChar"/>
+        </w:rPr>
+        <w:t xml:space="preserve">.cact</w:t>
+      </w:r>
+      <w:r>
+        <w:t xml:space="preserve"> </w:t>
+      </w:r>
+      <w:r>
+        <w:t xml:space="preserve">into the Rust REPL is not yet supported.</w:t>
+      </w:r>
+    </w:p>
+    <w:p>
+      <w:r>
+        <w:pict>
+          <v:rect style="width:0;height:1.5pt" o:hralign="center" o:hrstd="t" o:hr="t"/>
+        </w:pict>
+      </w:r>
+    </w:p>
+    <w:bookmarkEnd w:id="63"/>
+    <w:bookmarkEnd w:id="64"/>
+    <w:bookmarkStart w:id="65" w:name="engine-selection-llm-vs.-needle"/>
     <w:p>
       <w:pPr>
         <w:pStyle w:val="Heading2"/>
@@ -7231,8 +14805,8 @@
         </w:pict>
       </w:r>
     </w:p>
-    <w:bookmarkEnd w:id="53"/>
-    <w:bookmarkStart w:id="55" w:name="python-sdk"/>
+    <w:bookmarkEnd w:id="65"/>
+    <w:bookmarkStart w:id="67" w:name="python-sdk"/>
     <w:p>
       <w:pPr>
         <w:pStyle w:val="Heading2"/>
@@ -7414,7 +14988,7 @@
       <w:r>
         <w:t xml:space="preserve"> </w:t>
       </w:r>
-      <w:hyperlink r:id="rId54">
+      <w:hyperlink r:id="rId66">
         <w:r>
           <w:rPr>
             <w:rStyle w:val="Hyperlink"/>
@@ -7436,8 +15010,8 @@
         </w:pict>
       </w:r>
     </w:p>
-    <w:bookmarkEnd w:id="55"/>
-    <w:bookmarkStart w:id="59" w:name="further-reading"/>
+    <w:bookmarkEnd w:id="67"/>
+    <w:bookmarkStart w:id="71" w:name="further-reading"/>
     <w:p>
       <w:pPr>
         <w:pStyle w:val="Heading2"/>
@@ -7450,7 +15024,7 @@
       <w:pPr>
         <w:numPr>
           <w:ilvl w:val="0"/>
-          <w:numId w:val="1009"/>
+          <w:numId w:val="1013"/>
         </w:numPr>
         <w:pStyle w:val="Compact"/>
       </w:pPr>
@@ -7473,11 +15047,11 @@
       <w:pPr>
         <w:numPr>
           <w:ilvl w:val="0"/>
-          <w:numId w:val="1009"/>
+          <w:numId w:val="1013"/>
         </w:numPr>
         <w:pStyle w:val="Compact"/>
       </w:pPr>
-      <w:hyperlink r:id="rId56">
+      <w:hyperlink r:id="rId68">
         <w:r>
           <w:rPr>
             <w:rStyle w:val="Hyperlink"/>
@@ -7496,7 +15070,7 @@
       <w:pPr>
         <w:numPr>
           <w:ilvl w:val="0"/>
-          <w:numId w:val="1009"/>
+          <w:numId w:val="1013"/>
         </w:numPr>
         <w:pStyle w:val="Compact"/>
       </w:pPr>
@@ -7519,11 +15093,11 @@
       <w:pPr>
         <w:numPr>
           <w:ilvl w:val="0"/>
-          <w:numId w:val="1009"/>
+          <w:numId w:val="1013"/>
         </w:numPr>
         <w:pStyle w:val="Compact"/>
       </w:pPr>
-      <w:hyperlink r:id="rId57">
+      <w:hyperlink r:id="rId69">
         <w:r>
           <w:rPr>
             <w:rStyle w:val="Hyperlink"/>
@@ -7554,11 +15128,11 @@
       <w:pPr>
         <w:numPr>
           <w:ilvl w:val="0"/>
-          <w:numId w:val="1009"/>
+          <w:numId w:val="1013"/>
         </w:numPr>
         <w:pStyle w:val="Compact"/>
       </w:pPr>
-      <w:hyperlink r:id="rId58">
+      <w:hyperlink r:id="rId70">
         <w:r>
           <w:rPr>
             <w:rStyle w:val="Hyperlink"/>
@@ -7586,6 +15160,67 @@
       </w:r>
     </w:p>
     <w:p>
+      <w:pPr>
+        <w:numPr>
+          <w:ilvl w:val="0"/>
+          <w:numId w:val="1013"/>
+        </w:numPr>
+        <w:pStyle w:val="Compact"/>
+      </w:pPr>
+      <w:hyperlink r:id="rId55">
+        <w:r>
+          <w:rPr>
+            <w:rStyle w:val="Hyperlink"/>
+          </w:rPr>
+          <w:t xml:space="preserve">graphdb-agent.settings.example.json</w:t>
+        </w:r>
+      </w:hyperlink>
+      <w:r>
+        <w:t xml:space="preserve"> </w:t>
+      </w:r>
+      <w:r>
+        <w:t xml:space="preserve">— Copy-ready</w:t>
+      </w:r>
+      <w:r>
+        <w:t xml:space="preserve"> </w:t>
+      </w:r>
+      <w:r>
+        <w:rPr>
+          <w:rStyle w:val="VerbatimChar"/>
+        </w:rPr>
+        <w:t xml:space="preserve">settings.json</w:t>
+      </w:r>
+      <w:r>
+        <w:t xml:space="preserve"> </w:t>
+      </w:r>
+      <w:r>
+        <w:t xml:space="preserve">template</w:t>
+      </w:r>
+    </w:p>
+    <w:p>
+      <w:pPr>
+        <w:numPr>
+          <w:ilvl w:val="0"/>
+          <w:numId w:val="1013"/>
+        </w:numPr>
+        <w:pStyle w:val="Compact"/>
+      </w:pPr>
+      <w:hyperlink r:id="rId62">
+        <w:r>
+          <w:rPr>
+            <w:rStyle w:val="Hyperlink"/>
+          </w:rPr>
+          <w:t xml:space="preserve">python/examples/example_needle_agent.py</w:t>
+        </w:r>
+      </w:hyperlink>
+      <w:r>
+        <w:t xml:space="preserve"> </w:t>
+      </w:r>
+      <w:r>
+        <w:t xml:space="preserve">— Needle model training walkthrough</w:t>
+      </w:r>
+    </w:p>
+    <w:p>
       <w:r>
         <w:pict>
           <v:rect style="width:0;height:1.5pt" o:hralign="center" o:hrstd="t" o:hr="t"/>
@@ -7759,8 +15394,8 @@
         <w:t xml:space="preserve">--help</w:t>
       </w:r>
     </w:p>
-    <w:bookmarkEnd w:id="59"/>
-    <w:bookmarkEnd w:id="60"/>
+    <w:bookmarkEnd w:id="71"/>
+    <w:bookmarkEnd w:id="72"/>
     <w:sectPr/>
   </w:body>
 </w:document>
@@ -8077,6 +15712,12 @@
     <w:abstractNumId w:val="991"/>
   </w:num>
   <w:num w:numId="1007">
+    <w:abstractNumId w:val="991"/>
+  </w:num>
+  <w:num w:numId="1008">
+    <w:abstractNumId w:val="991"/>
+  </w:num>
+  <w:num w:numId="1009">
     <w:abstractNumId w:val="99411"/>
     <w:lvlOverride w:ilvl="0">
       <w:startOverride w:val="1"/>
@@ -8106,10 +15747,43 @@
       <w:startOverride w:val="1"/>
     </w:lvlOverride>
   </w:num>
-  <w:num w:numId="1008">
+  <w:num w:numId="1010">
     <w:abstractNumId w:val="991"/>
   </w:num>
-  <w:num w:numId="1009">
+  <w:num w:numId="1011">
+    <w:abstractNumId w:val="991"/>
+  </w:num>
+  <w:num w:numId="1012">
+    <w:abstractNumId w:val="99411"/>
+    <w:lvlOverride w:ilvl="0">
+      <w:startOverride w:val="1"/>
+    </w:lvlOverride>
+    <w:lvlOverride w:ilvl="1">
+      <w:startOverride w:val="1"/>
+    </w:lvlOverride>
+    <w:lvlOverride w:ilvl="2">
+      <w:startOverride w:val="1"/>
+    </w:lvlOverride>
+    <w:lvlOverride w:ilvl="3">
+      <w:startOverride w:val="1"/>
+    </w:lvlOverride>
+    <w:lvlOverride w:ilvl="4">
+      <w:startOverride w:val="1"/>
+    </w:lvlOverride>
+    <w:lvlOverride w:ilvl="5">
+      <w:startOverride w:val="1"/>
+    </w:lvlOverride>
+    <w:lvlOverride w:ilvl="6">
+      <w:startOverride w:val="1"/>
+    </w:lvlOverride>
+    <w:lvlOverride w:ilvl="7">
+      <w:startOverride w:val="1"/>
+    </w:lvlOverride>
+    <w:lvlOverride w:ilvl="8">
+      <w:startOverride w:val="1"/>
+    </w:lvlOverride>
+  </w:num>
+  <w:num w:numId="1013">
     <w:abstractNumId w:val="991"/>
   </w:num>
 </w:numbering>

--- a/USAGE.docx
+++ b/USAGE.docx
@@ -2,7 +2,7 @@
 <file path=word/document.xml><?xml version="1.0" encoding="utf-8"?>
 <w:document xmlns:w="http://schemas.openxmlformats.org/wordprocessingml/2006/main" xmlns:m="http://schemas.openxmlformats.org/officeDocument/2006/math" xmlns:r="http://schemas.openxmlformats.org/officeDocument/2006/relationships" xmlns:o="urn:schemas-microsoft-com:office:office" xmlns:v="urn:schemas-microsoft-com:vml" xmlns:w10="urn:schemas-microsoft-com:office:word" xmlns:a="http://schemas.openxmlformats.org/drawingml/2006/main" xmlns:pic="http://schemas.openxmlformats.org/drawingml/2006/picture" xmlns:wp="http://schemas.openxmlformats.org/drawingml/2006/wordprocessingDrawing">
   <w:body>
-    <w:bookmarkStart w:id="72" w:name="usage-guide"/>
+    <w:bookmarkStart w:id="73" w:name="usage-guide"/>
     <w:p>
       <w:pPr>
         <w:pStyle w:val="Heading1"/>
@@ -5894,7 +5894,7 @@
     </w:p>
     <w:bookmarkEnd w:id="46"/>
     <w:bookmarkEnd w:id="47"/>
-    <w:bookmarkStart w:id="54" w:name="model-selection"/>
+    <w:bookmarkStart w:id="55" w:name="model-selection"/>
     <w:p>
       <w:pPr>
         <w:pStyle w:val="Heading2"/>
@@ -6554,7 +6554,7 @@
       </w:r>
     </w:p>
     <w:bookmarkEnd w:id="49"/>
-    <w:bookmarkStart w:id="50" w:name="real-local-gguf-model"/>
+    <w:bookmarkStart w:id="51" w:name="real-local-gguf-model"/>
     <w:p>
       <w:pPr>
         <w:pStyle w:val="Heading3"/>
@@ -6843,14 +6843,13 @@
         <w:t xml:space="preserve">, etc.).</w:t>
       </w:r>
     </w:p>
-    <w:bookmarkEnd w:id="50"/>
-    <w:bookmarkStart w:id="52" w:name="where-to-get-models"/>
-    <w:p>
-      <w:pPr>
-        <w:pStyle w:val="Heading3"/>
-      </w:pPr>
-      <w:r>
-        <w:t xml:space="preserve">Where to Get Models</w:t>
+    <w:bookmarkStart w:id="50" w:name="X9fe6ab6c451b041aaa6dfec0780ff30d42d72df"/>
+    <w:p>
+      <w:pPr>
+        <w:pStyle w:val="Heading4"/>
+      </w:pPr>
+      <w:r>
+        <w:t xml:space="preserve">Supported model architectures (not just Llama)</w:t>
       </w:r>
     </w:p>
     <w:p>
@@ -6858,45 +6857,850 @@
         <w:pStyle w:val="FirstParagraph"/>
       </w:pPr>
       <w:r>
-        <w:t xml:space="preserve">GGUF is the quantized model format used by</w:t>
-      </w:r>
-      <w:r>
-        <w:t xml:space="preserve"> </w:t>
-      </w:r>
-      <w:r>
-        <w:rPr>
-          <w:rStyle w:val="VerbatimChar"/>
-        </w:rPr>
-        <w:t xml:space="preserve">llama.cpp</w:t>
-      </w:r>
-      <w:r>
-        <w:t xml:space="preserve"> </w:t>
-      </w:r>
-      <w:r>
-        <w:t xml:space="preserve">and supported here via</w:t>
-      </w:r>
-      <w:r>
-        <w:t xml:space="preserve"> </w:t>
-      </w:r>
-      <w:r>
-        <w:rPr>
-          <w:rStyle w:val="VerbatimChar"/>
-        </w:rPr>
-        <w:t xml:space="preserve">candle</w:t>
-      </w:r>
-      <w:r>
-        <w:t xml:space="preserve">. To swap in a real model:</w:t>
-      </w:r>
-    </w:p>
-    <w:p>
-      <w:pPr>
-        <w:pStyle w:val="BodyText"/>
-      </w:pPr>
+        <w:t xml:space="preserve">The loader inspects the GGUF’s</w:t>
+      </w:r>
+      <w:r>
+        <w:t xml:space="preserve"> </w:t>
+      </w:r>
+      <w:r>
+        <w:rPr>
+          <w:rStyle w:val="VerbatimChar"/>
+        </w:rPr>
+        <w:t xml:space="preserve">general.architecture</w:t>
+      </w:r>
+      <w:r>
+        <w:t xml:space="preserve"> </w:t>
+      </w:r>
+      <w:r>
+        <w:t xml:space="preserve">metadata field and dispatches to the matching</w:t>
+      </w:r>
+      <w:r>
+        <w:t xml:space="preserve"> </w:t>
+      </w:r>
+      <w:r>
+        <w:rPr>
+          <w:rStyle w:val="VerbatimChar"/>
+        </w:rPr>
+        <w:t xml:space="preserve">candle-transformers</w:t>
+      </w:r>
+      <w:r>
+        <w:t xml:space="preserve"> </w:t>
+      </w:r>
+      <w:r>
+        <w:t xml:space="preserve">parser automatically. You do</w:t>
+      </w:r>
+      <w:r>
+        <w:t xml:space="preserve"> </w:t>
+      </w:r>
       <w:r>
         <w:rPr>
           <w:bCs/>
           <w:b/>
         </w:rPr>
+        <w:t xml:space="preserve">not</w:t>
+      </w:r>
+      <w:r>
+        <w:t xml:space="preserve"> </w:t>
+      </w:r>
+      <w:r>
+        <w:t xml:space="preserve">need to tell it which family a model is — just point</w:t>
+      </w:r>
+      <w:r>
+        <w:t xml:space="preserve"> </w:t>
+      </w:r>
+      <w:r>
+        <w:rPr>
+          <w:rStyle w:val="VerbatimChar"/>
+        </w:rPr>
+        <w:t xml:space="preserve">--model</w:t>
+      </w:r>
+      <w:r>
+        <w:t xml:space="preserve"> </w:t>
+      </w:r>
+      <w:r>
+        <w:t xml:space="preserve">at the</w:t>
+      </w:r>
+      <w:r>
+        <w:t xml:space="preserve"> </w:t>
+      </w:r>
+      <w:r>
+        <w:rPr>
+          <w:rStyle w:val="VerbatimChar"/>
+        </w:rPr>
+        <w:t xml:space="preserve">.gguf</w:t>
+      </w:r>
+      <w:r>
+        <w:t xml:space="preserve">. Supported architectures:</w:t>
+      </w:r>
+    </w:p>
+    <w:tbl>
+      <w:tblPr>
+        <w:tblStyle w:val="Table"/>
+        <w:tblW w:type="pct" w:w="5000"/>
+        <w:tblLook w:firstRow="1" w:lastRow="0" w:firstColumn="0" w:lastColumn="0" w:noHBand="0" w:noVBand="0" w:val="0020"/>
+      </w:tblPr>
+      <w:tblGrid>
+        <w:gridCol w:w="2640"/>
+        <w:gridCol w:w="2640"/>
+        <w:gridCol w:w="2640"/>
+      </w:tblGrid>
+      <w:tr>
+        <w:trPr>
+          <w:tblHeader w:val="true"/>
+        </w:trPr>
+        <w:tc>
+          <w:tcPr/>
+          <w:p>
+            <w:pPr>
+              <w:pStyle w:val="Compact"/>
+              <w:jc w:val="left"/>
+            </w:pPr>
+            <w:r>
+              <w:rPr>
+                <w:rStyle w:val="VerbatimChar"/>
+              </w:rPr>
+              <w:t xml:space="preserve">general.architecture</w:t>
+            </w:r>
+          </w:p>
+        </w:tc>
+        <w:tc>
+          <w:tcPr/>
+          <w:p>
+            <w:pPr>
+              <w:pStyle w:val="Compact"/>
+              <w:jc w:val="left"/>
+            </w:pPr>
+            <w:r>
+              <w:t xml:space="preserve">Parser used</w:t>
+            </w:r>
+          </w:p>
+        </w:tc>
+        <w:tc>
+          <w:tcPr/>
+          <w:p>
+            <w:pPr>
+              <w:pStyle w:val="Compact"/>
+              <w:jc w:val="left"/>
+            </w:pPr>
+            <w:r>
+              <w:t xml:space="preserve">Example models</w:t>
+            </w:r>
+          </w:p>
+        </w:tc>
+      </w:tr>
+      <w:tr>
+        <w:tc>
+          <w:tcPr/>
+          <w:p>
+            <w:pPr>
+              <w:pStyle w:val="Compact"/>
+              <w:jc w:val="left"/>
+            </w:pPr>
+            <w:r>
+              <w:rPr>
+                <w:rStyle w:val="VerbatimChar"/>
+              </w:rPr>
+              <w:t xml:space="preserve">llama</w:t>
+            </w:r>
+            <w:r>
+              <w:t xml:space="preserve">,</w:t>
+            </w:r>
+            <w:r>
+              <w:t xml:space="preserve"> </w:t>
+            </w:r>
+            <w:r>
+              <w:rPr>
+                <w:rStyle w:val="VerbatimChar"/>
+              </w:rPr>
+              <w:t xml:space="preserve">mistral</w:t>
+            </w:r>
+            <w:r>
+              <w:t xml:space="preserve">,</w:t>
+            </w:r>
+            <w:r>
+              <w:t xml:space="preserve"> </w:t>
+            </w:r>
+            <w:r>
+              <w:rPr>
+                <w:rStyle w:val="VerbatimChar"/>
+              </w:rPr>
+              <w:t xml:space="preserve">mixtral</w:t>
+            </w:r>
+          </w:p>
+        </w:tc>
+        <w:tc>
+          <w:tcPr/>
+          <w:p>
+            <w:pPr>
+              <w:pStyle w:val="Compact"/>
+              <w:jc w:val="left"/>
+            </w:pPr>
+            <w:r>
+              <w:rPr>
+                <w:rStyle w:val="VerbatimChar"/>
+              </w:rPr>
+              <w:t xml:space="preserve">quantized_llama</w:t>
+            </w:r>
+          </w:p>
+        </w:tc>
+        <w:tc>
+          <w:tcPr/>
+          <w:p>
+            <w:pPr>
+              <w:pStyle w:val="Compact"/>
+              <w:jc w:val="left"/>
+            </w:pPr>
+            <w:r>
+              <w:t xml:space="preserve">Llama 2/3, Mistral, Mixtral, TinyLlama</w:t>
+            </w:r>
+          </w:p>
+        </w:tc>
+      </w:tr>
+      <w:tr>
+        <w:tc>
+          <w:tcPr/>
+          <w:p>
+            <w:pPr>
+              <w:pStyle w:val="Compact"/>
+              <w:jc w:val="left"/>
+            </w:pPr>
+            <w:r>
+              <w:rPr>
+                <w:rStyle w:val="VerbatimChar"/>
+              </w:rPr>
+              <w:t xml:space="preserve">qwen2</w:t>
+            </w:r>
+          </w:p>
+        </w:tc>
+        <w:tc>
+          <w:tcPr/>
+          <w:p>
+            <w:pPr>
+              <w:pStyle w:val="Compact"/>
+              <w:jc w:val="left"/>
+            </w:pPr>
+            <w:r>
+              <w:rPr>
+                <w:rStyle w:val="VerbatimChar"/>
+              </w:rPr>
+              <w:t xml:space="preserve">quantized_qwen2</w:t>
+            </w:r>
+          </w:p>
+        </w:tc>
+        <w:tc>
+          <w:tcPr/>
+          <w:p>
+            <w:pPr>
+              <w:pStyle w:val="Compact"/>
+              <w:jc w:val="left"/>
+            </w:pPr>
+            <w:r>
+              <w:t xml:space="preserve">Qwen2 / Qwen2.5</w:t>
+            </w:r>
+          </w:p>
+        </w:tc>
+      </w:tr>
+      <w:tr>
+        <w:tc>
+          <w:tcPr/>
+          <w:p>
+            <w:pPr>
+              <w:pStyle w:val="Compact"/>
+              <w:jc w:val="left"/>
+            </w:pPr>
+            <w:r>
+              <w:rPr>
+                <w:rStyle w:val="VerbatimChar"/>
+              </w:rPr>
+              <w:t xml:space="preserve">qwen3</w:t>
+            </w:r>
+          </w:p>
+        </w:tc>
+        <w:tc>
+          <w:tcPr/>
+          <w:p>
+            <w:pPr>
+              <w:pStyle w:val="Compact"/>
+              <w:jc w:val="left"/>
+            </w:pPr>
+            <w:r>
+              <w:rPr>
+                <w:rStyle w:val="VerbatimChar"/>
+              </w:rPr>
+              <w:t xml:space="preserve">quantized_qwen3</w:t>
+            </w:r>
+          </w:p>
+        </w:tc>
+        <w:tc>
+          <w:tcPr/>
+          <w:p>
+            <w:pPr>
+              <w:pStyle w:val="Compact"/>
+              <w:jc w:val="left"/>
+            </w:pPr>
+            <w:r>
+              <w:t xml:space="preserve">Qwen3</w:t>
+            </w:r>
+          </w:p>
+        </w:tc>
+      </w:tr>
+      <w:tr>
+        <w:tc>
+          <w:tcPr/>
+          <w:p>
+            <w:pPr>
+              <w:pStyle w:val="Compact"/>
+              <w:jc w:val="left"/>
+            </w:pPr>
+            <w:r>
+              <w:rPr>
+                <w:rStyle w:val="VerbatimChar"/>
+              </w:rPr>
+              <w:t xml:space="preserve">gemma</w:t>
+            </w:r>
+            <w:r>
+              <w:t xml:space="preserve">,</w:t>
+            </w:r>
+            <w:r>
+              <w:t xml:space="preserve"> </w:t>
+            </w:r>
+            <w:r>
+              <w:rPr>
+                <w:rStyle w:val="VerbatimChar"/>
+              </w:rPr>
+              <w:t xml:space="preserve">gemma2</w:t>
+            </w:r>
+            <w:r>
+              <w:t xml:space="preserve">,</w:t>
+            </w:r>
+            <w:r>
+              <w:t xml:space="preserve"> </w:t>
+            </w:r>
+            <w:r>
+              <w:rPr>
+                <w:rStyle w:val="VerbatimChar"/>
+              </w:rPr>
+              <w:t xml:space="preserve">gemma3</w:t>
+            </w:r>
+          </w:p>
+        </w:tc>
+        <w:tc>
+          <w:tcPr/>
+          <w:p>
+            <w:pPr>
+              <w:pStyle w:val="Compact"/>
+              <w:jc w:val="left"/>
+            </w:pPr>
+            <w:r>
+              <w:rPr>
+                <w:rStyle w:val="VerbatimChar"/>
+              </w:rPr>
+              <w:t xml:space="preserve">quantized_gemma3</w:t>
+            </w:r>
+          </w:p>
+        </w:tc>
+        <w:tc>
+          <w:tcPr/>
+          <w:p>
+            <w:pPr>
+              <w:pStyle w:val="Compact"/>
+              <w:jc w:val="left"/>
+            </w:pPr>
+            <w:r>
+              <w:t xml:space="preserve">Gemma / Gemma 2 / Gemma 3</w:t>
+            </w:r>
+          </w:p>
+        </w:tc>
+      </w:tr>
+      <w:tr>
+        <w:tc>
+          <w:tcPr/>
+          <w:p>
+            <w:pPr>
+              <w:pStyle w:val="Compact"/>
+              <w:jc w:val="left"/>
+            </w:pPr>
+            <w:r>
+              <w:rPr>
+                <w:rStyle w:val="VerbatimChar"/>
+              </w:rPr>
+              <w:t xml:space="preserve">phi3</w:t>
+            </w:r>
+          </w:p>
+        </w:tc>
+        <w:tc>
+          <w:tcPr/>
+          <w:p>
+            <w:pPr>
+              <w:pStyle w:val="Compact"/>
+              <w:jc w:val="left"/>
+            </w:pPr>
+            <w:r>
+              <w:rPr>
+                <w:rStyle w:val="VerbatimChar"/>
+              </w:rPr>
+              <w:t xml:space="preserve">quantized_phi3</w:t>
+            </w:r>
+          </w:p>
+        </w:tc>
+        <w:tc>
+          <w:tcPr/>
+          <w:p>
+            <w:pPr>
+              <w:pStyle w:val="Compact"/>
+              <w:jc w:val="left"/>
+            </w:pPr>
+            <w:r>
+              <w:t xml:space="preserve">Phi-3 / Phi-3.5</w:t>
+            </w:r>
+          </w:p>
+        </w:tc>
+      </w:tr>
+      <w:tr>
+        <w:tc>
+          <w:tcPr/>
+          <w:p>
+            <w:pPr>
+              <w:pStyle w:val="Compact"/>
+              <w:jc w:val="left"/>
+            </w:pPr>
+            <w:r>
+              <w:rPr>
+                <w:rStyle w:val="VerbatimChar"/>
+              </w:rPr>
+              <w:t xml:space="preserve">phi2</w:t>
+            </w:r>
+            <w:r>
+              <w:t xml:space="preserve">,</w:t>
+            </w:r>
+            <w:r>
+              <w:t xml:space="preserve"> </w:t>
+            </w:r>
+            <w:r>
+              <w:rPr>
+                <w:rStyle w:val="VerbatimChar"/>
+              </w:rPr>
+              <w:t xml:space="preserve">phi</w:t>
+            </w:r>
+          </w:p>
+        </w:tc>
+        <w:tc>
+          <w:tcPr/>
+          <w:p>
+            <w:pPr>
+              <w:pStyle w:val="Compact"/>
+              <w:jc w:val="left"/>
+            </w:pPr>
+            <w:r>
+              <w:rPr>
+                <w:rStyle w:val="VerbatimChar"/>
+              </w:rPr>
+              <w:t xml:space="preserve">quantized_phi</w:t>
+            </w:r>
+          </w:p>
+        </w:tc>
+        <w:tc>
+          <w:tcPr/>
+          <w:p>
+            <w:pPr>
+              <w:pStyle w:val="Compact"/>
+              <w:jc w:val="left"/>
+            </w:pPr>
+            <w:r>
+              <w:t xml:space="preserve">Phi-2</w:t>
+            </w:r>
+          </w:p>
+        </w:tc>
+      </w:tr>
+      <w:tr>
+        <w:tc>
+          <w:tcPr/>
+          <w:p>
+            <w:pPr>
+              <w:pStyle w:val="Compact"/>
+              <w:jc w:val="left"/>
+            </w:pPr>
+            <w:r>
+              <w:rPr>
+                <w:rStyle w:val="VerbatimChar"/>
+              </w:rPr>
+              <w:t xml:space="preserve">glm4</w:t>
+            </w:r>
+            <w:r>
+              <w:t xml:space="preserve">,</w:t>
+            </w:r>
+            <w:r>
+              <w:t xml:space="preserve"> </w:t>
+            </w:r>
+            <w:r>
+              <w:rPr>
+                <w:rStyle w:val="VerbatimChar"/>
+              </w:rPr>
+              <w:t xml:space="preserve">chatglm</w:t>
+            </w:r>
+          </w:p>
+        </w:tc>
+        <w:tc>
+          <w:tcPr/>
+          <w:p>
+            <w:pPr>
+              <w:pStyle w:val="Compact"/>
+              <w:jc w:val="left"/>
+            </w:pPr>
+            <w:r>
+              <w:rPr>
+                <w:rStyle w:val="VerbatimChar"/>
+              </w:rPr>
+              <w:t xml:space="preserve">quantized_glm4</w:t>
+            </w:r>
+          </w:p>
+        </w:tc>
+        <w:tc>
+          <w:tcPr/>
+          <w:p>
+            <w:pPr>
+              <w:pStyle w:val="Compact"/>
+              <w:jc w:val="left"/>
+            </w:pPr>
+            <w:r>
+              <w:t xml:space="preserve">GLM-4</w:t>
+            </w:r>
+          </w:p>
+        </w:tc>
+      </w:tr>
+      <w:tr>
+        <w:tc>
+          <w:tcPr/>
+          <w:p>
+            <w:pPr>
+              <w:pStyle w:val="Compact"/>
+              <w:jc w:val="left"/>
+            </w:pPr>
+            <w:r>
+              <w:rPr>
+                <w:iCs/>
+                <w:i/>
+              </w:rPr>
+              <w:t xml:space="preserve">(anything else)</w:t>
+            </w:r>
+          </w:p>
+        </w:tc>
+        <w:tc>
+          <w:tcPr/>
+          <w:p>
+            <w:pPr>
+              <w:pStyle w:val="Compact"/>
+              <w:jc w:val="left"/>
+            </w:pPr>
+            <w:r>
+              <w:t xml:space="preserve">falls back to</w:t>
+            </w:r>
+            <w:r>
+              <w:t xml:space="preserve"> </w:t>
+            </w:r>
+            <w:r>
+              <w:rPr>
+                <w:rStyle w:val="VerbatimChar"/>
+              </w:rPr>
+              <w:t xml:space="preserve">quantized_llama</w:t>
+            </w:r>
+          </w:p>
+        </w:tc>
+        <w:tc>
+          <w:tcPr/>
+          <w:p>
+            <w:pPr>
+              <w:pStyle w:val="Compact"/>
+              <w:jc w:val="left"/>
+            </w:pPr>
+            <w:r>
+              <w:t xml:space="preserve">best-effort</w:t>
+            </w:r>
+          </w:p>
+        </w:tc>
+      </w:tr>
+    </w:tbl>
+    <w:p>
+      <w:pPr>
+        <w:pStyle w:val="BlockText"/>
+      </w:pPr>
+      <w:r>
+        <w:rPr>
+          <w:bCs/>
+          <w:b/>
+        </w:rPr>
+        <w:t xml:space="preserve">Why this matters:</w:t>
+      </w:r>
+      <w:r>
+        <w:t xml:space="preserve"> </w:t>
+      </w:r>
+      <w:r>
+        <w:t xml:space="preserve">earlier the loader always used the Llama parser, so loading a Qwen/Gemma/Phi GGUF failed with an error like:</w:t>
+      </w:r>
+    </w:p>
+    <w:p>
+      <w:pPr>
+        <w:pStyle w:val="SourceCode"/>
+      </w:pPr>
+      <w:r>
+        <w:rPr>
+          <w:rStyle w:val="VerbatimChar"/>
+        </w:rPr>
+        <w:t xml:space="preserve">failed to load model: from_gguf: cannot find llama.attention.head_count in metadata</w:t>
+      </w:r>
+    </w:p>
+    <w:p>
+      <w:pPr>
+        <w:pStyle w:val="BlockText"/>
+      </w:pPr>
+      <w:r>
+        <w:t xml:space="preserve">That error means the GGUF was</w:t>
+      </w:r>
+      <w:r>
+        <w:t xml:space="preserve"> </w:t>
+      </w:r>
+      <w:r>
+        <w:rPr>
+          <w:bCs/>
+          <w:b/>
+        </w:rPr>
+        <w:t xml:space="preserve">not</w:t>
+      </w:r>
+      <w:r>
+        <w:t xml:space="preserve"> </w:t>
+      </w:r>
+      <w:r>
+        <w:t xml:space="preserve">a Llama-layout file — its metadata keys are prefixed with</w:t>
+      </w:r>
+      <w:r>
+        <w:t xml:space="preserve"> </w:t>
+      </w:r>
+      <w:r>
+        <w:rPr>
+          <w:rStyle w:val="VerbatimChar"/>
+        </w:rPr>
+        <w:t xml:space="preserve">qwen2.</w:t>
+      </w:r>
+      <w:r>
+        <w:t xml:space="preserve">,</w:t>
+      </w:r>
+      <w:r>
+        <w:t xml:space="preserve"> </w:t>
+      </w:r>
+      <w:r>
+        <w:rPr>
+          <w:rStyle w:val="VerbatimChar"/>
+        </w:rPr>
+        <w:t xml:space="preserve">gemma3.</w:t>
+      </w:r>
+      <w:r>
+        <w:t xml:space="preserve">, etc., not</w:t>
+      </w:r>
+      <w:r>
+        <w:t xml:space="preserve"> </w:t>
+      </w:r>
+      <w:r>
+        <w:rPr>
+          <w:rStyle w:val="VerbatimChar"/>
+        </w:rPr>
+        <w:t xml:space="preserve">llama.</w:t>
+      </w:r>
+      <w:r>
+        <w:t xml:space="preserve">. The architecture-aware dispatch now selects the correct parser, so those models load correctly. If you still hit</w:t>
+      </w:r>
+      <w:r>
+        <w:t xml:space="preserve"> </w:t>
+      </w:r>
+      <w:r>
+        <w:rPr>
+          <w:rStyle w:val="VerbatimChar"/>
+        </w:rPr>
+        <w:t xml:space="preserve">unsupported GGUF architecture "..."</w:t>
+      </w:r>
+      <w:r>
+        <w:t xml:space="preserve">, the model family isn’t wired up yet — open an issue or use a Llama/Qwen/Gemma/Phi GGUF instead.</w:t>
+      </w:r>
+    </w:p>
+    <w:p>
+      <w:pPr>
+        <w:pStyle w:val="BlockText"/>
+      </w:pPr>
+      <w:r>
+        <w:rPr>
+          <w:bCs/>
+          <w:b/>
+        </w:rPr>
+        <w:t xml:space="preserve">Check a file’s architecture</w:t>
+      </w:r>
+      <w:r>
+        <w:t xml:space="preserve"> </w:t>
+      </w:r>
+      <w:r>
+        <w:t xml:space="preserve">before downloading gigabytes:</w:t>
+      </w:r>
+    </w:p>
+    <w:p>
+      <w:pPr>
+        <w:pStyle w:val="SourceCode"/>
+      </w:pPr>
+      <w:r>
+        <w:rPr>
+          <w:rStyle w:val="ImportTok"/>
+        </w:rPr>
+        <w:t xml:space="preserve">from</w:t>
+      </w:r>
+      <w:r>
+        <w:rPr>
+          <w:rStyle w:val="NormalTok"/>
+        </w:rPr>
+        <w:t xml:space="preserve"> gguf </w:t>
+      </w:r>
+      <w:r>
+        <w:rPr>
+          <w:rStyle w:val="ImportTok"/>
+        </w:rPr>
+        <w:t xml:space="preserve">import</w:t>
+      </w:r>
+      <w:r>
+        <w:rPr>
+          <w:rStyle w:val="NormalTok"/>
+        </w:rPr>
+        <w:t xml:space="preserve"> GGUFReader</w:t>
+      </w:r>
+      <w:r>
+        <w:br/>
+      </w:r>
+      <w:r>
+        <w:rPr>
+          <w:rStyle w:val="NormalTok"/>
+        </w:rPr>
+        <w:t xml:space="preserve">r </w:t>
+      </w:r>
+      <w:r>
+        <w:rPr>
+          <w:rStyle w:val="OperatorTok"/>
+        </w:rPr>
+        <w:t xml:space="preserve">=</w:t>
+      </w:r>
+      <w:r>
+        <w:rPr>
+          <w:rStyle w:val="NormalTok"/>
+        </w:rPr>
+        <w:t xml:space="preserve"> GGUFReader(</w:t>
+      </w:r>
+      <w:r>
+        <w:rPr>
+          <w:rStyle w:val="StringTok"/>
+        </w:rPr>
+        <w:t xml:space="preserve">"model.gguf"</w:t>
+      </w:r>
+      <w:r>
+        <w:rPr>
+          <w:rStyle w:val="NormalTok"/>
+        </w:rPr>
+        <w:t xml:space="preserve">)</w:t>
+      </w:r>
+      <w:r>
+        <w:br/>
+      </w:r>
+      <w:r>
+        <w:rPr>
+          <w:rStyle w:val="BuiltInTok"/>
+        </w:rPr>
+        <w:t xml:space="preserve">print</w:t>
+      </w:r>
+      <w:r>
+        <w:rPr>
+          <w:rStyle w:val="NormalTok"/>
+        </w:rPr>
+        <w:t xml:space="preserve">(r.fields[</w:t>
+      </w:r>
+      <w:r>
+        <w:rPr>
+          <w:rStyle w:val="StringTok"/>
+        </w:rPr>
+        <w:t xml:space="preserve">"general.architecture"</w:t>
+      </w:r>
+      <w:r>
+        <w:rPr>
+          <w:rStyle w:val="NormalTok"/>
+        </w:rPr>
+        <w:t xml:space="preserve">].parts[</w:t>
+      </w:r>
+      <w:r>
+        <w:rPr>
+          <w:rStyle w:val="OperatorTok"/>
+        </w:rPr>
+        <w:t xml:space="preserve">-</w:t>
+      </w:r>
+      <w:r>
+        <w:rPr>
+          <w:rStyle w:val="DecValTok"/>
+        </w:rPr>
+        <w:t xml:space="preserve">1</w:t>
+      </w:r>
+      <w:r>
+        <w:rPr>
+          <w:rStyle w:val="NormalTok"/>
+        </w:rPr>
+        <w:t xml:space="preserve">].tobytes().decode())</w:t>
+      </w:r>
+    </w:p>
+    <w:bookmarkEnd w:id="50"/>
+    <w:bookmarkEnd w:id="51"/>
+    <w:bookmarkStart w:id="53" w:name="where-to-get-models"/>
+    <w:p>
+      <w:pPr>
+        <w:pStyle w:val="Heading3"/>
+      </w:pPr>
+      <w:r>
+        <w:t xml:space="preserve">Where to Get Models</w:t>
+      </w:r>
+    </w:p>
+    <w:p>
+      <w:pPr>
+        <w:pStyle w:val="FirstParagraph"/>
+      </w:pPr>
+      <w:r>
+        <w:t xml:space="preserve">GGUF is the quantized model format used by</w:t>
+      </w:r>
+      <w:r>
+        <w:t xml:space="preserve"> </w:t>
+      </w:r>
+      <w:r>
+        <w:rPr>
+          <w:rStyle w:val="VerbatimChar"/>
+        </w:rPr>
+        <w:t xml:space="preserve">llama.cpp</w:t>
+      </w:r>
+      <w:r>
+        <w:t xml:space="preserve"> </w:t>
+      </w:r>
+      <w:r>
+        <w:t xml:space="preserve">and supported here via</w:t>
+      </w:r>
+      <w:r>
+        <w:t xml:space="preserve"> </w:t>
+      </w:r>
+      <w:r>
+        <w:rPr>
+          <w:rStyle w:val="VerbatimChar"/>
+        </w:rPr>
+        <w:t xml:space="preserve">candle</w:t>
+      </w:r>
+      <w:r>
+        <w:t xml:space="preserve">. To swap in a real model:</w:t>
+      </w:r>
+    </w:p>
+    <w:p>
+      <w:pPr>
+        <w:pStyle w:val="BodyText"/>
+      </w:pPr>
+      <w:r>
+        <w:rPr>
+          <w:bCs/>
+          <w:b/>
+        </w:rPr>
         <w:t xml:space="preserve">1. Pick a GGUF model</w:t>
       </w:r>
       <w:r>
@@ -6908,7 +7712,7 @@
       <w:r>
         <w:t xml:space="preserve"> </w:t>
       </w:r>
-      <w:hyperlink r:id="rId51">
+      <w:hyperlink r:id="rId52">
         <w:r>
           <w:rPr>
             <w:rStyle w:val="Hyperlink"/>
@@ -7611,8 +8415,8 @@
         </w:tc>
       </w:tr>
     </w:tbl>
-    <w:bookmarkEnd w:id="52"/>
-    <w:bookmarkStart w:id="53" w:name="gpu-acceleration"/>
+    <w:bookmarkEnd w:id="53"/>
+    <w:bookmarkStart w:id="54" w:name="gpu-acceleration"/>
     <w:p>
       <w:pPr>
         <w:pStyle w:val="Heading3"/>
@@ -8099,9 +8903,9 @@
         </w:pict>
       </w:r>
     </w:p>
-    <w:bookmarkEnd w:id="53"/>
     <w:bookmarkEnd w:id="54"/>
-    <w:bookmarkStart w:id="59" w:name="configuration-settings.json"/>
+    <w:bookmarkEnd w:id="55"/>
+    <w:bookmarkStart w:id="60" w:name="configuration-settings.json"/>
     <w:p>
       <w:pPr>
         <w:pStyle w:val="Heading2"/>
@@ -8183,7 +8987,7 @@
       <w:r>
         <w:t xml:space="preserve"> </w:t>
       </w:r>
-      <w:hyperlink r:id="rId55">
+      <w:hyperlink r:id="rId56">
         <w:r>
           <w:rPr>
             <w:rStyle w:val="VerbatimChar"/>
@@ -8377,7 +9181,7 @@
         <w:t xml:space="preserve">to see the effective configuration and where it was loaded from.</w:t>
       </w:r>
     </w:p>
-    <w:bookmarkStart w:id="56" w:name="discovery-order-precedence"/>
+    <w:bookmarkStart w:id="57" w:name="discovery-order-precedence"/>
     <w:p>
       <w:pPr>
         <w:pStyle w:val="Heading3"/>
@@ -8553,8 +9357,8 @@
         <w:t xml:space="preserve">in the file. This lets you keep a stable config file and override just one thing for a single run.</w:t>
       </w:r>
     </w:p>
-    <w:bookmarkEnd w:id="56"/>
-    <w:bookmarkStart w:id="57" w:name="full-reference"/>
+    <w:bookmarkEnd w:id="57"/>
+    <w:bookmarkStart w:id="58" w:name="full-reference"/>
     <w:p>
       <w:pPr>
         <w:pStyle w:val="Heading3"/>
@@ -9740,8 +10544,8 @@
         <w:t xml:space="preserve">with a helpful error listing valid keys (catches typos early).</w:t>
       </w:r>
     </w:p>
-    <w:bookmarkEnd w:id="57"/>
-    <w:bookmarkStart w:id="58" w:name="common-recipes"/>
+    <w:bookmarkEnd w:id="58"/>
+    <w:bookmarkStart w:id="59" w:name="common-recipes"/>
     <w:p>
       <w:pPr>
         <w:pStyle w:val="Heading3"/>
@@ -10195,9 +10999,9 @@
         </w:pict>
       </w:r>
     </w:p>
-    <w:bookmarkEnd w:id="58"/>
     <w:bookmarkEnd w:id="59"/>
-    <w:bookmarkStart w:id="64" w:name="customizing-extending"/>
+    <w:bookmarkEnd w:id="60"/>
+    <w:bookmarkStart w:id="65" w:name="customizing-extending"/>
     <w:p>
       <w:pPr>
         <w:pStyle w:val="Heading2"/>
@@ -10429,7 +11233,7 @@
         </w:tc>
       </w:tr>
     </w:tbl>
-    <w:bookmarkStart w:id="60" w:name="adding-a-new-skill"/>
+    <w:bookmarkStart w:id="61" w:name="adding-a-new-skill"/>
     <w:p>
       <w:pPr>
         <w:pStyle w:val="Heading3"/>
@@ -11109,8 +11913,8 @@
         <w:t xml:space="preserve">fire on almost everything and will crowd out more precise skills.</w:t>
       </w:r>
     </w:p>
-    <w:bookmarkEnd w:id="60"/>
-    <w:bookmarkStart w:id="61" w:name="adding-a-new-tool"/>
+    <w:bookmarkEnd w:id="61"/>
+    <w:bookmarkStart w:id="62" w:name="adding-a-new-tool"/>
     <w:p>
       <w:pPr>
         <w:pStyle w:val="Heading3"/>
@@ -12514,8 +13318,8 @@
         <w:t xml:space="preserve">. If you want the same tool available to trained Needle models, add a matching entry there too.</w:t>
       </w:r>
     </w:p>
-    <w:bookmarkEnd w:id="61"/>
-    <w:bookmarkStart w:id="63" w:name="training-a-needle-model-for-a-task"/>
+    <w:bookmarkEnd w:id="62"/>
+    <w:bookmarkStart w:id="64" w:name="training-a-needle-model-for-a-task"/>
     <w:p>
       <w:pPr>
         <w:pStyle w:val="Heading3"/>
@@ -13805,7 +14609,7 @@
       <w:r>
         <w:t xml:space="preserve"> </w:t>
       </w:r>
-      <w:hyperlink r:id="rId62">
+      <w:hyperlink r:id="rId63">
         <w:r>
           <w:rPr>
             <w:rStyle w:val="VerbatimChar"/>
@@ -13923,9 +14727,9 @@
         </w:pict>
       </w:r>
     </w:p>
-    <w:bookmarkEnd w:id="63"/>
     <w:bookmarkEnd w:id="64"/>
-    <w:bookmarkStart w:id="65" w:name="engine-selection-llm-vs.-needle"/>
+    <w:bookmarkEnd w:id="65"/>
+    <w:bookmarkStart w:id="66" w:name="engine-selection-llm-vs.-needle"/>
     <w:p>
       <w:pPr>
         <w:pStyle w:val="Heading2"/>
@@ -14805,8 +15609,8 @@
         </w:pict>
       </w:r>
     </w:p>
-    <w:bookmarkEnd w:id="65"/>
-    <w:bookmarkStart w:id="67" w:name="python-sdk"/>
+    <w:bookmarkEnd w:id="66"/>
+    <w:bookmarkStart w:id="68" w:name="python-sdk"/>
     <w:p>
       <w:pPr>
         <w:pStyle w:val="Heading2"/>
@@ -14988,7 +15792,7 @@
       <w:r>
         <w:t xml:space="preserve"> </w:t>
       </w:r>
-      <w:hyperlink r:id="rId66">
+      <w:hyperlink r:id="rId67">
         <w:r>
           <w:rPr>
             <w:rStyle w:val="Hyperlink"/>
@@ -15010,8 +15814,8 @@
         </w:pict>
       </w:r>
     </w:p>
-    <w:bookmarkEnd w:id="67"/>
-    <w:bookmarkStart w:id="71" w:name="further-reading"/>
+    <w:bookmarkEnd w:id="68"/>
+    <w:bookmarkStart w:id="72" w:name="further-reading"/>
     <w:p>
       <w:pPr>
         <w:pStyle w:val="Heading2"/>
@@ -15051,7 +15855,7 @@
         </w:numPr>
         <w:pStyle w:val="Compact"/>
       </w:pPr>
-      <w:hyperlink r:id="rId68">
+      <w:hyperlink r:id="rId69">
         <w:r>
           <w:rPr>
             <w:rStyle w:val="Hyperlink"/>
@@ -15097,7 +15901,7 @@
         </w:numPr>
         <w:pStyle w:val="Compact"/>
       </w:pPr>
-      <w:hyperlink r:id="rId69">
+      <w:hyperlink r:id="rId70">
         <w:r>
           <w:rPr>
             <w:rStyle w:val="Hyperlink"/>
@@ -15132,7 +15936,7 @@
         </w:numPr>
         <w:pStyle w:val="Compact"/>
       </w:pPr>
-      <w:hyperlink r:id="rId70">
+      <w:hyperlink r:id="rId71">
         <w:r>
           <w:rPr>
             <w:rStyle w:val="Hyperlink"/>
@@ -15167,7 +15971,7 @@
         </w:numPr>
         <w:pStyle w:val="Compact"/>
       </w:pPr>
-      <w:hyperlink r:id="rId55">
+      <w:hyperlink r:id="rId56">
         <w:r>
           <w:rPr>
             <w:rStyle w:val="Hyperlink"/>
@@ -15205,7 +16009,7 @@
         </w:numPr>
         <w:pStyle w:val="Compact"/>
       </w:pPr>
-      <w:hyperlink r:id="rId62">
+      <w:hyperlink r:id="rId63">
         <w:r>
           <w:rPr>
             <w:rStyle w:val="Hyperlink"/>
@@ -15394,8 +16198,8 @@
         <w:t xml:space="preserve">--help</w:t>
       </w:r>
     </w:p>
-    <w:bookmarkEnd w:id="71"/>
     <w:bookmarkEnd w:id="72"/>
+    <w:bookmarkEnd w:id="73"/>
     <w:sectPr/>
   </w:body>
 </w:document>

--- a/USAGE.docx
+++ b/USAGE.docx
@@ -2,7 +2,7 @@
 <file path=word/document.xml><?xml version="1.0" encoding="utf-8"?>
 <w:document xmlns:w="http://schemas.openxmlformats.org/wordprocessingml/2006/main" xmlns:m="http://schemas.openxmlformats.org/officeDocument/2006/math" xmlns:r="http://schemas.openxmlformats.org/officeDocument/2006/relationships" xmlns:o="urn:schemas-microsoft-com:office:office" xmlns:v="urn:schemas-microsoft-com:vml" xmlns:w10="urn:schemas-microsoft-com:office:word" xmlns:a="http://schemas.openxmlformats.org/drawingml/2006/main" xmlns:pic="http://schemas.openxmlformats.org/drawingml/2006/picture" xmlns:wp="http://schemas.openxmlformats.org/drawingml/2006/wordprocessingDrawing">
   <w:body>
-    <w:bookmarkStart w:id="73" w:name="usage-guide"/>
+    <w:bookmarkStart w:id="77" w:name="usage-guide"/>
     <w:p>
       <w:pPr>
         <w:pStyle w:val="Heading1"/>
@@ -5894,7 +5894,7 @@
     </w:p>
     <w:bookmarkEnd w:id="46"/>
     <w:bookmarkEnd w:id="47"/>
-    <w:bookmarkStart w:id="55" w:name="model-selection"/>
+    <w:bookmarkStart w:id="59" w:name="model-selection"/>
     <w:p>
       <w:pPr>
         <w:pStyle w:val="Heading2"/>
@@ -8416,7 +8416,7 @@
       </w:tr>
     </w:tbl>
     <w:bookmarkEnd w:id="53"/>
-    <w:bookmarkStart w:id="54" w:name="gpu-acceleration"/>
+    <w:bookmarkStart w:id="58" w:name="gpu-acceleration"/>
     <w:p>
       <w:pPr>
         <w:pStyle w:val="Heading3"/>
@@ -8443,7 +8443,50 @@
         <w:t xml:space="preserve">off by default</w:t>
       </w:r>
       <w:r>
-        <w:t xml:space="preserve">. Enable them with cargo features:</w:t>
+        <w:t xml:space="preserve"> </w:t>
+      </w:r>
+      <w:r>
+        <w:t xml:space="preserve">to keep builds fast and portable. To enable GPU acceleration, you must</w:t>
+      </w:r>
+      <w:r>
+        <w:t xml:space="preserve"> </w:t>
+      </w:r>
+      <w:r>
+        <w:rPr>
+          <w:bCs/>
+          <w:b/>
+        </w:rPr>
+        <w:t xml:space="preserve">rebuild</w:t>
+      </w:r>
+      <w:r>
+        <w:t xml:space="preserve"> </w:t>
+      </w:r>
+      <w:r>
+        <w:t xml:space="preserve">with the corresponding Cargo feature flag — just passing</w:t>
+      </w:r>
+      <w:r>
+        <w:t xml:space="preserve"> </w:t>
+      </w:r>
+      <w:r>
+        <w:rPr>
+          <w:rStyle w:val="VerbatimChar"/>
+        </w:rPr>
+        <w:t xml:space="preserve">--device cuda</w:t>
+      </w:r>
+      <w:r>
+        <w:t xml:space="preserve"> </w:t>
+      </w:r>
+      <w:r>
+        <w:t xml:space="preserve">at runtime won’t work if the binary wasn’t compiled with GPU support.</w:t>
+      </w:r>
+    </w:p>
+    <w:bookmarkStart w:id="55" w:name="nvidia-cuda"/>
+    <w:p>
+      <w:pPr>
+        <w:pStyle w:val="Heading4"/>
+      </w:pPr>
+      <w:r>
+        <w:t xml:space="preserve">NVIDIA CUDA</w:t>
       </w:r>
     </w:p>
     <w:p>
@@ -8454,7 +8497,7 @@
         <w:rPr>
           <w:rStyle w:val="CommentTok"/>
         </w:rPr>
-        <w:t xml:space="preserve"># NVIDIA CUDA:</w:t>
+        <w:t xml:space="preserve"># Build with CUDA support (one-time):</w:t>
       </w:r>
       <w:r>
         <w:br/>
@@ -8469,6 +8512,186 @@
         <w:rPr>
           <w:rStyle w:val="NormalTok"/>
         </w:rPr>
+        <w:t xml:space="preserve"> build </w:t>
+      </w:r>
+      <w:r>
+        <w:rPr>
+          <w:rStyle w:val="AttributeTok"/>
+        </w:rPr>
+        <w:t xml:space="preserve">-p</w:t>
+      </w:r>
+      <w:r>
+        <w:rPr>
+          <w:rStyle w:val="NormalTok"/>
+        </w:rPr>
+        <w:t xml:space="preserve"> graphdb-cli </w:t>
+      </w:r>
+      <w:r>
+        <w:rPr>
+          <w:rStyle w:val="AttributeTok"/>
+        </w:rPr>
+        <w:t xml:space="preserve">--features</w:t>
+      </w:r>
+      <w:r>
+        <w:rPr>
+          <w:rStyle w:val="NormalTok"/>
+        </w:rPr>
+        <w:t xml:space="preserve"> cuda </w:t>
+      </w:r>
+      <w:r>
+        <w:rPr>
+          <w:rStyle w:val="AttributeTok"/>
+        </w:rPr>
+        <w:t xml:space="preserve">--release</w:t>
+      </w:r>
+      <w:r>
+        <w:br/>
+      </w:r>
+      <w:r>
+        <w:br/>
+      </w:r>
+      <w:r>
+        <w:rPr>
+          <w:rStyle w:val="CommentTok"/>
+        </w:rPr>
+        <w:t xml:space="preserve"># Then run with --device cuda:</w:t>
+      </w:r>
+      <w:r>
+        <w:br/>
+      </w:r>
+      <w:r>
+        <w:rPr>
+          <w:rStyle w:val="ExtensionTok"/>
+        </w:rPr>
+        <w:t xml:space="preserve">./target/release/graphdb-cli</w:t>
+      </w:r>
+      <w:r>
+        <w:rPr>
+          <w:rStyle w:val="NormalTok"/>
+        </w:rPr>
+        <w:t xml:space="preserve"> </w:t>
+      </w:r>
+      <w:r>
+        <w:rPr>
+          <w:rStyle w:val="DataTypeTok"/>
+        </w:rPr>
+        <w:t xml:space="preserve">\</w:t>
+      </w:r>
+      <w:r>
+        <w:br/>
+      </w:r>
+      <w:r>
+        <w:rPr>
+          <w:rStyle w:val="NormalTok"/>
+        </w:rPr>
+        <w:t xml:space="preserve">  </w:t>
+      </w:r>
+      <w:r>
+        <w:rPr>
+          <w:rStyle w:val="AttributeTok"/>
+        </w:rPr>
+        <w:t xml:space="preserve">--device</w:t>
+      </w:r>
+      <w:r>
+        <w:rPr>
+          <w:rStyle w:val="NormalTok"/>
+        </w:rPr>
+        <w:t xml:space="preserve"> cuda </w:t>
+      </w:r>
+      <w:r>
+        <w:rPr>
+          <w:rStyle w:val="DataTypeTok"/>
+        </w:rPr>
+        <w:t xml:space="preserve">\</w:t>
+      </w:r>
+      <w:r>
+        <w:br/>
+      </w:r>
+      <w:r>
+        <w:rPr>
+          <w:rStyle w:val="NormalTok"/>
+        </w:rPr>
+        <w:t xml:space="preserve">  </w:t>
+      </w:r>
+      <w:r>
+        <w:rPr>
+          <w:rStyle w:val="AttributeTok"/>
+        </w:rPr>
+        <w:t xml:space="preserve">--model</w:t>
+      </w:r>
+      <w:r>
+        <w:rPr>
+          <w:rStyle w:val="NormalTok"/>
+        </w:rPr>
+        <w:t xml:space="preserve"> /path/to/model.gguf </w:t>
+      </w:r>
+      <w:r>
+        <w:rPr>
+          <w:rStyle w:val="DataTypeTok"/>
+        </w:rPr>
+        <w:t xml:space="preserve">\</w:t>
+      </w:r>
+      <w:r>
+        <w:br/>
+      </w:r>
+      <w:r>
+        <w:rPr>
+          <w:rStyle w:val="NormalTok"/>
+        </w:rPr>
+        <w:t xml:space="preserve">  </w:t>
+      </w:r>
+      <w:r>
+        <w:rPr>
+          <w:rStyle w:val="AttributeTok"/>
+        </w:rPr>
+        <w:t xml:space="preserve">--tokenizer</w:t>
+      </w:r>
+      <w:r>
+        <w:rPr>
+          <w:rStyle w:val="NormalTok"/>
+        </w:rPr>
+        <w:t xml:space="preserve"> /path/to/tokenizer.json </w:t>
+      </w:r>
+      <w:r>
+        <w:rPr>
+          <w:rStyle w:val="DataTypeTok"/>
+        </w:rPr>
+        <w:t xml:space="preserve">\</w:t>
+      </w:r>
+      <w:r>
+        <w:br/>
+      </w:r>
+      <w:r>
+        <w:rPr>
+          <w:rStyle w:val="NormalTok"/>
+        </w:rPr>
+        <w:t xml:space="preserve">  agent</w:t>
+      </w:r>
+      <w:r>
+        <w:br/>
+      </w:r>
+      <w:r>
+        <w:br/>
+      </w:r>
+      <w:r>
+        <w:rPr>
+          <w:rStyle w:val="CommentTok"/>
+        </w:rPr>
+        <w:t xml:space="preserve"># Or via cargo run (rebuilds if needed):</w:t>
+      </w:r>
+      <w:r>
+        <w:br/>
+      </w:r>
+      <w:r>
+        <w:rPr>
+          <w:rStyle w:val="ExtensionTok"/>
+        </w:rPr>
+        <w:t xml:space="preserve">cargo</w:t>
+      </w:r>
+      <w:r>
+        <w:rPr>
+          <w:rStyle w:val="NormalTok"/>
+        </w:rPr>
         <w:t xml:space="preserve"> run </w:t>
       </w:r>
       <w:r>
@@ -8499,6 +8722,18 @@
         <w:rPr>
           <w:rStyle w:val="AttributeTok"/>
         </w:rPr>
+        <w:t xml:space="preserve">--release</w:t>
+      </w:r>
+      <w:r>
+        <w:rPr>
+          <w:rStyle w:val="NormalTok"/>
+        </w:rPr>
+        <w:t xml:space="preserve"> </w:t>
+      </w:r>
+      <w:r>
+        <w:rPr>
+          <w:rStyle w:val="AttributeTok"/>
+        </w:rPr>
         <w:t xml:space="preserve">--</w:t>
       </w:r>
       <w:r>
@@ -8601,25 +8836,60 @@
         <w:rPr>
           <w:rStyle w:val="NormalTok"/>
         </w:rPr>
-        <w:t xml:space="preserve">  generate </w:t>
-      </w:r>
-      <w:r>
-        <w:rPr>
-          <w:rStyle w:val="StringTok"/>
-        </w:rPr>
-        <w:t xml:space="preserve">"..."</w:t>
-      </w:r>
-      <w:r>
-        <w:br/>
-      </w:r>
-      <w:r>
-        <w:br/>
-      </w:r>
+        <w:t xml:space="preserve">  agent</w:t>
+      </w:r>
+    </w:p>
+    <w:p>
+      <w:pPr>
+        <w:pStyle w:val="FirstParagraph"/>
+      </w:pPr>
+      <w:r>
+        <w:rPr>
+          <w:bCs/>
+          <w:b/>
+        </w:rPr>
+        <w:t xml:space="preserve">Requirements:</w:t>
+      </w:r>
+      <w:r>
+        <w:t xml:space="preserve"> </w:t>
+      </w:r>
+      <w:r>
+        <w:t xml:space="preserve">CUDA toolkit 11.x or 12.x, cuDNN. Install via</w:t>
+      </w:r>
+      <w:r>
+        <w:t xml:space="preserve"> </w:t>
+      </w:r>
+      <w:hyperlink r:id="rId54">
+        <w:r>
+          <w:rPr>
+            <w:rStyle w:val="Hyperlink"/>
+          </w:rPr>
+          <w:t xml:space="preserve">NVIDIA’s docs</w:t>
+        </w:r>
+      </w:hyperlink>
+      <w:r>
+        <w:t xml:space="preserve">.</w:t>
+      </w:r>
+    </w:p>
+    <w:bookmarkEnd w:id="55"/>
+    <w:bookmarkStart w:id="56" w:name="apple-metal-m1m2m3"/>
+    <w:p>
+      <w:pPr>
+        <w:pStyle w:val="Heading4"/>
+      </w:pPr>
+      <w:r>
+        <w:t xml:space="preserve">Apple Metal (M1/M2/M3)</w:t>
+      </w:r>
+    </w:p>
+    <w:p>
+      <w:pPr>
+        <w:pStyle w:val="SourceCode"/>
+      </w:pPr>
       <w:r>
         <w:rPr>
           <w:rStyle w:val="CommentTok"/>
         </w:rPr>
-        <w:t xml:space="preserve"># Apple Metal:</w:t>
+        <w:t xml:space="preserve"># Build with Metal support (one-time):</w:t>
       </w:r>
       <w:r>
         <w:br/>
@@ -8634,7 +8904,7 @@
         <w:rPr>
           <w:rStyle w:val="NormalTok"/>
         </w:rPr>
-        <w:t xml:space="preserve"> run </w:t>
+        <w:t xml:space="preserve"> build </w:t>
       </w:r>
       <w:r>
         <w:rPr>
@@ -8664,7 +8934,28 @@
         <w:rPr>
           <w:rStyle w:val="AttributeTok"/>
         </w:rPr>
-        <w:t xml:space="preserve">--</w:t>
+        <w:t xml:space="preserve">--release</w:t>
+      </w:r>
+      <w:r>
+        <w:br/>
+      </w:r>
+      <w:r>
+        <w:br/>
+      </w:r>
+      <w:r>
+        <w:rPr>
+          <w:rStyle w:val="CommentTok"/>
+        </w:rPr>
+        <w:t xml:space="preserve"># Then run with --device metal:</w:t>
+      </w:r>
+      <w:r>
+        <w:br/>
+      </w:r>
+      <w:r>
+        <w:rPr>
+          <w:rStyle w:val="ExtensionTok"/>
+        </w:rPr>
+        <w:t xml:space="preserve">./target/release/graphdb-cli</w:t>
       </w:r>
       <w:r>
         <w:rPr>
@@ -8766,13 +9057,7 @@
         <w:rPr>
           <w:rStyle w:val="NormalTok"/>
         </w:rPr>
-        <w:t xml:space="preserve">  generate </w:t>
-      </w:r>
-      <w:r>
-        <w:rPr>
-          <w:rStyle w:val="StringTok"/>
-        </w:rPr>
-        <w:t xml:space="preserve">"..."</w:t>
+        <w:t xml:space="preserve">  agent</w:t>
       </w:r>
     </w:p>
     <w:p>
@@ -8780,120 +9065,347 @@
         <w:pStyle w:val="FirstParagraph"/>
       </w:pPr>
       <w:r>
-        <w:t xml:space="preserve">Available features (per crate):</w:t>
-      </w:r>
-      <w:r>
-        <w:t xml:space="preserve"> </w:t>
-      </w:r>
-      <w:r>
-        <w:t xml:space="preserve">-</w:t>
-      </w:r>
-      <w:r>
-        <w:t xml:space="preserve"> </w:t>
-      </w:r>
-      <w:r>
-        <w:rPr>
-          <w:rStyle w:val="VerbatimChar"/>
-        </w:rPr>
-        <w:t xml:space="preserve">cuda</w:t>
-      </w:r>
-      <w:r>
-        <w:t xml:space="preserve"> </w:t>
-      </w:r>
-      <w:r>
-        <w:t xml:space="preserve">— NVIDIA GPU (via cuDNN)</w:t>
-      </w:r>
-      <w:r>
-        <w:t xml:space="preserve"> </w:t>
-      </w:r>
-      <w:r>
-        <w:t xml:space="preserve">-</w:t>
-      </w:r>
-      <w:r>
-        <w:t xml:space="preserve"> </w:t>
-      </w:r>
-      <w:r>
-        <w:rPr>
-          <w:rStyle w:val="VerbatimChar"/>
-        </w:rPr>
-        <w:t xml:space="preserve">metal</w:t>
-      </w:r>
-      <w:r>
-        <w:t xml:space="preserve"> </w:t>
-      </w:r>
-      <w:r>
-        <w:t xml:space="preserve">— Apple GPU (M1/M2/M3)</w:t>
-      </w:r>
-      <w:r>
-        <w:t xml:space="preserve"> </w:t>
-      </w:r>
-      <w:r>
-        <w:t xml:space="preserve">-</w:t>
-      </w:r>
-      <w:r>
-        <w:t xml:space="preserve"> </w:t>
-      </w:r>
-      <w:r>
-        <w:rPr>
-          <w:rStyle w:val="VerbatimChar"/>
-        </w:rPr>
-        <w:t xml:space="preserve">rocm</w:t>
-      </w:r>
-      <w:r>
-        <w:t xml:space="preserve"> </w:t>
-      </w:r>
-      <w:r>
-        <w:t xml:space="preserve">— AMD GPU (experimental)</w:t>
-      </w:r>
-      <w:r>
-        <w:t xml:space="preserve"> </w:t>
-      </w:r>
-      <w:r>
-        <w:t xml:space="preserve">-</w:t>
-      </w:r>
-      <w:r>
-        <w:t xml:space="preserve"> </w:t>
-      </w:r>
-      <w:r>
-        <w:rPr>
-          <w:rStyle w:val="VerbatimChar"/>
-        </w:rPr>
-        <w:t xml:space="preserve">mkl</w:t>
-      </w:r>
-      <w:r>
-        <w:t xml:space="preserve"> </w:t>
-      </w:r>
-      <w:r>
-        <w:t xml:space="preserve">— Intel MKL (CPU acceleration)</w:t>
-      </w:r>
-      <w:r>
-        <w:t xml:space="preserve"> </w:t>
-      </w:r>
-      <w:r>
-        <w:t xml:space="preserve">-</w:t>
-      </w:r>
-      <w:r>
-        <w:t xml:space="preserve"> </w:t>
-      </w:r>
-      <w:r>
-        <w:rPr>
-          <w:rStyle w:val="VerbatimChar"/>
-        </w:rPr>
-        <w:t xml:space="preserve">flash-attn</w:t>
-      </w:r>
-      <w:r>
-        <w:t xml:space="preserve"> </w:t>
-      </w:r>
-      <w:r>
-        <w:t xml:space="preserve">— Flash Attention 2 (CUDA only)</w:t>
-      </w:r>
-    </w:p>
-    <w:p>
-      <w:pPr>
-        <w:pStyle w:val="BodyText"/>
-      </w:pPr>
-      <w:r>
-        <w:t xml:space="preserve">Without a feature flag, everything runs on CPU.</w:t>
+        <w:rPr>
+          <w:bCs/>
+          <w:b/>
+        </w:rPr>
+        <w:t xml:space="preserve">Requirements:</w:t>
+      </w:r>
+      <w:r>
+        <w:t xml:space="preserve"> </w:t>
+      </w:r>
+      <w:r>
+        <w:t xml:space="preserve">macOS 12.3+ with Apple Silicon. No additional setup needed.</w:t>
+      </w:r>
+    </w:p>
+    <w:bookmarkEnd w:id="56"/>
+    <w:bookmarkStart w:id="57" w:name="available-features"/>
+    <w:p>
+      <w:pPr>
+        <w:pStyle w:val="Heading4"/>
+      </w:pPr>
+      <w:r>
+        <w:t xml:space="preserve">Available Features</w:t>
+      </w:r>
+    </w:p>
+    <w:tbl>
+      <w:tblPr>
+        <w:tblStyle w:val="Table"/>
+        <w:tblW w:type="auto" w:w="0"/>
+        <w:tblLook w:firstRow="1" w:lastRow="0" w:firstColumn="0" w:lastColumn="0" w:noHBand="0" w:noVBand="0" w:val="0020"/>
+      </w:tblPr>
+      <w:tblGrid>
+        <w:gridCol w:w="2640"/>
+        <w:gridCol w:w="2640"/>
+        <w:gridCol w:w="2640"/>
+      </w:tblGrid>
+      <w:tr>
+        <w:trPr>
+          <w:tblHeader w:val="true"/>
+        </w:trPr>
+        <w:tc>
+          <w:tcPr/>
+          <w:p>
+            <w:pPr>
+              <w:pStyle w:val="Compact"/>
+              <w:jc w:val="left"/>
+            </w:pPr>
+            <w:r>
+              <w:t xml:space="preserve">Feature</w:t>
+            </w:r>
+          </w:p>
+        </w:tc>
+        <w:tc>
+          <w:tcPr/>
+          <w:p>
+            <w:pPr>
+              <w:pStyle w:val="Compact"/>
+              <w:jc w:val="left"/>
+            </w:pPr>
+            <w:r>
+              <w:t xml:space="preserve">Backend</w:t>
+            </w:r>
+          </w:p>
+        </w:tc>
+        <w:tc>
+          <w:tcPr/>
+          <w:p>
+            <w:pPr>
+              <w:pStyle w:val="Compact"/>
+              <w:jc w:val="left"/>
+            </w:pPr>
+            <w:r>
+              <w:t xml:space="preserve">Notes</w:t>
+            </w:r>
+          </w:p>
+        </w:tc>
+      </w:tr>
+      <w:tr>
+        <w:tc>
+          <w:tcPr/>
+          <w:p>
+            <w:pPr>
+              <w:pStyle w:val="Compact"/>
+              <w:jc w:val="left"/>
+            </w:pPr>
+            <w:r>
+              <w:rPr>
+                <w:rStyle w:val="VerbatimChar"/>
+              </w:rPr>
+              <w:t xml:space="preserve">cuda</w:t>
+            </w:r>
+          </w:p>
+        </w:tc>
+        <w:tc>
+          <w:tcPr/>
+          <w:p>
+            <w:pPr>
+              <w:pStyle w:val="Compact"/>
+              <w:jc w:val="left"/>
+            </w:pPr>
+            <w:r>
+              <w:t xml:space="preserve">NVIDIA GPU</w:t>
+            </w:r>
+          </w:p>
+        </w:tc>
+        <w:tc>
+          <w:tcPr/>
+          <w:p>
+            <w:pPr>
+              <w:pStyle w:val="Compact"/>
+              <w:jc w:val="left"/>
+            </w:pPr>
+            <w:r>
+              <w:t xml:space="preserve">via cuDNN; requires CUDA toolkit</w:t>
+            </w:r>
+          </w:p>
+        </w:tc>
+      </w:tr>
+      <w:tr>
+        <w:tc>
+          <w:tcPr/>
+          <w:p>
+            <w:pPr>
+              <w:pStyle w:val="Compact"/>
+              <w:jc w:val="left"/>
+            </w:pPr>
+            <w:r>
+              <w:rPr>
+                <w:rStyle w:val="VerbatimChar"/>
+              </w:rPr>
+              <w:t xml:space="preserve">metal</w:t>
+            </w:r>
+          </w:p>
+        </w:tc>
+        <w:tc>
+          <w:tcPr/>
+          <w:p>
+            <w:pPr>
+              <w:pStyle w:val="Compact"/>
+              <w:jc w:val="left"/>
+            </w:pPr>
+            <w:r>
+              <w:t xml:space="preserve">Apple GPU</w:t>
+            </w:r>
+          </w:p>
+        </w:tc>
+        <w:tc>
+          <w:tcPr/>
+          <w:p>
+            <w:pPr>
+              <w:pStyle w:val="Compact"/>
+              <w:jc w:val="left"/>
+            </w:pPr>
+            <w:r>
+              <w:t xml:space="preserve">M1/M2/M3; macOS only</w:t>
+            </w:r>
+          </w:p>
+        </w:tc>
+      </w:tr>
+      <w:tr>
+        <w:tc>
+          <w:tcPr/>
+          <w:p>
+            <w:pPr>
+              <w:pStyle w:val="Compact"/>
+              <w:jc w:val="left"/>
+            </w:pPr>
+            <w:r>
+              <w:rPr>
+                <w:rStyle w:val="VerbatimChar"/>
+              </w:rPr>
+              <w:t xml:space="preserve">rocm</w:t>
+            </w:r>
+          </w:p>
+        </w:tc>
+        <w:tc>
+          <w:tcPr/>
+          <w:p>
+            <w:pPr>
+              <w:pStyle w:val="Compact"/>
+              <w:jc w:val="left"/>
+            </w:pPr>
+            <w:r>
+              <w:t xml:space="preserve">AMD GPU</w:t>
+            </w:r>
+          </w:p>
+        </w:tc>
+        <w:tc>
+          <w:tcPr/>
+          <w:p>
+            <w:pPr>
+              <w:pStyle w:val="Compact"/>
+              <w:jc w:val="left"/>
+            </w:pPr>
+            <w:r>
+              <w:t xml:space="preserve">experimental; Linux only</w:t>
+            </w:r>
+          </w:p>
+        </w:tc>
+      </w:tr>
+      <w:tr>
+        <w:tc>
+          <w:tcPr/>
+          <w:p>
+            <w:pPr>
+              <w:pStyle w:val="Compact"/>
+              <w:jc w:val="left"/>
+            </w:pPr>
+            <w:r>
+              <w:rPr>
+                <w:rStyle w:val="VerbatimChar"/>
+              </w:rPr>
+              <w:t xml:space="preserve">mkl</w:t>
+            </w:r>
+          </w:p>
+        </w:tc>
+        <w:tc>
+          <w:tcPr/>
+          <w:p>
+            <w:pPr>
+              <w:pStyle w:val="Compact"/>
+              <w:jc w:val="left"/>
+            </w:pPr>
+            <w:r>
+              <w:t xml:space="preserve">Intel MKL</w:t>
+            </w:r>
+          </w:p>
+        </w:tc>
+        <w:tc>
+          <w:tcPr/>
+          <w:p>
+            <w:pPr>
+              <w:pStyle w:val="Compact"/>
+              <w:jc w:val="left"/>
+            </w:pPr>
+            <w:r>
+              <w:t xml:space="preserve">CPU acceleration for x86</w:t>
+            </w:r>
+          </w:p>
+        </w:tc>
+      </w:tr>
+      <w:tr>
+        <w:tc>
+          <w:tcPr/>
+          <w:p>
+            <w:pPr>
+              <w:pStyle w:val="Compact"/>
+              <w:jc w:val="left"/>
+            </w:pPr>
+            <w:r>
+              <w:rPr>
+                <w:rStyle w:val="VerbatimChar"/>
+              </w:rPr>
+              <w:t xml:space="preserve">flash-attn</w:t>
+            </w:r>
+          </w:p>
+        </w:tc>
+        <w:tc>
+          <w:tcPr/>
+          <w:p>
+            <w:pPr>
+              <w:pStyle w:val="Compact"/>
+              <w:jc w:val="left"/>
+            </w:pPr>
+            <w:r>
+              <w:t xml:space="preserve">Flash Attention 2</w:t>
+            </w:r>
+          </w:p>
+        </w:tc>
+        <w:tc>
+          <w:tcPr/>
+          <w:p>
+            <w:pPr>
+              <w:pStyle w:val="Compact"/>
+              <w:jc w:val="left"/>
+            </w:pPr>
+            <w:r>
+              <w:t xml:space="preserve">CUDA only; faster attention</w:t>
+            </w:r>
+          </w:p>
+        </w:tc>
+      </w:tr>
+    </w:tbl>
+    <w:p>
+      <w:pPr>
+        <w:pStyle w:val="BlockText"/>
+      </w:pPr>
+      <w:r>
+        <w:rPr>
+          <w:bCs/>
+          <w:b/>
+        </w:rPr>
+        <w:t xml:space="preserve">Tip:</w:t>
+      </w:r>
+      <w:r>
+        <w:t xml:space="preserve"> </w:t>
+      </w:r>
+      <w:r>
+        <w:t xml:space="preserve">You can set</w:t>
+      </w:r>
+      <w:r>
+        <w:t xml:space="preserve"> </w:t>
+      </w:r>
+      <w:r>
+        <w:rPr>
+          <w:rStyle w:val="VerbatimChar"/>
+        </w:rPr>
+        <w:t xml:space="preserve">"device": "cuda"</w:t>
+      </w:r>
+      <w:r>
+        <w:t xml:space="preserve"> </w:t>
+      </w:r>
+      <w:r>
+        <w:t xml:space="preserve">in</w:t>
+      </w:r>
+      <w:r>
+        <w:t xml:space="preserve"> </w:t>
+      </w:r>
+      <w:hyperlink w:anchor="configuration-settingsjson">
+        <w:r>
+          <w:rPr>
+            <w:rStyle w:val="VerbatimChar"/>
+          </w:rPr>
+          <w:t xml:space="preserve">settings.json</w:t>
+        </w:r>
+      </w:hyperlink>
+      <w:r>
+        <w:t xml:space="preserve"> </w:t>
+      </w:r>
+      <w:r>
+        <w:t xml:space="preserve">so you never have to type the flag again — but remember the binary must still be compiled with</w:t>
+      </w:r>
+      <w:r>
+        <w:t xml:space="preserve"> </w:t>
+      </w:r>
+      <w:r>
+        <w:rPr>
+          <w:rStyle w:val="VerbatimChar"/>
+        </w:rPr>
+        <w:t xml:space="preserve">--features cuda</w:t>
+      </w:r>
+      <w:r>
+        <w:t xml:space="preserve">.</w:t>
       </w:r>
     </w:p>
     <w:p>
@@ -8903,9 +9415,10 @@
         </w:pict>
       </w:r>
     </w:p>
-    <w:bookmarkEnd w:id="54"/>
-    <w:bookmarkEnd w:id="55"/>
-    <w:bookmarkStart w:id="60" w:name="configuration-settings.json"/>
+    <w:bookmarkEnd w:id="57"/>
+    <w:bookmarkEnd w:id="58"/>
+    <w:bookmarkEnd w:id="59"/>
+    <w:bookmarkStart w:id="64" w:name="configuration-settings.json"/>
     <w:p>
       <w:pPr>
         <w:pStyle w:val="Heading2"/>
@@ -8987,7 +9500,7 @@
       <w:r>
         <w:t xml:space="preserve"> </w:t>
       </w:r>
-      <w:hyperlink r:id="rId56">
+      <w:hyperlink r:id="rId60">
         <w:r>
           <w:rPr>
             <w:rStyle w:val="VerbatimChar"/>
@@ -9181,7 +9694,7 @@
         <w:t xml:space="preserve">to see the effective configuration and where it was loaded from.</w:t>
       </w:r>
     </w:p>
-    <w:bookmarkStart w:id="57" w:name="discovery-order-precedence"/>
+    <w:bookmarkStart w:id="61" w:name="discovery-order-precedence"/>
     <w:p>
       <w:pPr>
         <w:pStyle w:val="Heading3"/>
@@ -9357,8 +9870,8 @@
         <w:t xml:space="preserve">in the file. This lets you keep a stable config file and override just one thing for a single run.</w:t>
       </w:r>
     </w:p>
-    <w:bookmarkEnd w:id="57"/>
-    <w:bookmarkStart w:id="58" w:name="full-reference"/>
+    <w:bookmarkEnd w:id="61"/>
+    <w:bookmarkStart w:id="62" w:name="full-reference"/>
     <w:p>
       <w:pPr>
         <w:pStyle w:val="Heading3"/>
@@ -10544,8 +11057,8 @@
         <w:t xml:space="preserve">with a helpful error listing valid keys (catches typos early).</w:t>
       </w:r>
     </w:p>
-    <w:bookmarkEnd w:id="58"/>
-    <w:bookmarkStart w:id="59" w:name="common-recipes"/>
+    <w:bookmarkEnd w:id="62"/>
+    <w:bookmarkStart w:id="63" w:name="common-recipes"/>
     <w:p>
       <w:pPr>
         <w:pStyle w:val="Heading3"/>
@@ -10999,9 +11512,9 @@
         </w:pict>
       </w:r>
     </w:p>
-    <w:bookmarkEnd w:id="59"/>
-    <w:bookmarkEnd w:id="60"/>
-    <w:bookmarkStart w:id="65" w:name="customizing-extending"/>
+    <w:bookmarkEnd w:id="63"/>
+    <w:bookmarkEnd w:id="64"/>
+    <w:bookmarkStart w:id="69" w:name="customizing-extending"/>
     <w:p>
       <w:pPr>
         <w:pStyle w:val="Heading2"/>
@@ -11233,7 +11746,7 @@
         </w:tc>
       </w:tr>
     </w:tbl>
-    <w:bookmarkStart w:id="61" w:name="adding-a-new-skill"/>
+    <w:bookmarkStart w:id="65" w:name="adding-a-new-skill"/>
     <w:p>
       <w:pPr>
         <w:pStyle w:val="Heading3"/>
@@ -11913,8 +12426,8 @@
         <w:t xml:space="preserve">fire on almost everything and will crowd out more precise skills.</w:t>
       </w:r>
     </w:p>
-    <w:bookmarkEnd w:id="61"/>
-    <w:bookmarkStart w:id="62" w:name="adding-a-new-tool"/>
+    <w:bookmarkEnd w:id="65"/>
+    <w:bookmarkStart w:id="66" w:name="adding-a-new-tool"/>
     <w:p>
       <w:pPr>
         <w:pStyle w:val="Heading3"/>
@@ -13318,8 +13831,8 @@
         <w:t xml:space="preserve">. If you want the same tool available to trained Needle models, add a matching entry there too.</w:t>
       </w:r>
     </w:p>
-    <w:bookmarkEnd w:id="62"/>
-    <w:bookmarkStart w:id="64" w:name="training-a-needle-model-for-a-task"/>
+    <w:bookmarkEnd w:id="66"/>
+    <w:bookmarkStart w:id="68" w:name="training-a-needle-model-for-a-task"/>
     <w:p>
       <w:pPr>
         <w:pStyle w:val="Heading3"/>
@@ -14609,7 +15122,7 @@
       <w:r>
         <w:t xml:space="preserve"> </w:t>
       </w:r>
-      <w:hyperlink r:id="rId63">
+      <w:hyperlink r:id="rId67">
         <w:r>
           <w:rPr>
             <w:rStyle w:val="VerbatimChar"/>
@@ -14727,9 +15240,9 @@
         </w:pict>
       </w:r>
     </w:p>
-    <w:bookmarkEnd w:id="64"/>
-    <w:bookmarkEnd w:id="65"/>
-    <w:bookmarkStart w:id="66" w:name="engine-selection-llm-vs.-needle"/>
+    <w:bookmarkEnd w:id="68"/>
+    <w:bookmarkEnd w:id="69"/>
+    <w:bookmarkStart w:id="70" w:name="engine-selection-llm-vs.-needle"/>
     <w:p>
       <w:pPr>
         <w:pStyle w:val="Heading2"/>
@@ -15609,8 +16122,8 @@
         </w:pict>
       </w:r>
     </w:p>
-    <w:bookmarkEnd w:id="66"/>
-    <w:bookmarkStart w:id="68" w:name="python-sdk"/>
+    <w:bookmarkEnd w:id="70"/>
+    <w:bookmarkStart w:id="72" w:name="python-sdk"/>
     <w:p>
       <w:pPr>
         <w:pStyle w:val="Heading2"/>
@@ -15792,7 +16305,7 @@
       <w:r>
         <w:t xml:space="preserve"> </w:t>
       </w:r>
-      <w:hyperlink r:id="rId67">
+      <w:hyperlink r:id="rId71">
         <w:r>
           <w:rPr>
             <w:rStyle w:val="Hyperlink"/>
@@ -15814,8 +16327,8 @@
         </w:pict>
       </w:r>
     </w:p>
-    <w:bookmarkEnd w:id="68"/>
-    <w:bookmarkStart w:id="72" w:name="further-reading"/>
+    <w:bookmarkEnd w:id="72"/>
+    <w:bookmarkStart w:id="76" w:name="further-reading"/>
     <w:p>
       <w:pPr>
         <w:pStyle w:val="Heading2"/>
@@ -15855,7 +16368,7 @@
         </w:numPr>
         <w:pStyle w:val="Compact"/>
       </w:pPr>
-      <w:hyperlink r:id="rId69">
+      <w:hyperlink r:id="rId73">
         <w:r>
           <w:rPr>
             <w:rStyle w:val="Hyperlink"/>
@@ -15901,7 +16414,7 @@
         </w:numPr>
         <w:pStyle w:val="Compact"/>
       </w:pPr>
-      <w:hyperlink r:id="rId70">
+      <w:hyperlink r:id="rId74">
         <w:r>
           <w:rPr>
             <w:rStyle w:val="Hyperlink"/>
@@ -15936,7 +16449,7 @@
         </w:numPr>
         <w:pStyle w:val="Compact"/>
       </w:pPr>
-      <w:hyperlink r:id="rId71">
+      <w:hyperlink r:id="rId75">
         <w:r>
           <w:rPr>
             <w:rStyle w:val="Hyperlink"/>
@@ -15971,7 +16484,7 @@
         </w:numPr>
         <w:pStyle w:val="Compact"/>
       </w:pPr>
-      <w:hyperlink r:id="rId56">
+      <w:hyperlink r:id="rId60">
         <w:r>
           <w:rPr>
             <w:rStyle w:val="Hyperlink"/>
@@ -16009,7 +16522,7 @@
         </w:numPr>
         <w:pStyle w:val="Compact"/>
       </w:pPr>
-      <w:hyperlink r:id="rId63">
+      <w:hyperlink r:id="rId67">
         <w:r>
           <w:rPr>
             <w:rStyle w:val="Hyperlink"/>
@@ -16198,8 +16711,8 @@
         <w:t xml:space="preserve">--help</w:t>
       </w:r>
     </w:p>
-    <w:bookmarkEnd w:id="72"/>
-    <w:bookmarkEnd w:id="73"/>
+    <w:bookmarkEnd w:id="76"/>
+    <w:bookmarkEnd w:id="77"/>
     <w:sectPr/>
   </w:body>
 </w:document>
